--- a/downloads/workbook/ai-2-week-07.docx
+++ b/downloads/workbook/ai-2-week-07.docx
@@ -1292,6 +1292,178 @@
         <w:t>Project connection: Publish the recommender’s row schema and validation results before ranking books, preserving repair provenance.</w:t>
       </w:r>
     </w:p>
+    <w:p>
+      <w:pPr>
+        <w:pStyle w:val="Heading1"/>
+      </w:pPr>
+      <w:r>
+        <w:t>19. Project portfolio milestone</w:t>
+      </w:r>
+    </w:p>
+    <w:p>
+      <w:r>
+        <w:t>Project: Transparent Book Recommender</w:t>
+      </w:r>
+    </w:p>
+    <w:p>
+      <w:r>
+        <w:t>Current milestone: Make a transparent first version. Keep a trace of how one input becomes an output; explain the rule or learned component.</w:t>
+      </w:r>
+    </w:p>
+    <w:p>
+      <w:r>
+        <w:t>Publish the recommender’s row schema and validation results before ranking books, preserving repair provenance.</w:t>
+      </w:r>
+    </w:p>
+    <w:tbl>
+      <w:tblPr>
+        <w:tblStyle w:val="LightShading-Accent1"/>
+        <w:tblW w:type="auto" w:w="0"/>
+        <w:tblLook w:firstColumn="1" w:firstRow="1" w:lastColumn="0" w:lastRow="0" w:noHBand="0" w:noVBand="1" w:val="04A0"/>
+      </w:tblPr>
+      <w:tblGrid>
+        <w:gridCol w:w="5112"/>
+        <w:gridCol w:w="5112"/>
+      </w:tblGrid>
+      <w:tr>
+        <w:trPr>
+          <w:tblHeader/>
+        </w:trPr>
+        <w:tc>
+          <w:tcPr>
+            <w:tcW w:type="dxa" w:w="5112"/>
+          </w:tcPr>
+          <w:p>
+            <w:r>
+              <w:t>Evidence to keep</w:t>
+            </w:r>
+          </w:p>
+        </w:tc>
+        <w:tc>
+          <w:tcPr>
+            <w:tcW w:type="dxa" w:w="5112"/>
+          </w:tcPr>
+          <w:p>
+            <w:r>
+              <w:t>My record</w:t>
+            </w:r>
+          </w:p>
+        </w:tc>
+      </w:tr>
+      <w:tr>
+        <w:tc>
+          <w:tcPr>
+            <w:tcW w:type="dxa" w:w="5112"/>
+          </w:tcPr>
+          <w:p>
+            <w:r>
+              <w:t>This week’s input and deciding step</w:t>
+            </w:r>
+          </w:p>
+        </w:tc>
+        <w:tc>
+          <w:tcPr>
+            <w:tcW w:type="dxa" w:w="5112"/>
+          </w:tcPr>
+          <w:p>
+            <w:r/>
+          </w:p>
+        </w:tc>
+      </w:tr>
+      <w:tr>
+        <w:tc>
+          <w:tcPr>
+            <w:tcW w:type="dxa" w:w="5112"/>
+          </w:tcPr>
+          <w:p>
+            <w:r>
+              <w:t>Prediction and actual result (or labelled paper trace)</w:t>
+            </w:r>
+          </w:p>
+        </w:tc>
+        <w:tc>
+          <w:tcPr>
+            <w:tcW w:type="dxa" w:w="5112"/>
+          </w:tcPr>
+          <w:p>
+            <w:r/>
+          </w:p>
+        </w:tc>
+      </w:tr>
+      <w:tr>
+        <w:tc>
+          <w:tcPr>
+            <w:tcW w:type="dxa" w:w="5112"/>
+          </w:tcPr>
+          <w:p>
+            <w:r>
+              <w:t>One change since the previous checkpoint and why</w:t>
+            </w:r>
+          </w:p>
+        </w:tc>
+        <w:tc>
+          <w:tcPr>
+            <w:tcW w:type="dxa" w:w="5112"/>
+          </w:tcPr>
+          <w:p>
+            <w:r/>
+          </w:p>
+        </w:tc>
+      </w:tr>
+      <w:tr>
+        <w:tc>
+          <w:tcPr>
+            <w:tcW w:type="dxa" w:w="5112"/>
+          </w:tcPr>
+          <w:p>
+            <w:r>
+              <w:t>One error or limit and the next test</w:t>
+            </w:r>
+          </w:p>
+        </w:tc>
+        <w:tc>
+          <w:tcPr>
+            <w:tcW w:type="dxa" w:w="5112"/>
+          </w:tcPr>
+          <w:p>
+            <w:r/>
+          </w:p>
+        </w:tc>
+      </w:tr>
+    </w:tbl>
+    <w:p>
+      <w:pPr>
+        <w:pStyle w:val="Heading3"/>
+      </w:pPr>
+      <w:r>
+        <w:t>Explain what this week adds to your project. Reuse last week’s record rather than starting again.</w:t>
+      </w:r>
+    </w:p>
+    <w:p>
+      <w:r>
+        <w:t>________________________________________________________________</w:t>
+      </w:r>
+    </w:p>
+    <w:p>
+      <w:r>
+        <w:t>________________________________________________________________</w:t>
+      </w:r>
+    </w:p>
+    <w:p>
+      <w:r>
+        <w:t>________________________________________________________________</w:t>
+      </w:r>
+    </w:p>
+    <w:p>
+      <w:r>
+        <w:t>________________________________________________________________</w:t>
+      </w:r>
+    </w:p>
+    <w:p>
+      <w:r>
+        <w:t>________________________________________________________________</w:t>
+      </w:r>
+    </w:p>
     <w:sectPr>
       <w:pgSz w:w="12240" w:h="15840"/>
       <w:pgMar w:top="936" w:right="1008" w:bottom="936" w:left="1008" w:header="720" w:footer="720" w:gutter="0"/>

--- a/downloads/workbook/ai-2-week-07.docx
+++ b/downloads/workbook/ai-2-week-07.docx
@@ -1464,6 +1464,253 @@
         <w:t>________________________________________________________________</w:t>
       </w:r>
     </w:p>
+    <w:p>
+      <w:pPr>
+        <w:pStyle w:val="Heading1"/>
+      </w:pPr>
+      <w:r>
+        <w:t>20. Supported practice and learning evidence</w:t>
+      </w:r>
+    </w:p>
+    <w:p>
+      <w:r>
+        <w:t>Use this supported practice once, in the browser or on paper. Keep the reserved independent assessment for a separate first attempt before teacher feedback.</w:t>
+      </w:r>
+    </w:p>
+    <w:p>
+      <w:r>
+        <w:t>A fictional approved book catalogue has three fields per row.</w:t>
+      </w:r>
+    </w:p>
+    <w:p>
+      <w:pPr>
+        <w:pStyle w:val="Heading3"/>
+      </w:pPr>
+      <w:r>
+        <w:t>Practice 1: explain the deciding evidence</w:t>
+      </w:r>
+    </w:p>
+    <w:p>
+      <w:r>
+        <w:t>Which labelled step matches this detail? Empty id fails even though its other two values have allowed types.</w:t>
+      </w:r>
+    </w:p>
+    <w:p>
+      <w:r>
+        <w:t>1. Column contract</w:t>
+      </w:r>
+    </w:p>
+    <w:p>
+      <w:r>
+        <w:t>2. Validate C</w:t>
+      </w:r>
+    </w:p>
+    <w:p>
+      <w:r>
+        <w:t>3. Validate B</w:t>
+      </w:r>
+    </w:p>
+    <w:p>
+      <w:r>
+        <w:t>4. Validate A</w:t>
+      </w:r>
+    </w:p>
+    <w:p>
+      <w:pPr>
+        <w:pStyle w:val="Heading3"/>
+      </w:pPr>
+      <w:r>
+        <w:t>My selected conclusion, deciding fact and explanation</w:t>
+      </w:r>
+    </w:p>
+    <w:p>
+      <w:r>
+        <w:t>________________________________________________________________</w:t>
+      </w:r>
+    </w:p>
+    <w:p>
+      <w:r>
+        <w:t>________________________________________________________________</w:t>
+      </w:r>
+    </w:p>
+    <w:p>
+      <w:r>
+        <w:t>________________________________________________________________</w:t>
+      </w:r>
+    </w:p>
+    <w:p>
+      <w:r>
+        <w:t>________________________________________________________________</w:t>
+      </w:r>
+    </w:p>
+    <w:p>
+      <w:r>
+        <w:t>________________________________________________________________</w:t>
+      </w:r>
+    </w:p>
+    <w:p>
+      <w:r>
+        <w:t>Hint if needed: Read the steps in the pictorial case. Match the supplied detail to the stage that performs or records it.</w:t>
+      </w:r>
+    </w:p>
+    <w:p>
+      <w:r>
+        <w:t>After your attempt, compare with the supported explanation: Validate C Empty id fails even though its other two values have allowed types. A schema makes row meanings and expected types explicit. The string "90" looks like a number when printed but does not meet this strict integer schema. A repair can be authorised later, but must not be assumed silently. Missing or empty identifiers also prevent tracing an item back to its source.</w:t>
+      </w:r>
+    </w:p>
+    <w:p>
+      <w:pPr>
+        <w:pStyle w:val="Heading3"/>
+      </w:pPr>
+      <w:r>
+        <w:t>Practice 2: explain the deciding evidence</w:t>
+      </w:r>
+    </w:p>
+    <w:p>
+      <w:r>
+        <w:t>Changed-case practice: Change B’s pages from "90" to integer 90 using an approved repair. Which conclusion is supported by the supplied facts?</w:t>
+      </w:r>
+    </w:p>
+    <w:p>
+      <w:r>
+        <w:t>1. B now satisfies the declared schema.</w:t>
+      </w:r>
+    </w:p>
+    <w:p>
+      <w:r>
+        <w:t>2. We can decide the result without examining the changed input or the procedure.</w:t>
+      </w:r>
+    </w:p>
+    <w:p>
+      <w:r>
+        <w:t>3. This one example guarantees correct results for every future input.</w:t>
+      </w:r>
+    </w:p>
+    <w:p>
+      <w:pPr>
+        <w:pStyle w:val="Heading3"/>
+      </w:pPr>
+      <w:r>
+        <w:t>My selected conclusion, deciding fact and explanation</w:t>
+      </w:r>
+    </w:p>
+    <w:p>
+      <w:r>
+        <w:t>________________________________________________________________</w:t>
+      </w:r>
+    </w:p>
+    <w:p>
+      <w:r>
+        <w:t>________________________________________________________________</w:t>
+      </w:r>
+    </w:p>
+    <w:p>
+      <w:r>
+        <w:t>________________________________________________________________</w:t>
+      </w:r>
+    </w:p>
+    <w:p>
+      <w:r>
+        <w:t>________________________________________________________________</w:t>
+      </w:r>
+    </w:p>
+    <w:p>
+      <w:r>
+        <w:t>________________________________________________________________</w:t>
+      </w:r>
+    </w:p>
+    <w:p>
+      <w:r>
+        <w:t>Hint if needed: Use the changed condition and the deciding step in the pictorial trace. The answer must say what follows from those facts.</w:t>
+      </w:r>
+    </w:p>
+    <w:p>
+      <w:r>
+        <w:t>After your attempt, compare with the supported explanation: B now satisfies the declared schema. Its id is nonempty and illustrated is Boolean; the page-type defect is removed.</w:t>
+      </w:r>
+    </w:p>
+    <w:p>
+      <w:pPr>
+        <w:pStyle w:val="Heading3"/>
+      </w:pPr>
+      <w:r>
+        <w:t>Repair a missing building block</w:t>
+      </w:r>
+    </w:p>
+    <w:p>
+      <w:r>
+        <w:t>Review Debugging Strategies (ai-2/6). Goal: Design revealing tests for a function. Short practice: Which test most directly isolates the handling of loose books, and what should it produce?. Return to this week and explain what you changed.</w:t>
+      </w:r>
+    </w:p>
+    <w:p>
+      <w:r>
+        <w:t>Review Trace Tables (ai-2/4). Goal: Trace variable values before and after each loop iteration. Short practice: Move print inside the original loop. What sequence is displayed?. Return to this week and explain what you changed.</w:t>
+      </w:r>
+    </w:p>
+    <w:p>
+      <w:r>
+        <w:t>Review Precision in Algorithms (ai-2/1). Goal: Translate a short paper calculation into a Python script. Short practice: If print(total) moves before total=total+2, what gets printed for the original input?. Return to this week and explain what you changed.</w:t>
+      </w:r>
+    </w:p>
+    <w:p>
+      <w:pPr>
+        <w:pStyle w:val="Heading3"/>
+      </w:pPr>
+      <w:r>
+        <w:t>Predict, run and debug</w:t>
+      </w:r>
+    </w:p>
+    <w:p>
+      <w:r>
+        <w:t>The browser lab lets you edit the supported Python examples already included in this lesson. Predict first, run, inspect the actual output or error, change one input, then run again. Keep code, predictions, actual results and a reasoned revision together. On paper, label your result as a trace rather than an execution.</w:t>
+      </w:r>
+    </w:p>
+    <w:p>
+      <w:pPr>
+        <w:pStyle w:val="Heading3"/>
+      </w:pPr>
+      <w:r>
+        <w:t>Keep your completed work</w:t>
+      </w:r>
+    </w:p>
+    <w:p>
+      <w:r>
+        <w:t>Use Download completed work in the hosted lesson to export your answers, reflections, practice feedback and code-run evidence. Open the HTML copy to read or print it. Drafts stay in this browser when storage is available; clear drafts on a shared device.</w:t>
+      </w:r>
+    </w:p>
+    <w:p>
+      <w:pPr>
+        <w:pStyle w:val="Heading3"/>
+      </w:pPr>
+      <w:r>
+        <w:t>What I repaired, the evidence I kept and the next test</w:t>
+      </w:r>
+    </w:p>
+    <w:p>
+      <w:r>
+        <w:t>________________________________________________________________</w:t>
+      </w:r>
+    </w:p>
+    <w:p>
+      <w:r>
+        <w:t>________________________________________________________________</w:t>
+      </w:r>
+    </w:p>
+    <w:p>
+      <w:r>
+        <w:t>________________________________________________________________</w:t>
+      </w:r>
+    </w:p>
+    <w:p>
+      <w:r>
+        <w:t>________________________________________________________________</w:t>
+      </w:r>
+    </w:p>
+    <w:p>
+      <w:r>
+        <w:t>________________________________________________________________</w:t>
+      </w:r>
+    </w:p>
     <w:sectPr>
       <w:pgSz w:w="12240" w:h="15840"/>
       <w:pgMar w:top="936" w:right="1008" w:bottom="936" w:left="1008" w:header="720" w:footer="720" w:gutter="0"/>

--- a/downloads/workbook/ai-2-week-07.docx
+++ b/downloads/workbook/ai-2-week-07.docx
@@ -30,6 +30,17 @@
     </w:p>
     <w:p>
       <w:r>
+        <w:t>Record your starting explanation for Rows Columns and Data Types before opening notes. Show any later correction separately.</w:t>
+      </w:r>
+    </w:p>
+    <w:p>
+      <w:pPr>
+        <w:spacing w:line="336" w:lineRule="auto" w:after="180"/>
+      </w:pPr>
+      <w:r>
+        <w:rPr>
+          <w:b w:val="0"/>
+        </w:rPr>
         <w:t>Try the recall before opening notes. Then use a different colour or a labelled second line to correct your explanation.</w:t>
       </w:r>
     </w:p>
@@ -42,7 +53,13 @@
       </w:r>
     </w:p>
     <w:p>
-      <w:r>
+      <w:pPr>
+        <w:spacing w:line="336" w:lineRule="auto" w:after="180"/>
+      </w:pPr>
+      <w:r>
+        <w:rPr>
+          <w:b w:val="0"/>
+        </w:rPr>
         <w:t>Without opening the old lesson, explain one key idea from Debugging Strategies. Give an example and a mistake that the idea helps you avoid.</w:t>
       </w:r>
     </w:p>
@@ -78,7 +95,13 @@
       </w:r>
     </w:p>
     <w:p>
-      <w:r>
+      <w:pPr>
+        <w:spacing w:line="336" w:lineRule="auto" w:after="180"/>
+      </w:pPr>
+      <w:r>
+        <w:rPr>
+          <w:b w:val="0"/>
+        </w:rPr>
         <w:t>Without opening the old lesson, explain one key idea from Trace Tables. Give an example and a mistake that the idea helps you avoid.</w:t>
       </w:r>
     </w:p>
@@ -114,7 +137,13 @@
       </w:r>
     </w:p>
     <w:p>
-      <w:r>
+      <w:pPr>
+        <w:spacing w:line="336" w:lineRule="auto" w:after="180"/>
+      </w:pPr>
+      <w:r>
+        <w:rPr>
+          <w:b w:val="0"/>
+        </w:rPr>
         <w:t>Without opening the old lesson, explain one key idea from Precision in Algorithms. Give an example and a mistake that the idea helps you avoid.</w:t>
       </w:r>
     </w:p>
@@ -151,7 +180,42 @@
     </w:p>
     <w:p>
       <w:r>
-        <w:t>Use W2: Classify records for Rows columns and schemas. Record the answer once; the lesson and workbook refer to the same attempt.</w:t>
+        <w:t>Complete the supported Rows Columns and Data Types trace and record the first step you can explain without help.</w:t>
+      </w:r>
+    </w:p>
+    <w:p>
+      <w:pPr>
+        <w:spacing w:line="336" w:lineRule="auto" w:after="180"/>
+      </w:pPr>
+      <w:r>
+        <w:rPr>
+          <w:b w:val="0"/>
+        </w:rPr>
+        <w:t xml:space="preserve">Use W2: Classify records for Rows </w:t>
+      </w:r>
+      <w:r>
+        <w:rPr>
+          <w:b/>
+        </w:rPr>
+        <w:t>column</w:t>
+      </w:r>
+      <w:r>
+        <w:rPr>
+          <w:b w:val="0"/>
+        </w:rPr>
+        <w:t xml:space="preserve">s and </w:t>
+      </w:r>
+      <w:r>
+        <w:rPr>
+          <w:b/>
+        </w:rPr>
+        <w:t>schema</w:t>
+      </w:r>
+      <w:r>
+        <w:rPr>
+          <w:b w:val="0"/>
+        </w:rPr>
+        <w:t>s. Record the answer once; the lesson and workbook refer to the same attempt.</w:t>
       </w:r>
     </w:p>
     <w:tbl>
@@ -279,7 +343,53 @@
     </w:p>
     <w:p>
       <w:r>
-        <w:t>Use the worked case for Rows columns and schemas. Proposed explanation: “A successful run proves the conclusion”. Decide whether this explanation is supported. Point to the step or supplied fact that decides; explain your repair if needed.</w:t>
+        <w:t>Check the proposed Rows Columns and Data Types explanation against the supplied facts before discussing it.</w:t>
+      </w:r>
+    </w:p>
+    <w:p>
+      <w:pPr>
+        <w:spacing w:line="336" w:lineRule="auto" w:after="180"/>
+      </w:pPr>
+      <w:r>
+        <w:rPr>
+          <w:b w:val="0"/>
+        </w:rPr>
+        <w:t xml:space="preserve">Use the worked case for Rows </w:t>
+      </w:r>
+      <w:r>
+        <w:rPr>
+          <w:b/>
+        </w:rPr>
+        <w:t>column</w:t>
+      </w:r>
+      <w:r>
+        <w:rPr>
+          <w:b w:val="0"/>
+        </w:rPr>
+        <w:t xml:space="preserve">s and </w:t>
+      </w:r>
+      <w:r>
+        <w:rPr>
+          <w:b/>
+        </w:rPr>
+        <w:t>schema</w:t>
+      </w:r>
+      <w:r>
+        <w:rPr>
+          <w:b w:val="0"/>
+        </w:rPr>
+        <w:t>s. Proposed explanation: “A successful run proves the conclusion”. Decide whether this explanation is supported.</w:t>
+      </w:r>
+    </w:p>
+    <w:p>
+      <w:pPr>
+        <w:spacing w:line="336" w:lineRule="auto" w:after="180"/>
+      </w:pPr>
+      <w:r>
+        <w:rPr>
+          <w:b w:val="0"/>
+        </w:rPr>
+        <w:t>Point to the step or supplied fact that decides; explain your repair if needed.</w:t>
       </w:r>
     </w:p>
     <w:p>
@@ -319,6 +429,11 @@
       </w:r>
     </w:p>
     <w:p>
+      <w:r>
+        <w:t>Write one first attempt at the reserved independent case before feedback. Repeated copies of that case refer to the same recorded attempt.</w:t>
+      </w:r>
+    </w:p>
+    <w:p>
       <w:pPr>
         <w:pStyle w:val="Heading3"/>
       </w:pPr>
@@ -327,7 +442,13 @@
       </w:r>
     </w:p>
     <w:p>
-      <w:r>
+      <w:pPr>
+        <w:spacing w:line="336" w:lineRule="auto" w:after="180"/>
+      </w:pPr>
+      <w:r>
+        <w:rPr>
+          <w:b w:val="0"/>
+        </w:rPr>
         <w:t>For a fictional shelf audit, define label and book_count fields. Require a nonempty text label and an integer count from 0 to 40. Give two valid and two invalid records with reasons.</w:t>
       </w:r>
     </w:p>
@@ -375,7 +496,13 @@
       </w:r>
     </w:p>
     <w:p>
-      <w:r>
+      <w:pPr>
+        <w:spacing w:line="336" w:lineRule="auto" w:after="180"/>
+      </w:pPr>
+      <w:r>
+        <w:rPr>
+          <w:b w:val="0"/>
+        </w:rPr>
         <w:t>Attempt this case before feedback. Record any help. Earlier examples below are further practice; a case already practised with feedback cannot establish fresh transfer.</w:t>
       </w:r>
     </w:p>
@@ -389,7 +516,30 @@
     </w:p>
     <w:p>
       <w:r>
-        <w:t>A row contains title='Sky', pages='120', available='false'. Explain why treating nonempty text as true can misread availability. Propose explicit conversions and a rejected-input case.</w:t>
+        <w:t>Connect the Rows Columns and Data Types target to a trace and a justified conclusion.</w:t>
+      </w:r>
+    </w:p>
+    <w:p>
+      <w:pPr>
+        <w:spacing w:line="336" w:lineRule="auto" w:after="180"/>
+      </w:pPr>
+      <w:r>
+        <w:rPr>
+          <w:b w:val="0"/>
+        </w:rPr>
+        <w:t>A row contains title='Sky', pages='120', available='false'. Explain why treating nonempty text as true can misread availability. Propose explicit conversions and a rejected-</w:t>
+      </w:r>
+      <w:r>
+        <w:rPr>
+          <w:b/>
+        </w:rPr>
+        <w:t>input</w:t>
+      </w:r>
+      <w:r>
+        <w:rPr>
+          <w:b w:val="0"/>
+        </w:rPr>
+        <w:t xml:space="preserve"> case.</w:t>
       </w:r>
     </w:p>
     <w:p>
@@ -402,17 +552,58 @@
     </w:p>
     <w:p>
       <w:r>
+        <w:t>Solve the supplied Rows Columns and Data Types case and show the deciding evidence.</w:t>
+      </w:r>
+    </w:p>
+    <w:p>
+      <w:pPr>
+        <w:spacing w:line="336" w:lineRule="auto" w:after="180"/>
+      </w:pPr>
+      <w:r>
+        <w:rPr>
+          <w:b w:val="0"/>
+        </w:rPr>
         <w:t>Fields are Title, Pages and Borrowed; a row contains River, ninety and yes.</w:t>
       </w:r>
     </w:p>
     <w:p>
-      <w:r>
-        <w:t>Assign intended types and a repair.</w:t>
-      </w:r>
-    </w:p>
-    <w:p>
-      <w:r>
-        <w:t>Show your trace, calculation or evidence</w:t>
+      <w:pPr>
+        <w:spacing w:line="336" w:lineRule="auto" w:after="180"/>
+      </w:pPr>
+      <w:r>
+        <w:rPr>
+          <w:b w:val="0"/>
+        </w:rPr>
+        <w:t xml:space="preserve">Assign intended </w:t>
+      </w:r>
+      <w:r>
+        <w:rPr>
+          <w:b/>
+        </w:rPr>
+        <w:t>type</w:t>
+      </w:r>
+      <w:r>
+        <w:rPr>
+          <w:b w:val="0"/>
+        </w:rPr>
+        <w:t>s and a repair.</w:t>
+      </w:r>
+    </w:p>
+    <w:p>
+      <w:pPr>
+        <w:spacing w:line="336" w:lineRule="auto" w:after="180"/>
+      </w:pPr>
+      <w:r>
+        <w:rPr>
+          <w:b w:val="0"/>
+        </w:rPr>
+        <w:t xml:space="preserve">Show your trace, calculation or </w:t>
+      </w:r>
+      <w:r>
+        <w:rPr>
+          <w:b/>
+        </w:rPr>
+        <w:t>evidence</w:t>
       </w:r>
     </w:p>
     <w:p>
@@ -458,11 +649,40 @@
     </w:p>
     <w:p>
       <w:r>
-        <w:t>A table row is book_id B7, pages 84, available true. Name the type of each field and explain why pages stored as eighty-four complicates calculation.</w:t>
-      </w:r>
-    </w:p>
-    <w:p>
-      <w:r>
+        <w:t>Apply the procedure to the changed case and record why the conclusion follows.</w:t>
+      </w:r>
+    </w:p>
+    <w:p>
+      <w:pPr>
+        <w:spacing w:line="336" w:lineRule="auto" w:after="180"/>
+      </w:pPr>
+      <w:r>
+        <w:rPr>
+          <w:b w:val="0"/>
+        </w:rPr>
+        <w:t xml:space="preserve">A table row is book_id B7, pages 84, available true. Name the </w:t>
+      </w:r>
+      <w:r>
+        <w:rPr>
+          <w:b/>
+        </w:rPr>
+        <w:t>type</w:t>
+      </w:r>
+      <w:r>
+        <w:rPr>
+          <w:b w:val="0"/>
+        </w:rPr>
+        <w:t xml:space="preserve"> of each field and explain why pages stored as eighty-four complicates calculation.</w:t>
+      </w:r>
+    </w:p>
+    <w:p>
+      <w:pPr>
+        <w:spacing w:line="336" w:lineRule="auto" w:after="180"/>
+      </w:pPr>
+      <w:r>
+        <w:rPr>
+          <w:b w:val="0"/>
+        </w:rPr>
         <w:t>My independent answer and reason</w:t>
       </w:r>
     </w:p>
@@ -517,7 +737,30 @@
     </w:p>
     <w:p>
       <w:r>
-        <w:t>Create a changed input, boundary case or missing-information case. Write the expected answer or safe response before testing.</w:t>
+        <w:t>Specify a changed input, expected result and observation separately.</w:t>
+      </w:r>
+    </w:p>
+    <w:p>
+      <w:pPr>
+        <w:spacing w:line="336" w:lineRule="auto" w:after="180"/>
+      </w:pPr>
+      <w:r>
+        <w:rPr>
+          <w:b w:val="0"/>
+        </w:rPr>
+        <w:t xml:space="preserve">Create a changed </w:t>
+      </w:r>
+      <w:r>
+        <w:rPr>
+          <w:b/>
+        </w:rPr>
+        <w:t>input</w:t>
+      </w:r>
+      <w:r>
+        <w:rPr>
+          <w:b w:val="0"/>
+        </w:rPr>
+        <w:t>, boundary case or missing-information case. Write the expected answer or safe response before testing.</w:t>
       </w:r>
     </w:p>
     <w:tbl>
@@ -646,12 +889,41 @@
     </w:p>
     <w:p>
       <w:r>
+        <w:t>Justify what Rows Columns and Data Types adds to Transparent Book Recommender and keep the evidence.</w:t>
+      </w:r>
+    </w:p>
+    <w:p>
+      <w:pPr>
+        <w:spacing w:line="336" w:lineRule="auto" w:after="180"/>
+      </w:pPr>
+      <w:r>
+        <w:rPr>
+          <w:b w:val="0"/>
+        </w:rPr>
         <w:t>Store one book per row and keep reader preferences in a separate record.</w:t>
       </w:r>
     </w:p>
     <w:p>
-      <w:r>
-        <w:t>The project change and evidence I will keep</w:t>
+      <w:pPr>
+        <w:spacing w:line="336" w:lineRule="auto" w:after="180"/>
+      </w:pPr>
+      <w:r>
+        <w:rPr>
+          <w:b w:val="0"/>
+        </w:rPr>
+        <w:t xml:space="preserve">The project change and </w:t>
+      </w:r>
+      <w:r>
+        <w:rPr>
+          <w:b/>
+        </w:rPr>
+        <w:t>evidence</w:t>
+      </w:r>
+      <w:r>
+        <w:rPr>
+          <w:b w:val="0"/>
+        </w:rPr>
+        <w:t xml:space="preserve"> I will keep</w:t>
       </w:r>
     </w:p>
     <w:p>
@@ -697,11 +969,54 @@
     </w:p>
     <w:p>
       <w:r>
-        <w:t>I can explain the mechanism. I can show evidence. I can handle a changed case. I can name a limit. Mark each as not yet, with help or independently, and attach supporting work.</w:t>
-      </w:r>
-    </w:p>
-    <w:p>
-      <w:r>
+        <w:t>Judge explanation, evidence, transfer and limits separately; attach the work behind your judgement.</w:t>
+      </w:r>
+    </w:p>
+    <w:p>
+      <w:pPr>
+        <w:pStyle w:val="ListBullet"/>
+      </w:pPr>
+      <w:r>
+        <w:t>I can explain the mechanism.</w:t>
+      </w:r>
+    </w:p>
+    <w:p>
+      <w:pPr>
+        <w:pStyle w:val="ListBullet"/>
+      </w:pPr>
+      <w:r>
+        <w:t>I can show evidence.</w:t>
+      </w:r>
+    </w:p>
+    <w:p>
+      <w:pPr>
+        <w:pStyle w:val="ListBullet"/>
+      </w:pPr>
+      <w:r>
+        <w:t>I can handle a changed case.</w:t>
+      </w:r>
+    </w:p>
+    <w:p>
+      <w:pPr>
+        <w:pStyle w:val="ListBullet"/>
+      </w:pPr>
+      <w:r>
+        <w:t>I can name a limit.</w:t>
+      </w:r>
+    </w:p>
+    <w:p>
+      <w:r>
+        <w:t>Mark each as not yet, with help or independently, and attach supporting work.</w:t>
+      </w:r>
+    </w:p>
+    <w:p>
+      <w:pPr>
+        <w:spacing w:line="336" w:lineRule="auto" w:after="180"/>
+      </w:pPr>
+      <w:r>
+        <w:rPr>
+          <w:b w:val="0"/>
+        </w:rPr>
         <w:t>Teacher review ____________________  Next step ____________________</w:t>
       </w:r>
     </w:p>
@@ -715,7 +1030,30 @@
     </w:p>
     <w:p>
       <w:r>
-        <w:t>A row contains title='Sky', pages='120', available='false'. Explain why treating nonempty text as true can misread availability. Propose explicit conversions and a rejected-input case.</w:t>
+        <w:t>Use this earlier case as transfer practice. A case already discussed with feedback is not fresh assessment evidence.</w:t>
+      </w:r>
+    </w:p>
+    <w:p>
+      <w:pPr>
+        <w:spacing w:line="336" w:lineRule="auto" w:after="180"/>
+      </w:pPr>
+      <w:r>
+        <w:rPr>
+          <w:b w:val="0"/>
+        </w:rPr>
+        <w:t>A row contains title='Sky', pages='120', available='false'. Explain why treating nonempty text as true can misread availability. Propose explicit conversions and a rejected-</w:t>
+      </w:r>
+      <w:r>
+        <w:rPr>
+          <w:b/>
+        </w:rPr>
+        <w:t>input</w:t>
+      </w:r>
+      <w:r>
+        <w:rPr>
+          <w:b w:val="0"/>
+        </w:rPr>
+        <w:t xml:space="preserve"> case.</w:t>
       </w:r>
     </w:p>
     <w:p>
@@ -762,7 +1100,13 @@
       </w:r>
     </w:p>
     <w:p>
-      <w:r>
+      <w:pPr>
+        <w:spacing w:line="336" w:lineRule="auto" w:after="180"/>
+      </w:pPr>
+      <w:r>
+        <w:rPr>
+          <w:b w:val="0"/>
+        </w:rPr>
         <w:t>Record support used: none, hint or teacher explanation.</w:t>
       </w:r>
     </w:p>
@@ -776,7 +1120,30 @@
     </w:p>
     <w:p>
       <w:r>
-        <w:t>List the required fields, types and duration boundaries for the worked table.</w:t>
+        <w:t>State a schema. Apply the supplied Rows Columns and Data Types facts and keep your reasoning.</w:t>
+      </w:r>
+    </w:p>
+    <w:p>
+      <w:pPr>
+        <w:spacing w:line="336" w:lineRule="auto" w:after="180"/>
+      </w:pPr>
+      <w:r>
+        <w:rPr>
+          <w:b w:val="0"/>
+        </w:rPr>
+        <w:t xml:space="preserve">List the required fields, </w:t>
+      </w:r>
+      <w:r>
+        <w:rPr>
+          <w:b/>
+        </w:rPr>
+        <w:t>type</w:t>
+      </w:r>
+      <w:r>
+        <w:rPr>
+          <w:b w:val="0"/>
+        </w:rPr>
+        <w:t>s and duration boundaries for the worked table.</w:t>
       </w:r>
     </w:p>
     <w:p>
@@ -827,7 +1194,30 @@
     </w:p>
     <w:p>
       <w:r>
-        <w:t>Classify minutes values 0, 60, -1 and 61 under this schema.</w:t>
+        <w:t>Classify records. Apply the supplied Rows Columns and Data Types facts and keep your reasoning.</w:t>
+      </w:r>
+    </w:p>
+    <w:p>
+      <w:pPr>
+        <w:spacing w:line="336" w:lineRule="auto" w:after="180"/>
+      </w:pPr>
+      <w:r>
+        <w:rPr>
+          <w:b w:val="0"/>
+        </w:rPr>
+        <w:t xml:space="preserve">Classify minutes values 0, 60, -1 and 61 under this </w:t>
+      </w:r>
+      <w:r>
+        <w:rPr>
+          <w:b/>
+        </w:rPr>
+        <w:t>schema</w:t>
+      </w:r>
+      <w:r>
+        <w:rPr>
+          <w:b w:val="0"/>
+        </w:rPr>
+        <w:t>.</w:t>
       </w:r>
     </w:p>
     <w:p>
@@ -878,6 +1268,17 @@
     </w:p>
     <w:p>
       <w:r>
+        <w:t>Repair a unit problem. Apply the supplied Rows Columns and Data Types facts and keep your reasoning.</w:t>
+      </w:r>
+    </w:p>
+    <w:p>
+      <w:pPr>
+        <w:spacing w:line="336" w:lineRule="auto" w:after="180"/>
+      </w:pPr>
+      <w:r>
+        <w:rPr>
+          <w:b w:val="0"/>
+        </w:rPr>
         <w:t>A source says 180 seconds but the row says minutes: 180. Give a documented correction.</w:t>
       </w:r>
     </w:p>
@@ -929,6 +1330,17 @@
     </w:p>
     <w:p>
       <w:r>
+        <w:t>Attempt before feedback. If this repeats the selected independent case, reuse that first attempt; otherwise keep a separate record. Design a schema independently. Apply the supplied Rows Columns and Data Types facts and keep your reasoning.</w:t>
+      </w:r>
+    </w:p>
+    <w:p>
+      <w:pPr>
+        <w:spacing w:line="336" w:lineRule="auto" w:after="180"/>
+      </w:pPr>
+      <w:r>
+        <w:rPr>
+          <w:b w:val="0"/>
+        </w:rPr>
         <w:t>For a fictional shelf audit, define label and book_count fields. Require a nonempty text label and an integer count from 0 to 40. Give two valid and two invalid records with reasons.</w:t>
       </w:r>
     </w:p>
@@ -990,7 +1402,31 @@
     </w:p>
     <w:p>
       <w:r>
-        <w:t>A row says Reading, 12 and passes. Does that establish the session really lasted 12 minutes?</w:t>
+        <w:t>Separate validity and truth. Apply the supplied Rows Columns and Data Types facts and keep your reasoning.</w:t>
+      </w:r>
+    </w:p>
+    <w:p>
+      <w:pPr>
+        <w:spacing w:line="336" w:lineRule="auto" w:after="180"/>
+        <w:shd w:fill="F5F1FB"/>
+      </w:pPr>
+      <w:r>
+        <w:rPr>
+          <w:b w:val="0"/>
+        </w:rPr>
+        <w:t xml:space="preserve">A row says Reading, 12 and passes. Does that establish the session really lasted </w:t>
+      </w:r>
+      <w:r>
+        <w:rPr>
+          <w:b/>
+        </w:rPr>
+        <w:t>12 minutes</w:t>
+      </w:r>
+      <w:r>
+        <w:rPr>
+          <w:b w:val="0"/>
+        </w:rPr>
+        <w:t>?</w:t>
       </w:r>
     </w:p>
     <w:p>
@@ -1037,6 +1473,11 @@
       </w:pPr>
       <w:r>
         <w:t>17. Feedback, return check and learning record</w:t>
+      </w:r>
+    </w:p>
+    <w:p>
+      <w:r>
+        <w:t>Record the first repaired step and a different case to revisit after a delay.</w:t>
       </w:r>
     </w:p>
     <w:tbl>
@@ -1176,7 +1617,13 @@
       </w:tr>
     </w:tbl>
     <w:p>
-      <w:r>
+      <w:pPr>
+        <w:spacing w:line="336" w:lineRule="auto" w:after="180"/>
+      </w:pPr>
+      <w:r>
+        <w:rPr>
+          <w:b w:val="0"/>
+        </w:rPr>
         <w:t>Revisit this idea with your teacher after a delay. Familiarity is different from explaining and using it on a changed case.</w:t>
       </w:r>
     </w:p>
@@ -1190,16 +1637,45 @@
     </w:p>
     <w:p>
       <w:r>
+        <w:t>A fictional approved book catalogue has three fields per row. Explain the labelled step before checking the changed condition.</w:t>
+      </w:r>
+    </w:p>
+    <w:p>
+      <w:pPr>
+        <w:spacing w:line="336" w:lineRule="auto" w:after="180"/>
+      </w:pPr>
+      <w:r>
+        <w:rPr>
+          <w:b w:val="0"/>
+        </w:rPr>
         <w:t>A fictional approved book catalogue has three fields per row.</w:t>
       </w:r>
     </w:p>
     <w:p>
-      <w:r>
-        <w:t>Schema: id is nonempty text; pages is an integer 1–300; illustrated is Boolean True or False.</w:t>
-      </w:r>
-    </w:p>
-    <w:p>
-      <w:r>
+      <w:pPr>
+        <w:spacing w:line="336" w:lineRule="auto" w:after="180"/>
+      </w:pPr>
+      <w:r>
+        <w:rPr>
+          <w:b/>
+        </w:rPr>
+        <w:t>Schema</w:t>
+      </w:r>
+      <w:r>
+        <w:rPr>
+          <w:b w:val="0"/>
+        </w:rPr>
+        <w:t>: id is nonempty text; pages is an integer 1–300; illustrated is Boolean True or False.</w:t>
+      </w:r>
+    </w:p>
+    <w:p>
+      <w:pPr>
+        <w:spacing w:line="336" w:lineRule="auto" w:after="180"/>
+      </w:pPr>
+      <w:r>
+        <w:rPr>
+          <w:b w:val="0"/>
+        </w:rPr>
         <w:t>Rows A={id:"B7",pages:90,illustrated:True}; B={id:"B8",pages:"90",illustrated:False}; C={id:"",pages:80,illustrated:True}.</w:t>
       </w:r>
     </w:p>
@@ -1240,7 +1716,14 @@
       </w:r>
     </w:p>
     <w:p>
-      <w:r>
+      <w:pPr>
+        <w:spacing w:line="336" w:lineRule="auto" w:after="180"/>
+        <w:shd w:fill="F5F1FB"/>
+      </w:pPr>
+      <w:r>
+        <w:rPr>
+          <w:b w:val="0"/>
+        </w:rPr>
         <w:t>Which two rows originally fail, and do they fail for the same reason?</w:t>
       </w:r>
     </w:p>
@@ -1283,13 +1766,58 @@
       </w:r>
     </w:p>
     <w:p>
-      <w:r>
-        <w:t>Support used: alone / hint / worked example. This record is practice evidence.</w:t>
-      </w:r>
-    </w:p>
-    <w:p>
-      <w:r>
-        <w:t>Project connection: Publish the recommender’s row schema and validation results before ranking books, preserving repair provenance.</w:t>
+      <w:pPr>
+        <w:pStyle w:val="Heading3"/>
+      </w:pPr>
+      <w:r>
+        <w:t>Record the help used</w:t>
+      </w:r>
+    </w:p>
+    <w:p>
+      <w:pPr>
+        <w:spacing w:line="336" w:lineRule="auto" w:after="180"/>
+        <w:shd w:fill="F1F6F8"/>
+      </w:pPr>
+      <w:r>
+        <w:rPr>
+          <w:b w:val="0"/>
+        </w:rPr>
+        <w:t xml:space="preserve">Support used: alone / hint / worked example. This record is practice </w:t>
+      </w:r>
+      <w:r>
+        <w:rPr>
+          <w:b/>
+        </w:rPr>
+        <w:t>evidence</w:t>
+      </w:r>
+      <w:r>
+        <w:rPr>
+          <w:b w:val="0"/>
+        </w:rPr>
+        <w:t>.</w:t>
+      </w:r>
+    </w:p>
+    <w:p>
+      <w:pPr>
+        <w:spacing w:line="336" w:lineRule="auto" w:after="180"/>
+      </w:pPr>
+      <w:r>
+        <w:rPr>
+          <w:b w:val="0"/>
+        </w:rPr>
+        <w:t xml:space="preserve">Project connection: Publish the recommender’s row </w:t>
+      </w:r>
+      <w:r>
+        <w:rPr>
+          <w:b/>
+        </w:rPr>
+        <w:t>schema</w:t>
+      </w:r>
+      <w:r>
+        <w:rPr>
+          <w:b w:val="0"/>
+        </w:rPr>
+        <w:t xml:space="preserve"> and validation results before ranking books, preserving repair provenance.</w:t>
       </w:r>
     </w:p>
     <w:p>
@@ -1302,17 +1830,76 @@
     </w:p>
     <w:p>
       <w:r>
+        <w:t>Keep this week’s input, deciding step, result and limit together in the Transparent Book Recommender record.</w:t>
+      </w:r>
+    </w:p>
+    <w:p>
+      <w:pPr>
+        <w:spacing w:line="336" w:lineRule="auto" w:after="180"/>
+      </w:pPr>
+      <w:r>
+        <w:rPr>
+          <w:b w:val="0"/>
+        </w:rPr>
         <w:t>Project: Transparent Book Recommender</w:t>
       </w:r>
     </w:p>
     <w:p>
-      <w:r>
-        <w:t>Current milestone: Make a transparent first version. Keep a trace of how one input becomes an output; explain the rule or learned component.</w:t>
-      </w:r>
-    </w:p>
-    <w:p>
-      <w:r>
-        <w:t>Publish the recommender’s row schema and validation results before ranking books, preserving repair provenance.</w:t>
+      <w:pPr>
+        <w:spacing w:line="336" w:lineRule="auto" w:after="180"/>
+      </w:pPr>
+      <w:r>
+        <w:rPr>
+          <w:b w:val="0"/>
+        </w:rPr>
+        <w:t xml:space="preserve">Current milestone: Make a transparent first version. Keep a trace of how one </w:t>
+      </w:r>
+      <w:r>
+        <w:rPr>
+          <w:b/>
+        </w:rPr>
+        <w:t>input</w:t>
+      </w:r>
+      <w:r>
+        <w:rPr>
+          <w:b w:val="0"/>
+        </w:rPr>
+        <w:t xml:space="preserve"> becomes an </w:t>
+      </w:r>
+      <w:r>
+        <w:rPr>
+          <w:b/>
+        </w:rPr>
+        <w:t>output</w:t>
+      </w:r>
+      <w:r>
+        <w:rPr>
+          <w:b w:val="0"/>
+        </w:rPr>
+        <w:t>; explain the rule or learned component.</w:t>
+      </w:r>
+    </w:p>
+    <w:p>
+      <w:pPr>
+        <w:spacing w:line="336" w:lineRule="auto" w:after="180"/>
+      </w:pPr>
+      <w:r>
+        <w:rPr>
+          <w:b w:val="0"/>
+        </w:rPr>
+        <w:t xml:space="preserve">Publish the recommender’s row </w:t>
+      </w:r>
+      <w:r>
+        <w:rPr>
+          <w:b/>
+        </w:rPr>
+        <w:t>schema</w:t>
+      </w:r>
+      <w:r>
+        <w:rPr>
+          <w:b w:val="0"/>
+        </w:rPr>
+        <w:t xml:space="preserve"> and validation results before ranking books, preserving repair provenance.</w:t>
       </w:r>
     </w:p>
     <w:tbl>
@@ -1474,11 +2061,28 @@
     </w:p>
     <w:p>
       <w:r>
+        <w:t>Try the supported questions before comparing with hints and feedback. Record what you repaired and the evidence you retained.</w:t>
+      </w:r>
+    </w:p>
+    <w:p>
+      <w:pPr>
+        <w:spacing w:line="336" w:lineRule="auto" w:after="180"/>
+      </w:pPr>
+      <w:r>
+        <w:rPr>
+          <w:b w:val="0"/>
+        </w:rPr>
         <w:t>Use this supported practice once, in the browser or on paper. Keep the reserved independent assessment for a separate first attempt before teacher feedback.</w:t>
       </w:r>
     </w:p>
     <w:p>
-      <w:r>
+      <w:pPr>
+        <w:spacing w:line="336" w:lineRule="auto" w:after="180"/>
+      </w:pPr>
+      <w:r>
+        <w:rPr>
+          <w:b w:val="0"/>
+        </w:rPr>
         <w:t>A fictional approved book catalogue has three fields per row.</w:t>
       </w:r>
     </w:p>
@@ -1491,27 +2095,85 @@
       </w:r>
     </w:p>
     <w:p>
-      <w:r>
-        <w:t>Which labelled step matches this detail? Empty id fails even though its other two values have allowed types.</w:t>
-      </w:r>
-    </w:p>
-    <w:p>
-      <w:r>
-        <w:t>1. Column contract</w:t>
-      </w:r>
-    </w:p>
-    <w:p>
-      <w:r>
+      <w:pPr>
+        <w:spacing w:line="336" w:lineRule="auto" w:after="180"/>
+      </w:pPr>
+      <w:r>
+        <w:rPr>
+          <w:b w:val="0"/>
+        </w:rPr>
+        <w:t xml:space="preserve">Which labelled step matches this detail? Empty id fails even though its other two values have allowed </w:t>
+      </w:r>
+      <w:r>
+        <w:rPr>
+          <w:b/>
+        </w:rPr>
+        <w:t>type</w:t>
+      </w:r>
+      <w:r>
+        <w:rPr>
+          <w:b w:val="0"/>
+        </w:rPr>
+        <w:t>s.</w:t>
+      </w:r>
+    </w:p>
+    <w:p>
+      <w:pPr>
+        <w:spacing w:line="336" w:lineRule="auto" w:after="180"/>
+        <w:shd w:fill="F4F9FC"/>
+      </w:pPr>
+      <w:r>
+        <w:rPr>
+          <w:b w:val="0"/>
+        </w:rPr>
+        <w:t xml:space="preserve">1. </w:t>
+      </w:r>
+      <w:r>
+        <w:rPr>
+          <w:b/>
+        </w:rPr>
+        <w:t>Column</w:t>
+      </w:r>
+      <w:r>
+        <w:rPr>
+          <w:b w:val="0"/>
+        </w:rPr>
+        <w:t xml:space="preserve"> contract</w:t>
+      </w:r>
+    </w:p>
+    <w:p>
+      <w:pPr>
+        <w:spacing w:line="336" w:lineRule="auto" w:after="180"/>
+        <w:shd w:fill="F4F9FC"/>
+      </w:pPr>
+      <w:r>
+        <w:rPr>
+          <w:b w:val="0"/>
+        </w:rPr>
         <w:t>2. Validate C</w:t>
       </w:r>
     </w:p>
     <w:p>
-      <w:r>
+      <w:pPr>
+        <w:spacing w:line="336" w:lineRule="auto" w:after="180"/>
+        <w:shd w:fill="F4F9FC"/>
+      </w:pPr>
+      <w:r>
+        <w:rPr>
+          <w:b w:val="0"/>
+        </w:rPr>
         <w:t>3. Validate B</w:t>
       </w:r>
     </w:p>
     <w:p>
-      <w:r>
+      <w:pPr>
+        <w:spacing w:line="336" w:lineRule="auto" w:after="180"/>
+        <w:shd w:fill="F4F9FC"/>
+      </w:pPr>
+      <w:r>
+        <w:rPr>
+          <w:b w:val="0"/>
+        </w:rPr>
         <w:t>4. Validate A</w:t>
       </w:r>
     </w:p>
@@ -1549,41 +2211,215 @@
       </w:r>
     </w:p>
     <w:p>
-      <w:r>
+      <w:pPr>
+        <w:pStyle w:val="Heading3"/>
+      </w:pPr>
+      <w:r>
+        <w:t>Hint · try first</w:t>
+      </w:r>
+    </w:p>
+    <w:p>
+      <w:pPr>
+        <w:spacing w:line="336" w:lineRule="auto" w:after="180"/>
+        <w:shd w:fill="F1F6F8"/>
+      </w:pPr>
+      <w:r>
+        <w:rPr>
+          <w:b w:val="0"/>
+        </w:rPr>
         <w:t>Hint if needed: Read the steps in the pictorial case. Match the supplied detail to the stage that performs or records it.</w:t>
       </w:r>
     </w:p>
     <w:p>
-      <w:r>
-        <w:t>After your attempt, compare with the supported explanation: Validate C Empty id fails even though its other two values have allowed types. A schema makes row meanings and expected types explicit. The string "90" looks like a number when printed but does not meet this strict integer schema. A repair can be authorised later, but must not be assumed silently. Missing or empty identifiers also prevent tracing an item back to its source.</w:t>
-      </w:r>
-    </w:p>
-    <w:p>
       <w:pPr>
         <w:pStyle w:val="Heading3"/>
       </w:pPr>
       <w:r>
+        <w:t>Feedback · compare after trying</w:t>
+      </w:r>
+    </w:p>
+    <w:p>
+      <w:pPr>
+        <w:spacing w:line="336" w:lineRule="auto" w:after="180"/>
+        <w:shd w:fill="F1F6FC"/>
+      </w:pPr>
+      <w:r>
+        <w:rPr>
+          <w:b w:val="0"/>
+        </w:rPr>
+        <w:t xml:space="preserve">After your attempt, compare with the supported explanation: Validate C Empty id fails even though its other two values have allowed </w:t>
+      </w:r>
+      <w:r>
+        <w:rPr>
+          <w:b/>
+        </w:rPr>
+        <w:t>type</w:t>
+      </w:r>
+      <w:r>
+        <w:rPr>
+          <w:b w:val="0"/>
+        </w:rPr>
+        <w:t xml:space="preserve">s. A </w:t>
+      </w:r>
+      <w:r>
+        <w:rPr>
+          <w:b/>
+        </w:rPr>
+        <w:t>schema</w:t>
+      </w:r>
+      <w:r>
+        <w:rPr>
+          <w:b w:val="0"/>
+        </w:rPr>
+        <w:t xml:space="preserve"> makes row meanings and expected </w:t>
+      </w:r>
+      <w:r>
+        <w:rPr>
+          <w:b/>
+        </w:rPr>
+        <w:t>type</w:t>
+      </w:r>
+      <w:r>
+        <w:rPr>
+          <w:b w:val="0"/>
+        </w:rPr>
+        <w:t>s explicit.</w:t>
+      </w:r>
+    </w:p>
+    <w:p>
+      <w:pPr>
+        <w:spacing w:line="336" w:lineRule="auto" w:after="180"/>
+        <w:shd w:fill="F1F6FC"/>
+      </w:pPr>
+      <w:r>
+        <w:rPr>
+          <w:b w:val="0"/>
+        </w:rPr>
+        <w:t xml:space="preserve">The string "90" looks like a number when printed but does not meet this strict integer </w:t>
+      </w:r>
+      <w:r>
+        <w:rPr>
+          <w:b/>
+        </w:rPr>
+        <w:t>schema</w:t>
+      </w:r>
+      <w:r>
+        <w:rPr>
+          <w:b w:val="0"/>
+        </w:rPr>
+        <w:t>. A repair can be authorised later, but must not be assumed silently.</w:t>
+      </w:r>
+    </w:p>
+    <w:p>
+      <w:pPr>
+        <w:spacing w:line="336" w:lineRule="auto" w:after="180"/>
+        <w:shd w:fill="F1F6FC"/>
+      </w:pPr>
+      <w:r>
+        <w:rPr>
+          <w:b w:val="0"/>
+        </w:rPr>
+        <w:t>Missing or empty identifiers also prevent tracing an item back to its source.</w:t>
+      </w:r>
+    </w:p>
+    <w:p>
+      <w:pPr>
+        <w:pStyle w:val="Heading3"/>
+      </w:pPr>
+      <w:r>
         <w:t>Practice 2: explain the deciding evidence</w:t>
       </w:r>
     </w:p>
     <w:p>
-      <w:r>
+      <w:pPr>
+        <w:pStyle w:val="Heading3"/>
+      </w:pPr>
+      <w:r>
+        <w:t>Changed case · predict first</w:t>
+      </w:r>
+    </w:p>
+    <w:p>
+      <w:pPr>
+        <w:spacing w:line="336" w:lineRule="auto" w:after="180"/>
+        <w:shd w:fill="F5F1FB"/>
+      </w:pPr>
+      <w:r>
+        <w:rPr>
+          <w:b w:val="0"/>
+        </w:rPr>
         <w:t>Changed-case practice: Change B’s pages from "90" to integer 90 using an approved repair. Which conclusion is supported by the supplied facts?</w:t>
       </w:r>
     </w:p>
     <w:p>
-      <w:r>
-        <w:t>1. B now satisfies the declared schema.</w:t>
-      </w:r>
-    </w:p>
-    <w:p>
-      <w:r>
-        <w:t>2. We can decide the result without examining the changed input or the procedure.</w:t>
-      </w:r>
-    </w:p>
-    <w:p>
-      <w:r>
-        <w:t>3. This one example guarantees correct results for every future input.</w:t>
+      <w:pPr>
+        <w:spacing w:line="336" w:lineRule="auto" w:after="180"/>
+        <w:shd w:fill="F4F9FC"/>
+      </w:pPr>
+      <w:r>
+        <w:rPr>
+          <w:b w:val="0"/>
+        </w:rPr>
+        <w:t xml:space="preserve">1. B now satisfies the declared </w:t>
+      </w:r>
+      <w:r>
+        <w:rPr>
+          <w:b/>
+        </w:rPr>
+        <w:t>schema</w:t>
+      </w:r>
+      <w:r>
+        <w:rPr>
+          <w:b w:val="0"/>
+        </w:rPr>
+        <w:t>.</w:t>
+      </w:r>
+    </w:p>
+    <w:p>
+      <w:pPr>
+        <w:spacing w:line="336" w:lineRule="auto" w:after="180"/>
+        <w:shd w:fill="F4F9FC"/>
+      </w:pPr>
+      <w:r>
+        <w:rPr>
+          <w:b w:val="0"/>
+        </w:rPr>
+        <w:t xml:space="preserve">2. We can decide the result without examining the changed </w:t>
+      </w:r>
+      <w:r>
+        <w:rPr>
+          <w:b/>
+        </w:rPr>
+        <w:t>input</w:t>
+      </w:r>
+      <w:r>
+        <w:rPr>
+          <w:b w:val="0"/>
+        </w:rPr>
+        <w:t xml:space="preserve"> or the procedure.</w:t>
+      </w:r>
+    </w:p>
+    <w:p>
+      <w:pPr>
+        <w:spacing w:line="336" w:lineRule="auto" w:after="180"/>
+        <w:shd w:fill="F4F9FC"/>
+      </w:pPr>
+      <w:r>
+        <w:rPr>
+          <w:b w:val="0"/>
+        </w:rPr>
+        <w:t xml:space="preserve">3. This one example guarantees correct results for every future </w:t>
+      </w:r>
+      <w:r>
+        <w:rPr>
+          <w:b/>
+        </w:rPr>
+        <w:t>input</w:t>
+      </w:r>
+      <w:r>
+        <w:rPr>
+          <w:b w:val="0"/>
+        </w:rPr>
+        <w:t>.</w:t>
       </w:r>
     </w:p>
     <w:p>
@@ -1620,36 +2456,153 @@
       </w:r>
     </w:p>
     <w:p>
-      <w:r>
+      <w:pPr>
+        <w:pStyle w:val="Heading3"/>
+      </w:pPr>
+      <w:r>
+        <w:t>Hint · try first</w:t>
+      </w:r>
+    </w:p>
+    <w:p>
+      <w:pPr>
+        <w:spacing w:line="336" w:lineRule="auto" w:after="180"/>
+        <w:shd w:fill="F1F6F8"/>
+      </w:pPr>
+      <w:r>
+        <w:rPr>
+          <w:b w:val="0"/>
+        </w:rPr>
         <w:t>Hint if needed: Use the changed condition and the deciding step in the pictorial trace. The answer must say what follows from those facts.</w:t>
       </w:r>
     </w:p>
     <w:p>
-      <w:r>
-        <w:t>After your attempt, compare with the supported explanation: B now satisfies the declared schema. Its id is nonempty and illustrated is Boolean; the page-type defect is removed.</w:t>
-      </w:r>
-    </w:p>
-    <w:p>
       <w:pPr>
         <w:pStyle w:val="Heading3"/>
       </w:pPr>
       <w:r>
+        <w:t>Feedback · compare after trying</w:t>
+      </w:r>
+    </w:p>
+    <w:p>
+      <w:pPr>
+        <w:spacing w:line="336" w:lineRule="auto" w:after="180"/>
+        <w:shd w:fill="F1F6FC"/>
+      </w:pPr>
+      <w:r>
+        <w:rPr>
+          <w:b w:val="0"/>
+        </w:rPr>
+        <w:t xml:space="preserve">After your attempt, compare with the supported explanation: B now satisfies the declared </w:t>
+      </w:r>
+      <w:r>
+        <w:rPr>
+          <w:b/>
+        </w:rPr>
+        <w:t>schema</w:t>
+      </w:r>
+      <w:r>
+        <w:rPr>
+          <w:b w:val="0"/>
+        </w:rPr>
+        <w:t>. Its id is nonempty and illustrated is Boolean; the page-</w:t>
+      </w:r>
+      <w:r>
+        <w:rPr>
+          <w:b/>
+        </w:rPr>
+        <w:t>type</w:t>
+      </w:r>
+      <w:r>
+        <w:rPr>
+          <w:b w:val="0"/>
+        </w:rPr>
+        <w:t xml:space="preserve"> defect is removed.</w:t>
+      </w:r>
+    </w:p>
+    <w:p>
+      <w:pPr>
+        <w:pStyle w:val="Heading3"/>
+      </w:pPr>
+      <w:r>
         <w:t>Repair a missing building block</w:t>
       </w:r>
     </w:p>
     <w:p>
-      <w:r>
-        <w:t>Review Debugging Strategies (ai-2/6). Goal: Design revealing tests for a function. Short practice: Which test most directly isolates the handling of loose books, and what should it produce?. Return to this week and explain what you changed.</w:t>
-      </w:r>
-    </w:p>
-    <w:p>
-      <w:r>
-        <w:t>Review Trace Tables (ai-2/4). Goal: Trace variable values before and after each loop iteration. Short practice: Move print inside the original loop. What sequence is displayed?. Return to this week and explain what you changed.</w:t>
-      </w:r>
-    </w:p>
-    <w:p>
-      <w:r>
-        <w:t>Review Precision in Algorithms (ai-2/1). Goal: Translate a short paper calculation into a Python script. Short practice: If print(total) moves before total=total+2, what gets printed for the original input?. Return to this week and explain what you changed.</w:t>
+      <w:pPr>
+        <w:spacing w:line="336" w:lineRule="auto" w:after="180"/>
+      </w:pPr>
+      <w:r>
+        <w:rPr>
+          <w:b w:val="0"/>
+        </w:rPr>
+        <w:t>Review Debugging Strategies (ai-2/6). Goal: Design revealing tests for a function. Short practice: Which test most directly isolates the handling of loose books, and what should it produce?.</w:t>
+      </w:r>
+    </w:p>
+    <w:p>
+      <w:pPr>
+        <w:spacing w:line="336" w:lineRule="auto" w:after="180"/>
+      </w:pPr>
+      <w:r>
+        <w:rPr>
+          <w:b w:val="0"/>
+        </w:rPr>
+        <w:t>Return to this week and explain what you changed.</w:t>
+      </w:r>
+    </w:p>
+    <w:p>
+      <w:pPr>
+        <w:spacing w:line="336" w:lineRule="auto" w:after="180"/>
+      </w:pPr>
+      <w:r>
+        <w:rPr>
+          <w:b w:val="0"/>
+        </w:rPr>
+        <w:t>Review Trace Tables (ai-2/4). Goal: Trace variable values before and after each loop iteration. Short practice: Move print inside the original loop. What sequence is displayed?.</w:t>
+      </w:r>
+    </w:p>
+    <w:p>
+      <w:pPr>
+        <w:spacing w:line="336" w:lineRule="auto" w:after="180"/>
+      </w:pPr>
+      <w:r>
+        <w:rPr>
+          <w:b w:val="0"/>
+        </w:rPr>
+        <w:t>Return to this week and explain what you changed.</w:t>
+      </w:r>
+    </w:p>
+    <w:p>
+      <w:pPr>
+        <w:spacing w:line="336" w:lineRule="auto" w:after="180"/>
+      </w:pPr>
+      <w:r>
+        <w:rPr>
+          <w:b w:val="0"/>
+        </w:rPr>
+        <w:t xml:space="preserve">Review Precision in Algorithms (ai-2/1). Goal: Translate a short paper calculation into a Python script. Short practice: If print(total) moves before total=total+2, what gets printed for the original </w:t>
+      </w:r>
+      <w:r>
+        <w:rPr>
+          <w:b/>
+        </w:rPr>
+        <w:t>input</w:t>
+      </w:r>
+      <w:r>
+        <w:rPr>
+          <w:b w:val="0"/>
+        </w:rPr>
+        <w:t>?.</w:t>
+      </w:r>
+    </w:p>
+    <w:p>
+      <w:pPr>
+        <w:spacing w:line="336" w:lineRule="auto" w:after="180"/>
+      </w:pPr>
+      <w:r>
+        <w:rPr>
+          <w:b w:val="0"/>
+        </w:rPr>
+        <w:t>Return to this week and explain what you changed.</w:t>
       </w:r>
     </w:p>
     <w:p>
@@ -1661,8 +2614,61 @@
       </w:r>
     </w:p>
     <w:p>
-      <w:r>
-        <w:t>The browser lab lets you edit the supported Python examples already included in this lesson. Predict first, run, inspect the actual output or error, change one input, then run again. Keep code, predictions, actual results and a reasoned revision together. On paper, label your result as a trace rather than an execution.</w:t>
+      <w:pPr>
+        <w:spacing w:line="336" w:lineRule="auto" w:after="180"/>
+      </w:pPr>
+      <w:r>
+        <w:rPr>
+          <w:b w:val="0"/>
+        </w:rPr>
+        <w:t xml:space="preserve">The browser lab lets you edit the supported Python examples already included in this lesson. Predict first, run, inspect the actual </w:t>
+      </w:r>
+      <w:r>
+        <w:rPr>
+          <w:b/>
+        </w:rPr>
+        <w:t>output</w:t>
+      </w:r>
+      <w:r>
+        <w:rPr>
+          <w:b w:val="0"/>
+        </w:rPr>
+        <w:t xml:space="preserve"> or error, change one </w:t>
+      </w:r>
+      <w:r>
+        <w:rPr>
+          <w:b/>
+        </w:rPr>
+        <w:t>input</w:t>
+      </w:r>
+      <w:r>
+        <w:rPr>
+          <w:b w:val="0"/>
+        </w:rPr>
+        <w:t>, then run again.</w:t>
+      </w:r>
+    </w:p>
+    <w:p>
+      <w:pPr>
+        <w:spacing w:line="336" w:lineRule="auto" w:after="180"/>
+      </w:pPr>
+      <w:r>
+        <w:rPr>
+          <w:b w:val="0"/>
+        </w:rPr>
+        <w:t xml:space="preserve">Keep code, </w:t>
+      </w:r>
+      <w:r>
+        <w:rPr>
+          <w:b/>
+        </w:rPr>
+        <w:t>prediction</w:t>
+      </w:r>
+      <w:r>
+        <w:rPr>
+          <w:b w:val="0"/>
+        </w:rPr>
+        <w:t>s, actual results and a reasoned revision together. On paper, label your result as a trace rather than an execution.</w:t>
       </w:r>
     </w:p>
     <w:p>
@@ -1674,8 +2680,37 @@
       </w:r>
     </w:p>
     <w:p>
-      <w:r>
-        <w:t>Use Download completed work in the hosted lesson to export your answers, reflections, practice feedback and code-run evidence. Open the HTML copy to read or print it. Drafts stay in this browser when storage is available; clear drafts on a shared device.</w:t>
+      <w:pPr>
+        <w:spacing w:line="336" w:lineRule="auto" w:after="180"/>
+      </w:pPr>
+      <w:r>
+        <w:rPr>
+          <w:b w:val="0"/>
+        </w:rPr>
+        <w:t xml:space="preserve">Use Download completed work in the hosted lesson to export your answers, reflections, practice feedback and code-run </w:t>
+      </w:r>
+      <w:r>
+        <w:rPr>
+          <w:b/>
+        </w:rPr>
+        <w:t>evidence</w:t>
+      </w:r>
+      <w:r>
+        <w:rPr>
+          <w:b w:val="0"/>
+        </w:rPr>
+        <w:t>. Open the HTML copy to read or print it.</w:t>
+      </w:r>
+    </w:p>
+    <w:p>
+      <w:pPr>
+        <w:spacing w:line="336" w:lineRule="auto" w:after="180"/>
+      </w:pPr>
+      <w:r>
+        <w:rPr>
+          <w:b w:val="0"/>
+        </w:rPr>
+        <w:t>Drafts stay in this browser when storage is available; clear drafts on a shared device.</w:t>
       </w:r>
     </w:p>
     <w:p>
@@ -1689,6 +2724,809 @@
     <w:p>
       <w:r>
         <w:t>________________________________________________________________</w:t>
+      </w:r>
+    </w:p>
+    <w:p>
+      <w:r>
+        <w:t>________________________________________________________________</w:t>
+      </w:r>
+    </w:p>
+    <w:p>
+      <w:r>
+        <w:t>________________________________________________________________</w:t>
+      </w:r>
+    </w:p>
+    <w:p>
+      <w:r>
+        <w:t>________________________________________________________________</w:t>
+      </w:r>
+    </w:p>
+    <w:p>
+      <w:r>
+        <w:t>________________________________________________________________</w:t>
+      </w:r>
+    </w:p>
+    <w:p>
+      <w:pPr>
+        <w:pStyle w:val="Heading1"/>
+      </w:pPr>
+      <w:r>
+        <w:t>21. Visual concept journey</w:t>
+      </w:r>
+    </w:p>
+    <w:p>
+      <w:r>
+        <w:t>Explain each Rows Columns and Data Types picture from its labels, then record a relevant limit.</w:t>
+      </w:r>
+    </w:p>
+    <w:p>
+      <w:pPr>
+        <w:pStyle w:val="Heading3"/>
+      </w:pPr>
+      <w:r>
+        <w:t>01. Rows Columns and Data Types: the case</w:t>
+      </w:r>
+    </w:p>
+    <w:p>
+      <w:r>
+        <w:drawing>
+          <wp:inline xmlns:a="http://schemas.openxmlformats.org/drawingml/2006/main" xmlns:pic="http://schemas.openxmlformats.org/drawingml/2006/picture">
+            <wp:extent cx="5486400" cy="2990088"/>
+            <wp:docPr id="2" name="Picture 2" descr="A fictional approved book catalogue has three fields per row. Supplied facts: Schema: id is nonempty text; pages is an integer 1–300; illustrated is Boolean True or False. Rows A={id:&quot;B7&quot;,pages:90,illustrated:True}; B={id:&quot;B8&quot;,pages:&quot;90&quot;,illustrated:False}; C={id:&quot;&quot;,pages:80,illustrated:True}."/>
+            <wp:cNvGraphicFramePr>
+              <a:graphicFrameLocks noChangeAspect="1"/>
+            </wp:cNvGraphicFramePr>
+            <a:graphic>
+              <a:graphicData uri="http://schemas.openxmlformats.org/drawingml/2006/picture">
+                <pic:pic>
+                  <pic:nvPicPr>
+                    <pic:cNvPr id="0" name="academy-story-ai-2-7-01.png"/>
+                    <pic:cNvPicPr/>
+                  </pic:nvPicPr>
+                  <pic:blipFill>
+                    <a:blip r:embed="rId10"/>
+                    <a:stretch>
+                      <a:fillRect/>
+                    </a:stretch>
+                  </pic:blipFill>
+                  <pic:spPr>
+                    <a:xfrm>
+                      <a:off x="0" y="0"/>
+                      <a:ext cx="5486400" cy="2990088"/>
+                    </a:xfrm>
+                    <a:prstGeom prst="rect"/>
+                  </pic:spPr>
+                </pic:pic>
+              </a:graphicData>
+            </a:graphic>
+          </wp:inline>
+        </w:drawing>
+      </w:r>
+    </w:p>
+    <w:p>
+      <w:pPr>
+        <w:spacing w:line="336" w:lineRule="auto" w:after="180"/>
+      </w:pPr>
+      <w:r>
+        <w:rPr>
+          <w:b w:val="0"/>
+        </w:rPr>
+        <w:t xml:space="preserve">A fictional approved book catalogue has three fields per row. Supplied facts: </w:t>
+      </w:r>
+      <w:r>
+        <w:rPr>
+          <w:b/>
+        </w:rPr>
+        <w:t>Schema</w:t>
+      </w:r>
+      <w:r>
+        <w:rPr>
+          <w:b w:val="0"/>
+        </w:rPr>
+        <w:t>: id is nonempty text; pages is an integer 1–300; illustrated is Boolean True or False.</w:t>
+      </w:r>
+    </w:p>
+    <w:p>
+      <w:pPr>
+        <w:spacing w:line="336" w:lineRule="auto" w:after="180"/>
+      </w:pPr>
+      <w:r>
+        <w:rPr>
+          <w:b w:val="0"/>
+        </w:rPr>
+        <w:t>Rows A={id:"B7",pages:90,illustrated:True}; B={id:"B8",pages:"90",illustrated:False}; C={id:"",pages:80,illustrated:True}.</w:t>
+      </w:r>
+    </w:p>
+    <w:p>
+      <w:pPr>
+        <w:spacing w:line="336" w:lineRule="auto" w:after="180"/>
+        <w:shd w:fill="F5F1FB"/>
+      </w:pPr>
+      <w:r>
+        <w:rPr>
+          <w:b w:val="0"/>
+        </w:rPr>
+        <w:t>Point to the given fact that matters most. Explain why it matters.</w:t>
+      </w:r>
+    </w:p>
+    <w:p>
+      <w:pPr>
+        <w:pStyle w:val="Heading3"/>
+      </w:pPr>
+      <w:r>
+        <w:t>My picture explanation, deciding evidence and one limit</w:t>
+      </w:r>
+    </w:p>
+    <w:p>
+      <w:r>
+        <w:t>________________________________________________________________</w:t>
+      </w:r>
+    </w:p>
+    <w:p>
+      <w:r>
+        <w:t>________________________________________________________________</w:t>
+      </w:r>
+    </w:p>
+    <w:p>
+      <w:r>
+        <w:t>________________________________________________________________</w:t>
+      </w:r>
+    </w:p>
+    <w:p>
+      <w:r>
+        <w:t>________________________________________________________________</w:t>
+      </w:r>
+    </w:p>
+    <w:p>
+      <w:pPr>
+        <w:pStyle w:val="Heading3"/>
+      </w:pPr>
+      <w:r>
+        <w:t>02. Follow the deciding steps</w:t>
+      </w:r>
+    </w:p>
+    <w:p>
+      <w:r>
+        <w:drawing>
+          <wp:inline xmlns:a="http://schemas.openxmlformats.org/drawingml/2006/main" xmlns:pic="http://schemas.openxmlformats.org/drawingml/2006/picture">
+            <wp:extent cx="5486400" cy="4005072"/>
+            <wp:docPr id="3" name="Picture 3" descr="Column contract: Field names identify values; order is not the only guide. → Validate A: B7 is text, 90 is allowed integer, True is Boolean: valid. → Validate B: Quoted &quot;90&quot; is text, so pages fails the integer contract. → Validate C: Empty id fails even though its other two values have allowed types."/>
+            <wp:cNvGraphicFramePr>
+              <a:graphicFrameLocks noChangeAspect="1"/>
+            </wp:cNvGraphicFramePr>
+            <a:graphic>
+              <a:graphicData uri="http://schemas.openxmlformats.org/drawingml/2006/picture">
+                <pic:pic>
+                  <pic:nvPicPr>
+                    <pic:cNvPr id="0" name="academy-story-ai-2-7-02.png"/>
+                    <pic:cNvPicPr/>
+                  </pic:nvPicPr>
+                  <pic:blipFill>
+                    <a:blip r:embed="rId11"/>
+                    <a:stretch>
+                      <a:fillRect/>
+                    </a:stretch>
+                  </pic:blipFill>
+                  <pic:spPr>
+                    <a:xfrm>
+                      <a:off x="0" y="0"/>
+                      <a:ext cx="5486400" cy="4005072"/>
+                    </a:xfrm>
+                    <a:prstGeom prst="rect"/>
+                  </pic:spPr>
+                </pic:pic>
+              </a:graphicData>
+            </a:graphic>
+          </wp:inline>
+        </w:drawing>
+      </w:r>
+    </w:p>
+    <w:p>
+      <w:pPr>
+        <w:spacing w:line="336" w:lineRule="auto" w:after="180"/>
+      </w:pPr>
+      <w:r>
+        <w:rPr>
+          <w:b/>
+        </w:rPr>
+        <w:t>Column</w:t>
+      </w:r>
+      <w:r>
+        <w:rPr>
+          <w:b w:val="0"/>
+        </w:rPr>
+        <w:t xml:space="preserve"> contract: Field names identify values; order is not the only guide. → Validate A: B7 is text, 90 is allowed integer, True is Boolean: valid. → Validate B: Quoted "90" is text, so pages fails the integer contract. → Validate C: Empty id fails even though its other two values have allowed </w:t>
+      </w:r>
+      <w:r>
+        <w:rPr>
+          <w:b/>
+        </w:rPr>
+        <w:t>type</w:t>
+      </w:r>
+      <w:r>
+        <w:rPr>
+          <w:b w:val="0"/>
+        </w:rPr>
+        <w:t>s.</w:t>
+      </w:r>
+    </w:p>
+    <w:p>
+      <w:pPr>
+        <w:spacing w:line="336" w:lineRule="auto" w:after="180"/>
+        <w:shd w:fill="F5F1FB"/>
+      </w:pPr>
+      <w:r>
+        <w:rPr>
+          <w:b w:val="0"/>
+        </w:rPr>
+        <w:t xml:space="preserve">Point to each numbered stage and explain which recorded </w:t>
+      </w:r>
+      <w:r>
+        <w:rPr>
+          <w:b/>
+        </w:rPr>
+        <w:t>input</w:t>
+      </w:r>
+      <w:r>
+        <w:rPr>
+          <w:b w:val="0"/>
+        </w:rPr>
+        <w:t xml:space="preserve"> it uses.</w:t>
+      </w:r>
+    </w:p>
+    <w:p>
+      <w:pPr>
+        <w:pStyle w:val="Heading3"/>
+      </w:pPr>
+      <w:r>
+        <w:t>My picture explanation, deciding evidence and one limit</w:t>
+      </w:r>
+    </w:p>
+    <w:p>
+      <w:r>
+        <w:t>________________________________________________________________</w:t>
+      </w:r>
+    </w:p>
+    <w:p>
+      <w:r>
+        <w:t>________________________________________________________________</w:t>
+      </w:r>
+    </w:p>
+    <w:p>
+      <w:r>
+        <w:t>________________________________________________________________</w:t>
+      </w:r>
+    </w:p>
+    <w:p>
+      <w:r>
+        <w:t>________________________________________________________________</w:t>
+      </w:r>
+    </w:p>
+    <w:p>
+      <w:pPr>
+        <w:pStyle w:val="Heading3"/>
+      </w:pPr>
+      <w:r>
+        <w:t>03. Follow the evidence</w:t>
+      </w:r>
+    </w:p>
+    <w:p>
+      <w:r>
+        <w:drawing>
+          <wp:inline xmlns:a="http://schemas.openxmlformats.org/drawingml/2006/main" xmlns:pic="http://schemas.openxmlformats.org/drawingml/2006/picture">
+            <wp:extent cx="5486400" cy="2834640"/>
+            <wp:docPr id="4" name="Picture 4" descr="Follow the evidence. activity | Nonempty text | Names the session activity. minutes | Integer 0 through 60 | Duration in minutes"/>
+            <wp:cNvGraphicFramePr>
+              <a:graphicFrameLocks noChangeAspect="1"/>
+            </wp:cNvGraphicFramePr>
+            <a:graphic>
+              <a:graphicData uri="http://schemas.openxmlformats.org/drawingml/2006/picture">
+                <pic:pic>
+                  <pic:nvPicPr>
+                    <pic:cNvPr id="0" name="academy-story-ai-2-7-03.png"/>
+                    <pic:cNvPicPr/>
+                  </pic:nvPicPr>
+                  <pic:blipFill>
+                    <a:blip r:embed="rId12"/>
+                    <a:stretch>
+                      <a:fillRect/>
+                    </a:stretch>
+                  </pic:blipFill>
+                  <pic:spPr>
+                    <a:xfrm>
+                      <a:off x="0" y="0"/>
+                      <a:ext cx="5486400" cy="2834640"/>
+                    </a:xfrm>
+                    <a:prstGeom prst="rect"/>
+                  </pic:spPr>
+                </pic:pic>
+              </a:graphicData>
+            </a:graphic>
+          </wp:inline>
+        </w:drawing>
+      </w:r>
+    </w:p>
+    <w:p>
+      <w:pPr>
+        <w:spacing w:line="336" w:lineRule="auto" w:after="180"/>
+      </w:pPr>
+      <w:r>
+        <w:rPr>
+          <w:b w:val="0"/>
+        </w:rPr>
+        <w:t xml:space="preserve">Follow the </w:t>
+      </w:r>
+      <w:r>
+        <w:rPr>
+          <w:b/>
+        </w:rPr>
+        <w:t>evidence</w:t>
+      </w:r>
+      <w:r>
+        <w:rPr>
+          <w:b w:val="0"/>
+        </w:rPr>
+        <w:t>. activity | Nonempty text | Names the session activity. minutes | Integer 0 through 60 | Duration in minutes</w:t>
+      </w:r>
+    </w:p>
+    <w:p>
+      <w:pPr>
+        <w:spacing w:line="336" w:lineRule="auto" w:after="180"/>
+        <w:shd w:fill="F5F1FB"/>
+      </w:pPr>
+      <w:r>
+        <w:rPr>
+          <w:b w:val="0"/>
+        </w:rPr>
+        <w:t>Read the labels and values. Explain the relationship the model shows.</w:t>
+      </w:r>
+    </w:p>
+    <w:p>
+      <w:pPr>
+        <w:pStyle w:val="Heading3"/>
+      </w:pPr>
+      <w:r>
+        <w:t>My picture explanation, deciding evidence and one limit</w:t>
+      </w:r>
+    </w:p>
+    <w:p>
+      <w:r>
+        <w:t>________________________________________________________________</w:t>
+      </w:r>
+    </w:p>
+    <w:p>
+      <w:r>
+        <w:t>________________________________________________________________</w:t>
+      </w:r>
+    </w:p>
+    <w:p>
+      <w:r>
+        <w:t>________________________________________________________________</w:t>
+      </w:r>
+    </w:p>
+    <w:p>
+      <w:r>
+        <w:t>________________________________________________________________</w:t>
+      </w:r>
+    </w:p>
+    <w:p>
+      <w:pPr>
+        <w:pStyle w:val="Heading3"/>
+      </w:pPr>
+      <w:r>
+        <w:t>04. Change one thing. Trace what follows.</w:t>
+      </w:r>
+    </w:p>
+    <w:p>
+      <w:r>
+        <w:drawing>
+          <wp:inline xmlns:a="http://schemas.openxmlformats.org/drawingml/2006/main" xmlns:pic="http://schemas.openxmlformats.org/drawingml/2006/picture">
+            <wp:extent cx="5486400" cy="3026664"/>
+            <wp:docPr id="5" name="Picture 5" descr="Original case: Empty id fails even though its other two values have allowed types. Changed condition: Change B’s pages from &quot;90&quot; to integer 90 using an approved repair. Expected result: B now satisfies the declared schema. Reason: Its id is nonempty and illustrated is Boolean; the page-type defect is removed."/>
+            <wp:cNvGraphicFramePr>
+              <a:graphicFrameLocks noChangeAspect="1"/>
+            </wp:cNvGraphicFramePr>
+            <a:graphic>
+              <a:graphicData uri="http://schemas.openxmlformats.org/drawingml/2006/picture">
+                <pic:pic>
+                  <pic:nvPicPr>
+                    <pic:cNvPr id="0" name="academy-story-ai-2-7-04.png"/>
+                    <pic:cNvPicPr/>
+                  </pic:nvPicPr>
+                  <pic:blipFill>
+                    <a:blip r:embed="rId13"/>
+                    <a:stretch>
+                      <a:fillRect/>
+                    </a:stretch>
+                  </pic:blipFill>
+                  <pic:spPr>
+                    <a:xfrm>
+                      <a:off x="0" y="0"/>
+                      <a:ext cx="5486400" cy="3026664"/>
+                    </a:xfrm>
+                    <a:prstGeom prst="rect"/>
+                  </pic:spPr>
+                </pic:pic>
+              </a:graphicData>
+            </a:graphic>
+          </wp:inline>
+        </w:drawing>
+      </w:r>
+    </w:p>
+    <w:p>
+      <w:pPr>
+        <w:spacing w:line="336" w:lineRule="auto" w:after="180"/>
+      </w:pPr>
+      <w:r>
+        <w:rPr>
+          <w:b w:val="0"/>
+        </w:rPr>
+        <w:t xml:space="preserve">Original case: Empty id fails even though its other two values have allowed </w:t>
+      </w:r>
+      <w:r>
+        <w:rPr>
+          <w:b/>
+        </w:rPr>
+        <w:t>type</w:t>
+      </w:r>
+      <w:r>
+        <w:rPr>
+          <w:b w:val="0"/>
+        </w:rPr>
+        <w:t xml:space="preserve">s. Changed condition: Change B’s pages from "90" to integer 90 using an approved repair. Expected result: B now satisfies the declared </w:t>
+      </w:r>
+      <w:r>
+        <w:rPr>
+          <w:b/>
+        </w:rPr>
+        <w:t>schema</w:t>
+      </w:r>
+      <w:r>
+        <w:rPr>
+          <w:b w:val="0"/>
+        </w:rPr>
+        <w:t>.</w:t>
+      </w:r>
+    </w:p>
+    <w:p>
+      <w:pPr>
+        <w:spacing w:line="336" w:lineRule="auto" w:after="180"/>
+      </w:pPr>
+      <w:r>
+        <w:rPr>
+          <w:b w:val="0"/>
+        </w:rPr>
+        <w:t>Reason: Its id is nonempty and illustrated is Boolean; the page-</w:t>
+      </w:r>
+      <w:r>
+        <w:rPr>
+          <w:b/>
+        </w:rPr>
+        <w:t>type</w:t>
+      </w:r>
+      <w:r>
+        <w:rPr>
+          <w:b w:val="0"/>
+        </w:rPr>
+        <w:t xml:space="preserve"> defect is removed.</w:t>
+      </w:r>
+    </w:p>
+    <w:p>
+      <w:pPr>
+        <w:spacing w:line="336" w:lineRule="auto" w:after="180"/>
+        <w:shd w:fill="F5F1FB"/>
+      </w:pPr>
+      <w:r>
+        <w:rPr>
+          <w:b w:val="0"/>
+        </w:rPr>
+        <w:t>Predict before checking the worked changed-case result. Name what changed and what the supplied facts allow you to conclude.</w:t>
+      </w:r>
+    </w:p>
+    <w:p>
+      <w:pPr>
+        <w:pStyle w:val="Heading3"/>
+      </w:pPr>
+      <w:r>
+        <w:t>My picture explanation, deciding evidence and one limit</w:t>
+      </w:r>
+    </w:p>
+    <w:p>
+      <w:r>
+        <w:t>________________________________________________________________</w:t>
+      </w:r>
+    </w:p>
+    <w:p>
+      <w:r>
+        <w:t>________________________________________________________________</w:t>
+      </w:r>
+    </w:p>
+    <w:p>
+      <w:r>
+        <w:t>________________________________________________________________</w:t>
+      </w:r>
+    </w:p>
+    <w:p>
+      <w:r>
+        <w:t>________________________________________________________________</w:t>
+      </w:r>
+    </w:p>
+    <w:p>
+      <w:pPr>
+        <w:pStyle w:val="Heading3"/>
+      </w:pPr>
+      <w:r>
+        <w:t>05. Connect the explanation to its limit</w:t>
+      </w:r>
+    </w:p>
+    <w:p>
+      <w:r>
+        <w:drawing>
+          <wp:inline xmlns:a="http://schemas.openxmlformats.org/drawingml/2006/main" xmlns:pic="http://schemas.openxmlformats.org/drawingml/2006/picture">
+            <wp:extent cx="5486400" cy="2834640"/>
+            <wp:docPr id="6" name="Picture 6" descr="A schema makes row meanings and expected types explicit. The string &quot;90&quot; looks like a number when printed but does not meet this strict integer schema. A repair can be authorised later, but must not be assumed silently. Missing or empty identifiers also prevent tracing an item back to its source. Limit: Schema validity does not confirm that the book really has 90 pages or that its metadata is accurate."/>
+            <wp:cNvGraphicFramePr>
+              <a:graphicFrameLocks noChangeAspect="1"/>
+            </wp:cNvGraphicFramePr>
+            <a:graphic>
+              <a:graphicData uri="http://schemas.openxmlformats.org/drawingml/2006/picture">
+                <pic:pic>
+                  <pic:nvPicPr>
+                    <pic:cNvPr id="0" name="academy-story-ai-2-7-05.png"/>
+                    <pic:cNvPicPr/>
+                  </pic:nvPicPr>
+                  <pic:blipFill>
+                    <a:blip r:embed="rId14"/>
+                    <a:stretch>
+                      <a:fillRect/>
+                    </a:stretch>
+                  </pic:blipFill>
+                  <pic:spPr>
+                    <a:xfrm>
+                      <a:off x="0" y="0"/>
+                      <a:ext cx="5486400" cy="2834640"/>
+                    </a:xfrm>
+                    <a:prstGeom prst="rect"/>
+                  </pic:spPr>
+                </pic:pic>
+              </a:graphicData>
+            </a:graphic>
+          </wp:inline>
+        </w:drawing>
+      </w:r>
+    </w:p>
+    <w:p>
+      <w:pPr>
+        <w:spacing w:line="336" w:lineRule="auto" w:after="180"/>
+      </w:pPr>
+      <w:r>
+        <w:rPr>
+          <w:b w:val="0"/>
+        </w:rPr>
+        <w:t xml:space="preserve">A </w:t>
+      </w:r>
+      <w:r>
+        <w:rPr>
+          <w:b/>
+        </w:rPr>
+        <w:t>schema</w:t>
+      </w:r>
+      <w:r>
+        <w:rPr>
+          <w:b w:val="0"/>
+        </w:rPr>
+        <w:t xml:space="preserve"> makes row meanings and expected </w:t>
+      </w:r>
+      <w:r>
+        <w:rPr>
+          <w:b/>
+        </w:rPr>
+        <w:t>type</w:t>
+      </w:r>
+      <w:r>
+        <w:rPr>
+          <w:b w:val="0"/>
+        </w:rPr>
+        <w:t xml:space="preserve">s explicit. The string "90" looks like a number when printed but does not meet this strict integer </w:t>
+      </w:r>
+      <w:r>
+        <w:rPr>
+          <w:b/>
+        </w:rPr>
+        <w:t>schema</w:t>
+      </w:r>
+      <w:r>
+        <w:rPr>
+          <w:b w:val="0"/>
+        </w:rPr>
+        <w:t>. A repair can be authorised later, but must not be assumed silently.</w:t>
+      </w:r>
+    </w:p>
+    <w:p>
+      <w:pPr>
+        <w:spacing w:line="336" w:lineRule="auto" w:after="180"/>
+      </w:pPr>
+      <w:r>
+        <w:rPr>
+          <w:b w:val="0"/>
+        </w:rPr>
+        <w:t xml:space="preserve">Missing or empty identifiers also prevent tracing an item back to its source. Limit: </w:t>
+      </w:r>
+      <w:r>
+        <w:rPr>
+          <w:b/>
+        </w:rPr>
+        <w:t>Schema</w:t>
+      </w:r>
+      <w:r>
+        <w:rPr>
+          <w:b w:val="0"/>
+        </w:rPr>
+        <w:t xml:space="preserve"> validity does not confirm that the book really has 90 pages or that its metadata is accurate.</w:t>
+      </w:r>
+    </w:p>
+    <w:p>
+      <w:pPr>
+        <w:spacing w:line="336" w:lineRule="auto" w:after="180"/>
+        <w:shd w:fill="F5F1FB"/>
+      </w:pPr>
+      <w:r>
+        <w:rPr>
+          <w:b w:val="0"/>
+        </w:rPr>
+        <w:t>Explain the case, then point to a limit on the claim.</w:t>
+      </w:r>
+    </w:p>
+    <w:p>
+      <w:pPr>
+        <w:pStyle w:val="Heading3"/>
+      </w:pPr>
+      <w:r>
+        <w:t>My picture explanation, deciding evidence and one limit</w:t>
+      </w:r>
+    </w:p>
+    <w:p>
+      <w:r>
+        <w:t>________________________________________________________________</w:t>
+      </w:r>
+    </w:p>
+    <w:p>
+      <w:r>
+        <w:t>________________________________________________________________</w:t>
+      </w:r>
+    </w:p>
+    <w:p>
+      <w:r>
+        <w:t>________________________________________________________________</w:t>
+      </w:r>
+    </w:p>
+    <w:p>
+      <w:r>
+        <w:t>________________________________________________________________</w:t>
+      </w:r>
+    </w:p>
+    <w:p>
+      <w:pPr>
+        <w:pStyle w:val="Heading3"/>
+      </w:pPr>
+      <w:r>
+        <w:t>06. Make the idea visible in your project</w:t>
+      </w:r>
+    </w:p>
+    <w:p>
+      <w:r>
+        <w:drawing>
+          <wp:inline xmlns:a="http://schemas.openxmlformats.org/drawingml/2006/main" xmlns:pic="http://schemas.openxmlformats.org/drawingml/2006/picture">
+            <wp:extent cx="5486400" cy="3380232"/>
+            <wp:docPr id="7" name="Picture 7" descr="Publish the recommender’s row schema and validation results before ranking books, preserving repair provenance. Draw your input, deciding step, result and limit. Supported question: Which two rows originally fail, and do they fail for the same reason?"/>
+            <wp:cNvGraphicFramePr>
+              <a:graphicFrameLocks noChangeAspect="1"/>
+            </wp:cNvGraphicFramePr>
+            <a:graphic>
+              <a:graphicData uri="http://schemas.openxmlformats.org/drawingml/2006/picture">
+                <pic:pic>
+                  <pic:nvPicPr>
+                    <pic:cNvPr id="0" name="academy-story-ai-2-7-06.png"/>
+                    <pic:cNvPicPr/>
+                  </pic:nvPicPr>
+                  <pic:blipFill>
+                    <a:blip r:embed="rId15"/>
+                    <a:stretch>
+                      <a:fillRect/>
+                    </a:stretch>
+                  </pic:blipFill>
+                  <pic:spPr>
+                    <a:xfrm>
+                      <a:off x="0" y="0"/>
+                      <a:ext cx="5486400" cy="3380232"/>
+                    </a:xfrm>
+                    <a:prstGeom prst="rect"/>
+                  </pic:spPr>
+                </pic:pic>
+              </a:graphicData>
+            </a:graphic>
+          </wp:inline>
+        </w:drawing>
+      </w:r>
+    </w:p>
+    <w:p>
+      <w:pPr>
+        <w:spacing w:line="336" w:lineRule="auto" w:after="180"/>
+        <w:shd w:fill="F5F1FB"/>
+      </w:pPr>
+      <w:r>
+        <w:rPr>
+          <w:b w:val="0"/>
+        </w:rPr>
+        <w:t xml:space="preserve">Publish the recommender’s row </w:t>
+      </w:r>
+      <w:r>
+        <w:rPr>
+          <w:b/>
+        </w:rPr>
+        <w:t>schema</w:t>
+      </w:r>
+      <w:r>
+        <w:rPr>
+          <w:b w:val="0"/>
+        </w:rPr>
+        <w:t xml:space="preserve"> and validation results before ranking books, preserving repair provenance. Draw your </w:t>
+      </w:r>
+      <w:r>
+        <w:rPr>
+          <w:b/>
+        </w:rPr>
+        <w:t>input</w:t>
+      </w:r>
+      <w:r>
+        <w:rPr>
+          <w:b w:val="0"/>
+        </w:rPr>
+        <w:t>, deciding step, result and limit.</w:t>
+      </w:r>
+    </w:p>
+    <w:p>
+      <w:pPr>
+        <w:spacing w:line="336" w:lineRule="auto" w:after="180"/>
+        <w:shd w:fill="F5F1FB"/>
+      </w:pPr>
+      <w:r>
+        <w:rPr>
+          <w:b w:val="0"/>
+        </w:rPr>
+        <w:t>Supported question: Which two rows originally fail, and do they fail for the same reason?</w:t>
+      </w:r>
+    </w:p>
+    <w:p>
+      <w:pPr>
+        <w:spacing w:line="336" w:lineRule="auto" w:after="180"/>
+        <w:shd w:fill="F5F1FB"/>
+      </w:pPr>
+      <w:r>
+        <w:rPr>
+          <w:b w:val="0"/>
+        </w:rPr>
+        <w:t xml:space="preserve">Draw your project trace and justify the deciding step using </w:t>
+      </w:r>
+      <w:r>
+        <w:rPr>
+          <w:b/>
+        </w:rPr>
+        <w:t>evidence</w:t>
+      </w:r>
+      <w:r>
+        <w:rPr>
+          <w:b w:val="0"/>
+        </w:rPr>
+        <w:t>.</w:t>
+      </w:r>
+    </w:p>
+    <w:p>
+      <w:pPr>
+        <w:pStyle w:val="Heading3"/>
+      </w:pPr>
+      <w:r>
+        <w:t>My picture explanation, deciding evidence and one limit</w:t>
       </w:r>
     </w:p>
     <w:p>

--- a/downloads/workbook/ai-2-week-07.docx
+++ b/downloads/workbook/ai-2-week-07.docx
@@ -25,50 +25,216 @@
         <w:pStyle w:val="Heading1"/>
       </w:pPr>
       <w:r>
-        <w:t>01. Recall and choose your starting point</w:t>
-      </w:r>
-    </w:p>
-    <w:p>
-      <w:r>
-        <w:t>Record your starting explanation for Rows Columns and Data Types before opening notes. Show any later correction separately.</w:t>
-      </w:r>
-    </w:p>
-    <w:p>
-      <w:pPr>
-        <w:spacing w:line="336" w:lineRule="auto" w:after="180"/>
-      </w:pPr>
-      <w:r>
-        <w:rPr>
-          <w:b w:val="0"/>
-        </w:rPr>
+        <w:t>One connected schema and validation record.</w:t>
+      </w:r>
+    </w:p>
+    <w:p>
+      <w:r>
+        <w:t>Specify duration fields, test boundaries, convert units and separate a valid row from a true fact.</w:t>
+      </w:r>
+    </w:p>
+    <w:p>
+      <w:r>
+        <w:t>Keep the contract, classification reasons, original source and repair note together.</w:t>
+      </w:r>
+    </w:p>
+    <w:p>
+      <w:pPr>
+        <w:pStyle w:val="Heading1"/>
+      </w:pPr>
+      <w:r>
+        <w:t>01. Recall: reconnect earlier ideas</w:t>
+      </w:r>
+    </w:p>
+    <w:p>
+      <w:r>
+        <w:t>Retrieve before opening notes.</w:t>
+      </w:r>
+    </w:p>
+    <w:p>
+      <w:pPr>
+        <w:pStyle w:val="Heading2"/>
+      </w:pPr>
+      <w:r>
+        <w:t>Retrieve and explain</w:t>
+      </w:r>
+    </w:p>
+    <w:p>
+      <w:pPr>
+        <w:pStyle w:val="ListBullet"/>
+      </w:pPr>
+      <w:r>
         <w:t>Try the recall before opening notes. Then use a different colour or a labelled second line to correct your explanation.</w:t>
       </w:r>
     </w:p>
     <w:p>
       <w:pPr>
+        <w:pStyle w:val="ListBullet"/>
+      </w:pPr>
+      <w:r>
+        <w:t>Without opening the old lesson, explain one key idea from Debugging Strategies. Give an example and a mistake that the idea helps you avoid.</w:t>
+      </w:r>
+    </w:p>
+    <w:p>
+      <w:pPr>
         <w:pStyle w:val="Heading3"/>
       </w:pPr>
       <w:r>
+        <w:t>My remembered idea, example and correction</w:t>
+      </w:r>
+    </w:p>
+    <w:p>
+      <w:r>
+        <w:t>________________________________________________________________</w:t>
+      </w:r>
+    </w:p>
+    <w:p>
+      <w:r>
+        <w:t>________________________________________________________________</w:t>
+      </w:r>
+    </w:p>
+    <w:p>
+      <w:r>
+        <w:t>________________________________________________________________</w:t>
+      </w:r>
+    </w:p>
+    <w:p>
+      <w:pPr>
+        <w:pStyle w:val="ListBullet"/>
+      </w:pPr>
+      <w:r>
+        <w:t>Without opening the old lesson, explain one key idea from Trace Tables. Give an example and a mistake that the idea helps you avoid.</w:t>
+      </w:r>
+    </w:p>
+    <w:p>
+      <w:pPr>
+        <w:pStyle w:val="Heading3"/>
+      </w:pPr>
+      <w:r>
+        <w:t>My remembered idea, example and correction</w:t>
+      </w:r>
+    </w:p>
+    <w:p>
+      <w:r>
+        <w:t>________________________________________________________________</w:t>
+      </w:r>
+    </w:p>
+    <w:p>
+      <w:r>
+        <w:t>________________________________________________________________</w:t>
+      </w:r>
+    </w:p>
+    <w:p>
+      <w:r>
+        <w:t>________________________________________________________________</w:t>
+      </w:r>
+    </w:p>
+    <w:p>
+      <w:pPr>
+        <w:pStyle w:val="ListBullet"/>
+      </w:pPr>
+      <w:r>
+        <w:t>Without opening the old lesson, explain one key idea from Precision in Algorithms. Give an example and a mistake that the idea helps you avoid.</w:t>
+      </w:r>
+    </w:p>
+    <w:p>
+      <w:pPr>
+        <w:pStyle w:val="Heading3"/>
+      </w:pPr>
+      <w:r>
+        <w:t>My remembered idea, example and correction</w:t>
+      </w:r>
+    </w:p>
+    <w:p>
+      <w:r>
+        <w:t>________________________________________________________________</w:t>
+      </w:r>
+    </w:p>
+    <w:p>
+      <w:r>
+        <w:t>________________________________________________________________</w:t>
+      </w:r>
+    </w:p>
+    <w:p>
+      <w:r>
+        <w:t>________________________________________________________________</w:t>
+      </w:r>
+    </w:p>
+    <w:p>
+      <w:pPr>
+        <w:pStyle w:val="Heading2"/>
+      </w:pPr>
+      <w:r>
+        <w:t>Earlier wording, alternatives and picture transcripts · reference / check after trying</w:t>
+      </w:r>
+    </w:p>
+    <w:p>
+      <w:pPr>
+        <w:pStyle w:val="Heading3"/>
+      </w:pPr>
+      <w:r>
         <w:t>Debugging Strategies</w:t>
       </w:r>
     </w:p>
     <w:p>
       <w:pPr>
-        <w:spacing w:line="336" w:lineRule="auto" w:after="180"/>
-      </w:pPr>
-      <w:r>
-        <w:rPr>
-          <w:b w:val="0"/>
-        </w:rPr>
-        <w:t>Without opening the old lesson, explain one key idea from Debugging Strategies. Give an example and a mistake that the idea helps you avoid.</w:t>
-      </w:r>
-    </w:p>
-    <w:p>
-      <w:pPr>
         <w:pStyle w:val="Heading3"/>
       </w:pPr>
       <w:r>
-        <w:t>My remembered idea, example and correction</w:t>
+        <w:t>Trace Tables</w:t>
+      </w:r>
+    </w:p>
+    <w:p>
+      <w:pPr>
+        <w:pStyle w:val="Heading3"/>
+      </w:pPr>
+      <w:r>
+        <w:t>Precision in Algorithms</w:t>
+      </w:r>
+    </w:p>
+    <w:p>
+      <w:pPr>
+        <w:pStyle w:val="Heading1"/>
+      </w:pPr>
+      <w:r>
+        <w:t>12. W1 · Write the duration contract</w:t>
+      </w:r>
+    </w:p>
+    <w:p>
+      <w:r>
+        <w:t>Include row meaning, fields, types, units and inclusive boundaries.</w:t>
+      </w:r>
+    </w:p>
+    <w:p>
+      <w:pPr>
+        <w:pStyle w:val="Heading2"/>
+      </w:pPr>
+      <w:r>
+        <w:t>Your evidence record</w:t>
+      </w:r>
+    </w:p>
+    <w:p>
+      <w:pPr>
+        <w:pStyle w:val="ListBullet"/>
+      </w:pPr>
+      <w:r>
+        <w:t>Use the classroom-duration contract for W1–W3 and W5: one session per row; activity is nonempty text; minutes is an exact integer from 0 through 60 inclusive, measured in minutes. For W2 assume activity="Reading" and both fields are present. A source-verified unit conversion is a documented repair, not permission to guess a duration.</w:t>
+      </w:r>
+    </w:p>
+    <w:p>
+      <w:pPr>
+        <w:pStyle w:val="ListBullet"/>
+      </w:pPr>
+      <w:r>
+        <w:t>List the required fields, types and duration boundaries for the worked table.</w:t>
+      </w:r>
+    </w:p>
+    <w:p>
+      <w:pPr>
+        <w:pStyle w:val="Heading3"/>
+      </w:pPr>
+      <w:r>
+        <w:t>My reasoning and evidence</w:t>
       </w:r>
     </w:p>
     <w:p>
@@ -87,22 +253,130 @@
       </w:r>
     </w:p>
     <w:p>
+      <w:r>
+        <w:t>________________________________________________________________</w:t>
+      </w:r>
+    </w:p>
+    <w:p>
+      <w:r>
+        <w:t>________________________________________________________________</w:t>
+      </w:r>
+    </w:p>
+    <w:p>
+      <w:r>
+        <w:t>________________________________________________________________</w:t>
+      </w:r>
+    </w:p>
+    <w:p>
+      <w:pPr>
+        <w:pStyle w:val="Heading1"/>
+      </w:pPr>
+      <w:r>
+        <w:t>13. W2 · Classify four boundary records</w:t>
+      </w:r>
+    </w:p>
+    <w:p>
+      <w:r>
+        <w:t>Give the deciding rule for each value.</w:t>
+      </w:r>
+    </w:p>
+    <w:p>
+      <w:pPr>
+        <w:pStyle w:val="Heading2"/>
+      </w:pPr>
+      <w:r>
+        <w:t>Your evidence record</w:t>
+      </w:r>
+    </w:p>
+    <w:p>
+      <w:pPr>
+        <w:pStyle w:val="ListBullet"/>
+      </w:pPr>
+      <w:r>
+        <w:t>Duration reference: activity is nonempty text and minutes is an exact integer 0–60 inclusive. Both fields are required; one row represents one activity session. For W2, activity="Reading" and both fields exist.</w:t>
+      </w:r>
+    </w:p>
+    <w:p>
+      <w:pPr>
+        <w:pStyle w:val="ListBullet"/>
+      </w:pPr>
+      <w:r>
+        <w:t>Classify minutes values 0, 60, -1 and 61 under this schema.</w:t>
+      </w:r>
+    </w:p>
+    <w:p>
       <w:pPr>
         <w:pStyle w:val="Heading3"/>
       </w:pPr>
       <w:r>
-        <w:t>Trace Tables</w:t>
-      </w:r>
-    </w:p>
-    <w:p>
-      <w:pPr>
-        <w:spacing w:line="336" w:lineRule="auto" w:after="180"/>
-      </w:pPr>
-      <w:r>
-        <w:rPr>
-          <w:b w:val="0"/>
-        </w:rPr>
-        <w:t>Without opening the old lesson, explain one key idea from Trace Tables. Give an example and a mistake that the idea helps you avoid.</w:t>
+        <w:t>My reasoning and evidence</w:t>
+      </w:r>
+    </w:p>
+    <w:p>
+      <w:r>
+        <w:t>________________________________________________________________</w:t>
+      </w:r>
+    </w:p>
+    <w:p>
+      <w:r>
+        <w:t>________________________________________________________________</w:t>
+      </w:r>
+    </w:p>
+    <w:p>
+      <w:r>
+        <w:t>________________________________________________________________</w:t>
+      </w:r>
+    </w:p>
+    <w:p>
+      <w:r>
+        <w:t>________________________________________________________________</w:t>
+      </w:r>
+    </w:p>
+    <w:p>
+      <w:r>
+        <w:t>________________________________________________________________</w:t>
+      </w:r>
+    </w:p>
+    <w:p>
+      <w:r>
+        <w:t>________________________________________________________________</w:t>
+      </w:r>
+    </w:p>
+    <w:p>
+      <w:pPr>
+        <w:pStyle w:val="Heading1"/>
+      </w:pPr>
+      <w:r>
+        <w:t>14. W3 · Document a verified unit conversion</w:t>
+      </w:r>
+    </w:p>
+    <w:p>
+      <w:r>
+        <w:t>Keep the original source value and conversion note.</w:t>
+      </w:r>
+    </w:p>
+    <w:p>
+      <w:pPr>
+        <w:pStyle w:val="Heading2"/>
+      </w:pPr>
+      <w:r>
+        <w:t>Your evidence record</w:t>
+      </w:r>
+    </w:p>
+    <w:p>
+      <w:pPr>
+        <w:pStyle w:val="ListBullet"/>
+      </w:pPr>
+      <w:r>
+        <w:t>Duration reference: activity is nonempty text and minutes is an exact integer 0–60 inclusive. Both fields are required; one row represents one activity session. For W2, activity="Reading" and both fields exist.</w:t>
+      </w:r>
+    </w:p>
+    <w:p>
+      <w:pPr>
+        <w:pStyle w:val="ListBullet"/>
+      </w:pPr>
+      <w:r>
+        <w:t>A source says 180 seconds but the row says minutes: 180. Give a documented correction.</w:t>
       </w:r>
     </w:p>
     <w:p>
@@ -110,7 +384,7 @@
         <w:pStyle w:val="Heading3"/>
       </w:pPr>
       <w:r>
-        <w:t>My remembered idea, example and correction</w:t>
+        <w:t>My reasoning and evidence</w:t>
       </w:r>
     </w:p>
     <w:p>
@@ -129,30 +403,63 @@
       </w:r>
     </w:p>
     <w:p>
+      <w:r>
+        <w:t>________________________________________________________________</w:t>
+      </w:r>
+    </w:p>
+    <w:p>
+      <w:r>
+        <w:t>________________________________________________________________</w:t>
+      </w:r>
+    </w:p>
+    <w:p>
+      <w:r>
+        <w:t>________________________________________________________________</w:t>
+      </w:r>
+    </w:p>
+    <w:p>
+      <w:pPr>
+        <w:pStyle w:val="Heading1"/>
+      </w:pPr>
+      <w:r>
+        <w:t>16. W5 · Limit a validation claim</w:t>
+      </w:r>
+    </w:p>
+    <w:p>
+      <w:r>
+        <w:t>Explain which evidence is still missing.</w:t>
+      </w:r>
+    </w:p>
+    <w:p>
+      <w:pPr>
+        <w:pStyle w:val="Heading2"/>
+      </w:pPr>
+      <w:r>
+        <w:t>Your evidence record</w:t>
+      </w:r>
+    </w:p>
+    <w:p>
+      <w:pPr>
+        <w:pStyle w:val="ListBullet"/>
+      </w:pPr>
+      <w:r>
+        <w:t>Duration reference: activity is nonempty text and minutes is an exact integer 0–60 inclusive. Both fields are required; one row represents one activity session. For W2, activity="Reading" and both fields exist.</w:t>
+      </w:r>
+    </w:p>
+    <w:p>
+      <w:pPr>
+        <w:pStyle w:val="ListBullet"/>
+      </w:pPr>
+      <w:r>
+        <w:t>A row says Reading, 12 and passes. Does that establish the session really lasted 12 minutes?</w:t>
+      </w:r>
+    </w:p>
+    <w:p>
       <w:pPr>
         <w:pStyle w:val="Heading3"/>
       </w:pPr>
       <w:r>
-        <w:t>Precision in Algorithms</w:t>
-      </w:r>
-    </w:p>
-    <w:p>
-      <w:pPr>
-        <w:spacing w:line="336" w:lineRule="auto" w:after="180"/>
-      </w:pPr>
-      <w:r>
-        <w:rPr>
-          <w:b w:val="0"/>
-        </w:rPr>
-        <w:t>Without opening the old lesson, explain one key idea from Precision in Algorithms. Give an example and a mistake that the idea helps you avoid.</w:t>
-      </w:r>
-    </w:p>
-    <w:p>
-      <w:pPr>
-        <w:pStyle w:val="Heading3"/>
-      </w:pPr>
-      <w:r>
-        <w:t>My remembered idea, example and correction</w:t>
+        <w:t>My reasoning and evidence</w:t>
       </w:r>
     </w:p>
     <w:p>
@@ -171,274 +478,39 @@
       </w:r>
     </w:p>
     <w:p>
+      <w:r>
+        <w:t>________________________________________________________________</w:t>
+      </w:r>
+    </w:p>
+    <w:p>
+      <w:r>
+        <w:t>________________________________________________________________</w:t>
+      </w:r>
+    </w:p>
+    <w:p>
+      <w:r>
+        <w:t>________________________________________________________________</w:t>
+      </w:r>
+    </w:p>
+    <w:p>
       <w:pPr>
         <w:pStyle w:val="Heading1"/>
       </w:pPr>
       <w:r>
-        <w:t>02. Practise with fading help</w:t>
-      </w:r>
-    </w:p>
-    <w:p>
-      <w:r>
-        <w:t>Complete the supported Rows Columns and Data Types trace and record the first step you can explain without help.</w:t>
-      </w:r>
-    </w:p>
-    <w:p>
-      <w:pPr>
-        <w:spacing w:line="336" w:lineRule="auto" w:after="180"/>
-      </w:pPr>
-      <w:r>
-        <w:rPr>
-          <w:b w:val="0"/>
-        </w:rPr>
-        <w:t xml:space="preserve">Use W2: Classify records for Rows </w:t>
-      </w:r>
-      <w:r>
-        <w:rPr>
-          <w:b/>
-        </w:rPr>
-        <w:t>column</w:t>
-      </w:r>
-      <w:r>
-        <w:rPr>
-          <w:b w:val="0"/>
-        </w:rPr>
-        <w:t xml:space="preserve">s and </w:t>
-      </w:r>
-      <w:r>
-        <w:rPr>
-          <w:b/>
-        </w:rPr>
-        <w:t>schema</w:t>
-      </w:r>
-      <w:r>
-        <w:rPr>
-          <w:b w:val="0"/>
-        </w:rPr>
-        <w:t>s. Record the answer once; the lesson and workbook refer to the same attempt.</w:t>
-      </w:r>
-    </w:p>
-    <w:tbl>
-      <w:tblPr>
-        <w:tblStyle w:val="LightShading-Accent1"/>
-        <w:tblW w:type="auto" w:w="0"/>
-        <w:tblLook w:firstColumn="1" w:firstRow="1" w:lastColumn="0" w:lastRow="0" w:noHBand="0" w:noVBand="1" w:val="04A0"/>
-      </w:tblPr>
-      <w:tblGrid>
-        <w:gridCol w:w="2556"/>
-        <w:gridCol w:w="2556"/>
-        <w:gridCol w:w="2556"/>
-        <w:gridCol w:w="2556"/>
-      </w:tblGrid>
-      <w:tr>
-        <w:trPr>
-          <w:tblHeader/>
-        </w:trPr>
-        <w:tc>
-          <w:tcPr>
-            <w:tcW w:type="dxa" w:w="2556"/>
-          </w:tcPr>
-          <w:p>
-            <w:r>
-              <w:t>Given inputs</w:t>
-            </w:r>
-          </w:p>
-        </w:tc>
-        <w:tc>
-          <w:tcPr>
-            <w:tcW w:type="dxa" w:w="2556"/>
-          </w:tcPr>
-          <w:p>
-            <w:r>
-              <w:t>Procedure I chose</w:t>
-            </w:r>
-          </w:p>
-        </w:tc>
-        <w:tc>
-          <w:tcPr>
-            <w:tcW w:type="dxa" w:w="2556"/>
-          </w:tcPr>
-          <w:p>
-            <w:r>
-              <w:t>Middle steps</w:t>
-            </w:r>
-          </w:p>
-        </w:tc>
-        <w:tc>
-          <w:tcPr>
-            <w:tcW w:type="dxa" w:w="2556"/>
-          </w:tcPr>
-          <w:p>
-            <w:r>
-              <w:t>Result and check</w:t>
-            </w:r>
-          </w:p>
-        </w:tc>
-      </w:tr>
-      <w:tr>
-        <w:tc>
-          <w:tcPr>
-            <w:tcW w:type="dxa" w:w="2556"/>
-          </w:tcPr>
-          <w:p>
-            <w:r/>
-          </w:p>
-        </w:tc>
-        <w:tc>
-          <w:tcPr>
-            <w:tcW w:type="dxa" w:w="2556"/>
-          </w:tcPr>
-          <w:p>
-            <w:r/>
-          </w:p>
-        </w:tc>
-        <w:tc>
-          <w:tcPr>
-            <w:tcW w:type="dxa" w:w="2556"/>
-          </w:tcPr>
-          <w:p>
-            <w:r/>
-          </w:p>
-        </w:tc>
-        <w:tc>
-          <w:tcPr>
-            <w:tcW w:type="dxa" w:w="2556"/>
-          </w:tcPr>
-          <w:p>
-            <w:r/>
-          </w:p>
-        </w:tc>
-      </w:tr>
-    </w:tbl>
-    <w:p>
-      <w:pPr>
-        <w:pStyle w:val="Heading3"/>
-      </w:pPr>
-      <w:r>
-        <w:t>The step I completed without help, and the hint I needed</w:t>
-      </w:r>
-    </w:p>
-    <w:p>
-      <w:r>
-        <w:t>________________________________________________________________</w:t>
-      </w:r>
-    </w:p>
-    <w:p>
-      <w:r>
-        <w:t>________________________________________________________________</w:t>
-      </w:r>
-    </w:p>
-    <w:p>
-      <w:r>
-        <w:t>________________________________________________________________</w:t>
-      </w:r>
-    </w:p>
-    <w:p>
-      <w:pPr>
-        <w:pStyle w:val="Heading1"/>
-      </w:pPr>
-      <w:r>
-        <w:t>03. Individual reasoning check</w:t>
-      </w:r>
-    </w:p>
-    <w:p>
-      <w:r>
-        <w:t>Check the proposed Rows Columns and Data Types explanation against the supplied facts before discussing it.</w:t>
-      </w:r>
-    </w:p>
-    <w:p>
-      <w:pPr>
-        <w:spacing w:line="336" w:lineRule="auto" w:after="180"/>
-      </w:pPr>
-      <w:r>
-        <w:rPr>
-          <w:b w:val="0"/>
-        </w:rPr>
-        <w:t xml:space="preserve">Use the worked case for Rows </w:t>
-      </w:r>
-      <w:r>
-        <w:rPr>
-          <w:b/>
-        </w:rPr>
-        <w:t>column</w:t>
-      </w:r>
-      <w:r>
-        <w:rPr>
-          <w:b w:val="0"/>
-        </w:rPr>
-        <w:t xml:space="preserve">s and </w:t>
-      </w:r>
-      <w:r>
-        <w:rPr>
-          <w:b/>
-        </w:rPr>
-        <w:t>schema</w:t>
-      </w:r>
-      <w:r>
-        <w:rPr>
-          <w:b w:val="0"/>
-        </w:rPr>
-        <w:t>s. Proposed explanation: “A successful run proves the conclusion”. Decide whether this explanation is supported.</w:t>
-      </w:r>
-    </w:p>
-    <w:p>
-      <w:pPr>
-        <w:spacing w:line="336" w:lineRule="auto" w:after="180"/>
-      </w:pPr>
-      <w:r>
-        <w:rPr>
-          <w:b w:val="0"/>
-        </w:rPr>
-        <w:t>Point to the step or supplied fact that decides; explain your repair if needed.</w:t>
-      </w:r>
-    </w:p>
-    <w:p>
-      <w:pPr>
-        <w:pStyle w:val="Heading3"/>
-      </w:pPr>
-      <w:r>
-        <w:t>My explanation before partner discussion</w:t>
-      </w:r>
-    </w:p>
-    <w:p>
-      <w:r>
-        <w:t>________________________________________________________________</w:t>
-      </w:r>
-    </w:p>
-    <w:p>
-      <w:r>
-        <w:t>________________________________________________________________</w:t>
-      </w:r>
-    </w:p>
-    <w:p>
-      <w:r>
-        <w:t>________________________________________________________________</w:t>
-      </w:r>
-    </w:p>
-    <w:p>
-      <w:r>
-        <w:t>________________________________________________________________</w:t>
-      </w:r>
-    </w:p>
-    <w:p>
-      <w:pPr>
-        <w:pStyle w:val="Heading1"/>
-      </w:pPr>
-      <w:r>
-        <w:t>04. Independent transfer case</w:t>
-      </w:r>
-    </w:p>
-    <w:p>
-      <w:r>
-        <w:t>Write one first attempt at the reserved independent case before feedback. Repeated copies of that case refer to the same recorded attempt.</w:t>
-      </w:r>
-    </w:p>
-    <w:p>
-      <w:pPr>
-        <w:pStyle w:val="Heading3"/>
-      </w:pPr>
-      <w:r>
-        <w:t>Independent case: Design a schema independently</w:t>
+        <w:t>04. W4 · Design a schema independently</w:t>
+      </w:r>
+    </w:p>
+    <w:p>
+      <w:r>
+        <w:t>Keep one first attempt before hints or feedback.</w:t>
+      </w:r>
+    </w:p>
+    <w:p>
+      <w:pPr>
+        <w:pStyle w:val="Heading2"/>
+      </w:pPr>
+      <w:r>
+        <w:t>Read and explain independently</w:t>
       </w:r>
     </w:p>
     <w:p>
@@ -497,6 +569,14 @@
     </w:p>
     <w:p>
       <w:pPr>
+        <w:pStyle w:val="Heading2"/>
+      </w:pPr>
+      <w:r>
+        <w:t>Keep a fair record</w:t>
+      </w:r>
+    </w:p>
+    <w:p>
+      <w:pPr>
         <w:spacing w:line="336" w:lineRule="auto" w:after="180"/>
       </w:pPr>
       <w:r>
@@ -508,15 +588,39 @@
     </w:p>
     <w:p>
       <w:pPr>
+        <w:pStyle w:val="Heading2"/>
+      </w:pPr>
+      <w:r>
+        <w:t>Earlier wording, alternatives and picture transcripts · reference / check after trying</w:t>
+      </w:r>
+    </w:p>
+    <w:p>
+      <w:pPr>
+        <w:pStyle w:val="Heading3"/>
+      </w:pPr>
+      <w:r>
+        <w:t>Independent case: Design a schema independently</w:t>
+      </w:r>
+    </w:p>
+    <w:p>
+      <w:pPr>
         <w:pStyle w:val="Heading1"/>
       </w:pPr>
       <w:r>
-        <w:t>05. Your learning target</w:t>
-      </w:r>
-    </w:p>
-    <w:p>
-      <w:r>
-        <w:t>Connect the Rows Columns and Data Types target to a trace and a justified conclusion.</w:t>
+        <w:t>09. Project · Keep the decision and its evidence</w:t>
+      </w:r>
+    </w:p>
+    <w:p>
+      <w:r>
+        <w:t>Add this week’s change to your existing project record.</w:t>
+      </w:r>
+    </w:p>
+    <w:p>
+      <w:pPr>
+        <w:pStyle w:val="Heading2"/>
+      </w:pPr>
+      <w:r>
+        <w:t>Your evidence record</w:t>
       </w:r>
     </w:p>
     <w:p>
@@ -527,77 +631,18 @@
         <w:rPr>
           <w:b w:val="0"/>
         </w:rPr>
-        <w:t>A row contains title='Sky', pages='120', available='false'. Explain why treating nonempty text as true can misread availability. Propose explicit conversions and a rejected-</w:t>
-      </w:r>
-      <w:r>
-        <w:rPr>
-          <w:b/>
-        </w:rPr>
-        <w:t>input</w:t>
-      </w:r>
+        <w:t>Store one book per row and keep reader preferences in a separate record.</w:t>
+      </w:r>
+    </w:p>
+    <w:p>
+      <w:pPr>
+        <w:spacing w:line="336" w:lineRule="auto" w:after="180"/>
+      </w:pPr>
       <w:r>
         <w:rPr>
           <w:b w:val="0"/>
         </w:rPr>
-        <w:t xml:space="preserve"> case.</w:t>
-      </w:r>
-    </w:p>
-    <w:p>
-      <w:pPr>
-        <w:pStyle w:val="Heading1"/>
-      </w:pPr>
-      <w:r>
-        <w:t>06. Solve the given case</w:t>
-      </w:r>
-    </w:p>
-    <w:p>
-      <w:r>
-        <w:t>Solve the supplied Rows Columns and Data Types case and show the deciding evidence.</w:t>
-      </w:r>
-    </w:p>
-    <w:p>
-      <w:pPr>
-        <w:spacing w:line="336" w:lineRule="auto" w:after="180"/>
-      </w:pPr>
-      <w:r>
-        <w:rPr>
-          <w:b w:val="0"/>
-        </w:rPr>
-        <w:t>Fields are Title, Pages and Borrowed; a row contains River, ninety and yes.</w:t>
-      </w:r>
-    </w:p>
-    <w:p>
-      <w:pPr>
-        <w:spacing w:line="336" w:lineRule="auto" w:after="180"/>
-      </w:pPr>
-      <w:r>
-        <w:rPr>
-          <w:b w:val="0"/>
-        </w:rPr>
-        <w:t xml:space="preserve">Assign intended </w:t>
-      </w:r>
-      <w:r>
-        <w:rPr>
-          <w:b/>
-        </w:rPr>
-        <w:t>type</w:t>
-      </w:r>
-      <w:r>
-        <w:rPr>
-          <w:b w:val="0"/>
-        </w:rPr>
-        <w:t>s and a repair.</w:t>
-      </w:r>
-    </w:p>
-    <w:p>
-      <w:pPr>
-        <w:spacing w:line="336" w:lineRule="auto" w:after="180"/>
-      </w:pPr>
-      <w:r>
-        <w:rPr>
-          <w:b w:val="0"/>
-        </w:rPr>
-        <w:t xml:space="preserve">Show your trace, calculation or </w:t>
+        <w:t xml:space="preserve">The project change and </w:t>
       </w:r>
       <w:r>
         <w:rPr>
@@ -605,320 +650,6 @@
         </w:rPr>
         <w:t>evidence</w:t>
       </w:r>
-    </w:p>
-    <w:p>
-      <w:pPr>
-        <w:pStyle w:val="Heading3"/>
-      </w:pPr>
-      <w:r>
-        <w:t>Write or draw your reasoning and evidence.</w:t>
-      </w:r>
-    </w:p>
-    <w:p>
-      <w:r>
-        <w:t>________________________________________________________________</w:t>
-      </w:r>
-    </w:p>
-    <w:p>
-      <w:r>
-        <w:t>________________________________________________________________</w:t>
-      </w:r>
-    </w:p>
-    <w:p>
-      <w:r>
-        <w:t>________________________________________________________________</w:t>
-      </w:r>
-    </w:p>
-    <w:p>
-      <w:r>
-        <w:t>________________________________________________________________</w:t>
-      </w:r>
-    </w:p>
-    <w:p>
-      <w:r>
-        <w:t>________________________________________________________________</w:t>
-      </w:r>
-    </w:p>
-    <w:p>
-      <w:pPr>
-        <w:pStyle w:val="Heading1"/>
-      </w:pPr>
-      <w:r>
-        <w:t>07. Check a changed case</w:t>
-      </w:r>
-    </w:p>
-    <w:p>
-      <w:r>
-        <w:t>Apply the procedure to the changed case and record why the conclusion follows.</w:t>
-      </w:r>
-    </w:p>
-    <w:p>
-      <w:pPr>
-        <w:spacing w:line="336" w:lineRule="auto" w:after="180"/>
-      </w:pPr>
-      <w:r>
-        <w:rPr>
-          <w:b w:val="0"/>
-        </w:rPr>
-        <w:t xml:space="preserve">A table row is book_id B7, pages 84, available true. Name the </w:t>
-      </w:r>
-      <w:r>
-        <w:rPr>
-          <w:b/>
-        </w:rPr>
-        <w:t>type</w:t>
-      </w:r>
-      <w:r>
-        <w:rPr>
-          <w:b w:val="0"/>
-        </w:rPr>
-        <w:t xml:space="preserve"> of each field and explain why pages stored as eighty-four complicates calculation.</w:t>
-      </w:r>
-    </w:p>
-    <w:p>
-      <w:pPr>
-        <w:spacing w:line="336" w:lineRule="auto" w:after="180"/>
-      </w:pPr>
-      <w:r>
-        <w:rPr>
-          <w:b w:val="0"/>
-        </w:rPr>
-        <w:t>My independent answer and reason</w:t>
-      </w:r>
-    </w:p>
-    <w:p>
-      <w:pPr>
-        <w:pStyle w:val="Heading3"/>
-      </w:pPr>
-      <w:r>
-        <w:t>Write or draw your reasoning and evidence.</w:t>
-      </w:r>
-    </w:p>
-    <w:p>
-      <w:r>
-        <w:t>________________________________________________________________</w:t>
-      </w:r>
-    </w:p>
-    <w:p>
-      <w:r>
-        <w:t>________________________________________________________________</w:t>
-      </w:r>
-    </w:p>
-    <w:p>
-      <w:r>
-        <w:t>________________________________________________________________</w:t>
-      </w:r>
-    </w:p>
-    <w:p>
-      <w:r>
-        <w:t>________________________________________________________________</w:t>
-      </w:r>
-    </w:p>
-    <w:p>
-      <w:r>
-        <w:t>________________________________________________________________</w:t>
-      </w:r>
-    </w:p>
-    <w:p>
-      <w:pPr>
-        <w:pStyle w:val="Heading3"/>
-      </w:pPr>
-      <w:r>
-        <w:t>Week 7 Test and reflect</w:t>
-      </w:r>
-    </w:p>
-    <w:p>
-      <w:pPr>
-        <w:pStyle w:val="Heading1"/>
-      </w:pPr>
-      <w:r>
-        <w:t>08. Design a revealing test</w:t>
-      </w:r>
-    </w:p>
-    <w:p>
-      <w:r>
-        <w:t>Specify a changed input, expected result and observation separately.</w:t>
-      </w:r>
-    </w:p>
-    <w:p>
-      <w:pPr>
-        <w:spacing w:line="336" w:lineRule="auto" w:after="180"/>
-      </w:pPr>
-      <w:r>
-        <w:rPr>
-          <w:b w:val="0"/>
-        </w:rPr>
-        <w:t xml:space="preserve">Create a changed </w:t>
-      </w:r>
-      <w:r>
-        <w:rPr>
-          <w:b/>
-        </w:rPr>
-        <w:t>input</w:t>
-      </w:r>
-      <w:r>
-        <w:rPr>
-          <w:b w:val="0"/>
-        </w:rPr>
-        <w:t>, boundary case or missing-information case. Write the expected answer or safe response before testing.</w:t>
-      </w:r>
-    </w:p>
-    <w:tbl>
-      <w:tblPr>
-        <w:tblStyle w:val="LightShading-Accent1"/>
-        <w:tblW w:type="auto" w:w="0"/>
-        <w:tblLook w:firstColumn="1" w:firstRow="1" w:lastColumn="0" w:lastRow="0" w:noHBand="0" w:noVBand="1" w:val="04A0"/>
-      </w:tblPr>
-      <w:tblGrid>
-        <w:gridCol w:w="5112"/>
-        <w:gridCol w:w="5112"/>
-      </w:tblGrid>
-      <w:tr>
-        <w:trPr>
-          <w:tblHeader/>
-        </w:trPr>
-        <w:tc>
-          <w:tcPr>
-            <w:tcW w:type="dxa" w:w="5112"/>
-          </w:tcPr>
-          <w:p>
-            <w:r>
-              <w:t>Test record</w:t>
-            </w:r>
-          </w:p>
-        </w:tc>
-        <w:tc>
-          <w:tcPr>
-            <w:tcW w:type="dxa" w:w="5112"/>
-          </w:tcPr>
-          <w:p>
-            <w:r>
-              <w:t>My evidence</w:t>
-            </w:r>
-          </w:p>
-        </w:tc>
-      </w:tr>
-      <w:tr>
-        <w:tc>
-          <w:tcPr>
-            <w:tcW w:type="dxa" w:w="5112"/>
-          </w:tcPr>
-          <w:p>
-            <w:r>
-              <w:t>Changed input or condition</w:t>
-            </w:r>
-          </w:p>
-        </w:tc>
-        <w:tc>
-          <w:tcPr>
-            <w:tcW w:type="dxa" w:w="5112"/>
-          </w:tcPr>
-          <w:p>
-            <w:r/>
-          </w:p>
-        </w:tc>
-      </w:tr>
-      <w:tr>
-        <w:tc>
-          <w:tcPr>
-            <w:tcW w:type="dxa" w:w="5112"/>
-          </w:tcPr>
-          <w:p>
-            <w:r>
-              <w:t>Expected answer or fallback</w:t>
-            </w:r>
-          </w:p>
-        </w:tc>
-        <w:tc>
-          <w:tcPr>
-            <w:tcW w:type="dxa" w:w="5112"/>
-          </w:tcPr>
-          <w:p>
-            <w:r/>
-          </w:p>
-        </w:tc>
-      </w:tr>
-      <w:tr>
-        <w:tc>
-          <w:tcPr>
-            <w:tcW w:type="dxa" w:w="5112"/>
-          </w:tcPr>
-          <w:p>
-            <w:r>
-              <w:t>Observed result</w:t>
-            </w:r>
-          </w:p>
-        </w:tc>
-        <w:tc>
-          <w:tcPr>
-            <w:tcW w:type="dxa" w:w="5112"/>
-          </w:tcPr>
-          <w:p>
-            <w:r/>
-          </w:p>
-        </w:tc>
-      </w:tr>
-      <w:tr>
-        <w:tc>
-          <w:tcPr>
-            <w:tcW w:type="dxa" w:w="5112"/>
-          </w:tcPr>
-          <w:p>
-            <w:r>
-              <w:t>Why the result occurred</w:t>
-            </w:r>
-          </w:p>
-        </w:tc>
-        <w:tc>
-          <w:tcPr>
-            <w:tcW w:type="dxa" w:w="5112"/>
-          </w:tcPr>
-          <w:p>
-            <w:r/>
-          </w:p>
-        </w:tc>
-      </w:tr>
-    </w:tbl>
-    <w:p>
-      <w:pPr>
-        <w:pStyle w:val="Heading1"/>
-      </w:pPr>
-      <w:r>
-        <w:t>09. Project checkpoint</w:t>
-      </w:r>
-    </w:p>
-    <w:p>
-      <w:r>
-        <w:t>Justify what Rows Columns and Data Types adds to Transparent Book Recommender and keep the evidence.</w:t>
-      </w:r>
-    </w:p>
-    <w:p>
-      <w:pPr>
-        <w:spacing w:line="336" w:lineRule="auto" w:after="180"/>
-      </w:pPr>
-      <w:r>
-        <w:rPr>
-          <w:b w:val="0"/>
-        </w:rPr>
-        <w:t>Store one book per row and keep reader preferences in a separate record.</w:t>
-      </w:r>
-    </w:p>
-    <w:p>
-      <w:pPr>
-        <w:spacing w:line="336" w:lineRule="auto" w:after="180"/>
-      </w:pPr>
-      <w:r>
-        <w:rPr>
-          <w:b w:val="0"/>
-        </w:rPr>
-        <w:t xml:space="preserve">The project change and </w:t>
-      </w:r>
-      <w:r>
-        <w:rPr>
-          <w:b/>
-        </w:rPr>
-        <w:t>evidence</w:t>
-      </w:r>
       <w:r>
         <w:rPr>
           <w:b w:val="0"/>
@@ -964,520 +695,20 @@
         <w:pStyle w:val="Heading1"/>
       </w:pPr>
       <w:r>
-        <w:t>10. Self check</w:t>
-      </w:r>
-    </w:p>
-    <w:p>
-      <w:r>
-        <w:t>Judge explanation, evidence, transfer and limits separately; attach the work behind your judgement.</w:t>
-      </w:r>
-    </w:p>
-    <w:p>
-      <w:pPr>
-        <w:pStyle w:val="ListBullet"/>
-      </w:pPr>
-      <w:r>
-        <w:t>I can explain the mechanism.</w:t>
-      </w:r>
-    </w:p>
-    <w:p>
-      <w:pPr>
-        <w:pStyle w:val="ListBullet"/>
-      </w:pPr>
-      <w:r>
-        <w:t>I can show evidence.</w:t>
-      </w:r>
-    </w:p>
-    <w:p>
-      <w:pPr>
-        <w:pStyle w:val="ListBullet"/>
-      </w:pPr>
-      <w:r>
-        <w:t>I can handle a changed case.</w:t>
-      </w:r>
-    </w:p>
-    <w:p>
-      <w:pPr>
-        <w:pStyle w:val="ListBullet"/>
-      </w:pPr>
-      <w:r>
-        <w:t>I can name a limit.</w:t>
-      </w:r>
-    </w:p>
-    <w:p>
-      <w:r>
-        <w:t>Mark each as not yet, with help or independently, and attach supporting work.</w:t>
-      </w:r>
-    </w:p>
-    <w:p>
-      <w:pPr>
-        <w:spacing w:line="336" w:lineRule="auto" w:after="180"/>
-      </w:pPr>
-      <w:r>
-        <w:rPr>
-          <w:b w:val="0"/>
-        </w:rPr>
-        <w:t>Teacher review ____________________  Next step ____________________</w:t>
-      </w:r>
-    </w:p>
-    <w:p>
-      <w:pPr>
-        <w:pStyle w:val="Heading1"/>
-      </w:pPr>
-      <w:r>
-        <w:t>11. Transfer practice from the original programme</w:t>
-      </w:r>
-    </w:p>
-    <w:p>
-      <w:r>
-        <w:t>Use this earlier case as transfer practice. A case already discussed with feedback is not fresh assessment evidence.</w:t>
-      </w:r>
-    </w:p>
-    <w:p>
-      <w:pPr>
-        <w:spacing w:line="336" w:lineRule="auto" w:after="180"/>
-      </w:pPr>
-      <w:r>
-        <w:rPr>
-          <w:b w:val="0"/>
-        </w:rPr>
-        <w:t>A row contains title='Sky', pages='120', available='false'. Explain why treating nonempty text as true can misread availability. Propose explicit conversions and a rejected-</w:t>
-      </w:r>
-      <w:r>
-        <w:rPr>
-          <w:b/>
-        </w:rPr>
-        <w:t>input</w:t>
-      </w:r>
-      <w:r>
-        <w:rPr>
-          <w:b w:val="0"/>
-        </w:rPr>
-        <w:t xml:space="preserve"> case.</w:t>
-      </w:r>
-    </w:p>
-    <w:p>
-      <w:pPr>
-        <w:pStyle w:val="Heading3"/>
-      </w:pPr>
-      <w:r>
-        <w:t>My independently reasoned answer</w:t>
-      </w:r>
-    </w:p>
-    <w:p>
-      <w:r>
-        <w:t>________________________________________________________________</w:t>
-      </w:r>
-    </w:p>
-    <w:p>
-      <w:r>
-        <w:t>________________________________________________________________</w:t>
-      </w:r>
-    </w:p>
-    <w:p>
-      <w:r>
-        <w:t>________________________________________________________________</w:t>
-      </w:r>
-    </w:p>
-    <w:p>
-      <w:r>
-        <w:t>________________________________________________________________</w:t>
-      </w:r>
-    </w:p>
-    <w:p>
-      <w:r>
-        <w:t>________________________________________________________________</w:t>
-      </w:r>
-    </w:p>
-    <w:p>
-      <w:r>
-        <w:t>________________________________________________________________</w:t>
-      </w:r>
-    </w:p>
-    <w:p>
-      <w:r>
-        <w:t>________________________________________________________________</w:t>
-      </w:r>
-    </w:p>
-    <w:p>
-      <w:pPr>
-        <w:spacing w:line="336" w:lineRule="auto" w:after="180"/>
-      </w:pPr>
-      <w:r>
-        <w:rPr>
-          <w:b w:val="0"/>
-        </w:rPr>
-        <w:t>Record support used: none, hint or teacher explanation.</w:t>
-      </w:r>
-    </w:p>
-    <w:p>
-      <w:pPr>
-        <w:pStyle w:val="Heading1"/>
-      </w:pPr>
-      <w:r>
-        <w:t>12. W1 State a schema</w:t>
-      </w:r>
-    </w:p>
-    <w:p>
-      <w:r>
-        <w:t>State a schema. Apply the supplied Rows Columns and Data Types facts and keep your reasoning.</w:t>
-      </w:r>
-    </w:p>
-    <w:p>
-      <w:pPr>
-        <w:spacing w:line="336" w:lineRule="auto" w:after="180"/>
-      </w:pPr>
-      <w:r>
-        <w:rPr>
-          <w:b w:val="0"/>
-        </w:rPr>
-        <w:t xml:space="preserve">List the required fields, </w:t>
-      </w:r>
-      <w:r>
-        <w:rPr>
-          <w:b/>
-        </w:rPr>
-        <w:t>type</w:t>
-      </w:r>
-      <w:r>
-        <w:rPr>
-          <w:b w:val="0"/>
-        </w:rPr>
-        <w:t>s and duration boundaries for the worked table.</w:t>
-      </w:r>
-    </w:p>
-    <w:p>
-      <w:pPr>
-        <w:pStyle w:val="Heading3"/>
-      </w:pPr>
-      <w:r>
-        <w:t>My reasoning and evidence</w:t>
-      </w:r>
-    </w:p>
-    <w:p>
-      <w:r>
-        <w:t>________________________________________________________________</w:t>
-      </w:r>
-    </w:p>
-    <w:p>
-      <w:r>
-        <w:t>________________________________________________________________</w:t>
-      </w:r>
-    </w:p>
-    <w:p>
-      <w:r>
-        <w:t>________________________________________________________________</w:t>
-      </w:r>
-    </w:p>
-    <w:p>
-      <w:r>
-        <w:t>________________________________________________________________</w:t>
-      </w:r>
-    </w:p>
-    <w:p>
-      <w:r>
-        <w:t>________________________________________________________________</w:t>
-      </w:r>
-    </w:p>
-    <w:p>
-      <w:r>
-        <w:t>________________________________________________________________</w:t>
-      </w:r>
-    </w:p>
-    <w:p>
-      <w:pPr>
-        <w:pStyle w:val="Heading1"/>
-      </w:pPr>
-      <w:r>
-        <w:t>13. W2 Classify records</w:t>
-      </w:r>
-    </w:p>
-    <w:p>
-      <w:r>
-        <w:t>Classify records. Apply the supplied Rows Columns and Data Types facts and keep your reasoning.</w:t>
-      </w:r>
-    </w:p>
-    <w:p>
-      <w:pPr>
-        <w:spacing w:line="336" w:lineRule="auto" w:after="180"/>
-      </w:pPr>
-      <w:r>
-        <w:rPr>
-          <w:b w:val="0"/>
-        </w:rPr>
-        <w:t xml:space="preserve">Classify minutes values 0, 60, -1 and 61 under this </w:t>
-      </w:r>
-      <w:r>
-        <w:rPr>
-          <w:b/>
-        </w:rPr>
-        <w:t>schema</w:t>
-      </w:r>
-      <w:r>
-        <w:rPr>
-          <w:b w:val="0"/>
-        </w:rPr>
-        <w:t>.</w:t>
-      </w:r>
-    </w:p>
-    <w:p>
-      <w:pPr>
-        <w:pStyle w:val="Heading3"/>
-      </w:pPr>
-      <w:r>
-        <w:t>My reasoning and evidence</w:t>
-      </w:r>
-    </w:p>
-    <w:p>
-      <w:r>
-        <w:t>________________________________________________________________</w:t>
-      </w:r>
-    </w:p>
-    <w:p>
-      <w:r>
-        <w:t>________________________________________________________________</w:t>
-      </w:r>
-    </w:p>
-    <w:p>
-      <w:r>
-        <w:t>________________________________________________________________</w:t>
-      </w:r>
-    </w:p>
-    <w:p>
-      <w:r>
-        <w:t>________________________________________________________________</w:t>
-      </w:r>
-    </w:p>
-    <w:p>
-      <w:r>
-        <w:t>________________________________________________________________</w:t>
-      </w:r>
-    </w:p>
-    <w:p>
-      <w:r>
-        <w:t>________________________________________________________________</w:t>
-      </w:r>
-    </w:p>
-    <w:p>
-      <w:pPr>
-        <w:pStyle w:val="Heading1"/>
-      </w:pPr>
-      <w:r>
-        <w:t>14. W3 Repair a unit problem</w:t>
-      </w:r>
-    </w:p>
-    <w:p>
-      <w:r>
-        <w:t>Repair a unit problem. Apply the supplied Rows Columns and Data Types facts and keep your reasoning.</w:t>
-      </w:r>
-    </w:p>
-    <w:p>
-      <w:pPr>
-        <w:spacing w:line="336" w:lineRule="auto" w:after="180"/>
-      </w:pPr>
-      <w:r>
-        <w:rPr>
-          <w:b w:val="0"/>
-        </w:rPr>
-        <w:t>A source says 180 seconds but the row says minutes: 180. Give a documented correction.</w:t>
-      </w:r>
-    </w:p>
-    <w:p>
-      <w:pPr>
-        <w:pStyle w:val="Heading3"/>
-      </w:pPr>
-      <w:r>
-        <w:t>My reasoning and evidence</w:t>
-      </w:r>
-    </w:p>
-    <w:p>
-      <w:r>
-        <w:t>________________________________________________________________</w:t>
-      </w:r>
-    </w:p>
-    <w:p>
-      <w:r>
-        <w:t>________________________________________________________________</w:t>
-      </w:r>
-    </w:p>
-    <w:p>
-      <w:r>
-        <w:t>________________________________________________________________</w:t>
-      </w:r>
-    </w:p>
-    <w:p>
-      <w:r>
-        <w:t>________________________________________________________________</w:t>
-      </w:r>
-    </w:p>
-    <w:p>
-      <w:r>
-        <w:t>________________________________________________________________</w:t>
-      </w:r>
-    </w:p>
-    <w:p>
-      <w:r>
-        <w:t>________________________________________________________________</w:t>
-      </w:r>
-    </w:p>
-    <w:p>
-      <w:pPr>
-        <w:pStyle w:val="Heading1"/>
-      </w:pPr>
-      <w:r>
-        <w:t>15. W4 Design a schema independently</w:t>
-      </w:r>
-    </w:p>
-    <w:p>
-      <w:r>
-        <w:t>Attempt before feedback. If this repeats the selected independent case, reuse that first attempt; otherwise keep a separate record. Design a schema independently. Apply the supplied Rows Columns and Data Types facts and keep your reasoning.</w:t>
-      </w:r>
-    </w:p>
-    <w:p>
-      <w:pPr>
-        <w:spacing w:line="336" w:lineRule="auto" w:after="180"/>
-      </w:pPr>
-      <w:r>
-        <w:rPr>
-          <w:b w:val="0"/>
-        </w:rPr>
-        <w:t>For a fictional shelf audit, define label and book_count fields. Require a nonempty text label and an integer count from 0 to 40. Give two valid and two invalid records with reasons.</w:t>
-      </w:r>
-    </w:p>
-    <w:p>
-      <w:pPr>
-        <w:pStyle w:val="Heading3"/>
-      </w:pPr>
-      <w:r>
-        <w:t>My reasoning and evidence</w:t>
-      </w:r>
-    </w:p>
-    <w:p>
-      <w:r>
-        <w:t>________________________________________________________________</w:t>
-      </w:r>
-    </w:p>
-    <w:p>
-      <w:r>
-        <w:t>________________________________________________________________</w:t>
-      </w:r>
-    </w:p>
-    <w:p>
-      <w:r>
-        <w:t>________________________________________________________________</w:t>
-      </w:r>
-    </w:p>
-    <w:p>
-      <w:r>
-        <w:t>________________________________________________________________</w:t>
-      </w:r>
-    </w:p>
-    <w:p>
-      <w:r>
-        <w:t>________________________________________________________________</w:t>
-      </w:r>
-    </w:p>
-    <w:p>
-      <w:r>
-        <w:t>________________________________________________________________</w:t>
-      </w:r>
-    </w:p>
-    <w:p>
-      <w:r>
-        <w:t>________________________________________________________________</w:t>
-      </w:r>
-    </w:p>
-    <w:p>
-      <w:r>
-        <w:t>________________________________________________________________</w:t>
-      </w:r>
-    </w:p>
-    <w:p>
-      <w:pPr>
-        <w:pStyle w:val="Heading1"/>
-      </w:pPr>
-      <w:r>
-        <w:t>16. W5 Separate validity and truth</w:t>
-      </w:r>
-    </w:p>
-    <w:p>
-      <w:r>
-        <w:t>Separate validity and truth. Apply the supplied Rows Columns and Data Types facts and keep your reasoning.</w:t>
-      </w:r>
-    </w:p>
-    <w:p>
-      <w:pPr>
-        <w:spacing w:line="336" w:lineRule="auto" w:after="180"/>
-        <w:shd w:fill="F5F1FB"/>
-      </w:pPr>
-      <w:r>
-        <w:rPr>
-          <w:b w:val="0"/>
-        </w:rPr>
-        <w:t xml:space="preserve">A row says Reading, 12 and passes. Does that establish the session really lasted </w:t>
-      </w:r>
-      <w:r>
-        <w:rPr>
-          <w:b/>
-        </w:rPr>
-        <w:t>12 minutes</w:t>
-      </w:r>
-      <w:r>
-        <w:rPr>
-          <w:b w:val="0"/>
-        </w:rPr>
-        <w:t>?</w:t>
-      </w:r>
-    </w:p>
-    <w:p>
-      <w:pPr>
-        <w:pStyle w:val="Heading3"/>
-      </w:pPr>
-      <w:r>
-        <w:t>My reasoning and evidence</w:t>
-      </w:r>
-    </w:p>
-    <w:p>
-      <w:r>
-        <w:t>________________________________________________________________</w:t>
-      </w:r>
-    </w:p>
-    <w:p>
-      <w:r>
-        <w:t>________________________________________________________________</w:t>
-      </w:r>
-    </w:p>
-    <w:p>
-      <w:r>
-        <w:t>________________________________________________________________</w:t>
-      </w:r>
-    </w:p>
-    <w:p>
-      <w:r>
-        <w:t>________________________________________________________________</w:t>
-      </w:r>
-    </w:p>
-    <w:p>
-      <w:r>
-        <w:t>________________________________________________________________</w:t>
-      </w:r>
-    </w:p>
-    <w:p>
-      <w:r>
-        <w:t>________________________________________________________________</w:t>
-      </w:r>
-    </w:p>
-    <w:p>
-      <w:pPr>
-        <w:pStyle w:val="Heading1"/>
-      </w:pPr>
-      <w:r>
-        <w:t>17. Feedback, return check and learning record</w:t>
-      </w:r>
-    </w:p>
-    <w:p>
-      <w:r>
-        <w:t>Record the first repaired step and a different case to revisit after a delay.</w:t>
+        <w:t>17. Feedback · Repair and return</w:t>
+      </w:r>
+    </w:p>
+    <w:p>
+      <w:r>
+        <w:t>Keep the first attempt, the repair and a changed-case return.</w:t>
+      </w:r>
+    </w:p>
+    <w:p>
+      <w:pPr>
+        <w:pStyle w:val="Heading2"/>
+      </w:pPr>
+      <w:r>
+        <w:t>Your evidence record</w:t>
       </w:r>
     </w:p>
     <w:tbl>
@@ -1632,12 +863,946 @@
         <w:pStyle w:val="Heading1"/>
       </w:pPr>
       <w:r>
-        <w:t>18. Pictorial case practice: Rows Columns and Data Types</w:t>
-      </w:r>
-    </w:p>
-    <w:p>
-      <w:r>
-        <w:t>A fictional approved book catalogue has three fields per row. Explain the labelled step before checking the changed condition.</w:t>
+        <w:t>10. Finish · Judge the evidence in your work</w:t>
+      </w:r>
+    </w:p>
+    <w:p>
+      <w:r>
+        <w:t>Point to work that supports your confidence level.</w:t>
+      </w:r>
+    </w:p>
+    <w:p>
+      <w:pPr>
+        <w:pStyle w:val="Heading2"/>
+      </w:pPr>
+      <w:r>
+        <w:t>Your evidence record</w:t>
+      </w:r>
+    </w:p>
+    <w:p>
+      <w:pPr>
+        <w:pStyle w:val="ListBullet"/>
+      </w:pPr>
+      <w:r>
+        <w:t>I can explain the mechanism.</w:t>
+      </w:r>
+    </w:p>
+    <w:p>
+      <w:pPr>
+        <w:pStyle w:val="ListBullet"/>
+      </w:pPr>
+      <w:r>
+        <w:t>I can show evidence.</w:t>
+      </w:r>
+    </w:p>
+    <w:p>
+      <w:pPr>
+        <w:pStyle w:val="ListBullet"/>
+      </w:pPr>
+      <w:r>
+        <w:t>I can handle a changed case.</w:t>
+      </w:r>
+    </w:p>
+    <w:p>
+      <w:pPr>
+        <w:pStyle w:val="ListBullet"/>
+      </w:pPr>
+      <w:r>
+        <w:t>I can name a limit.</w:t>
+      </w:r>
+    </w:p>
+    <w:p>
+      <w:r>
+        <w:t>Mark each as not yet, with help or independently, and attach supporting work.</w:t>
+      </w:r>
+    </w:p>
+    <w:p>
+      <w:pPr>
+        <w:spacing w:line="336" w:lineRule="auto" w:after="180"/>
+      </w:pPr>
+      <w:r>
+        <w:rPr>
+          <w:b w:val="0"/>
+        </w:rPr>
+        <w:t>Teacher review ____________________  Next step ____________________</w:t>
+      </w:r>
+    </w:p>
+    <w:p>
+      <w:pPr>
+        <w:pStyle w:val="Heading1"/>
+      </w:pPr>
+      <w:r>
+        <w:t>Reference bank and extra practice</w:t>
+      </w:r>
+    </w:p>
+    <w:p>
+      <w:pPr>
+        <w:pStyle w:val="Heading1"/>
+      </w:pPr>
+      <w:r>
+        <w:t>02. Reference · Supported W2 record</w:t>
+      </w:r>
+    </w:p>
+    <w:p>
+      <w:r>
+        <w:t>This is the same W2 attempt. Keep one response record.</w:t>
+      </w:r>
+    </w:p>
+    <w:p>
+      <w:pPr>
+        <w:pStyle w:val="Heading2"/>
+      </w:pPr>
+      <w:r>
+        <w:t>Use this when helpful</w:t>
+      </w:r>
+    </w:p>
+    <w:p>
+      <w:pPr>
+        <w:spacing w:line="336" w:lineRule="auto" w:after="180"/>
+      </w:pPr>
+      <w:r>
+        <w:rPr>
+          <w:b w:val="0"/>
+        </w:rPr>
+        <w:t xml:space="preserve">Use W2: Classify records for Rows </w:t>
+      </w:r>
+      <w:r>
+        <w:rPr>
+          <w:b/>
+        </w:rPr>
+        <w:t>column</w:t>
+      </w:r>
+      <w:r>
+        <w:rPr>
+          <w:b w:val="0"/>
+        </w:rPr>
+        <w:t xml:space="preserve">s and </w:t>
+      </w:r>
+      <w:r>
+        <w:rPr>
+          <w:b/>
+        </w:rPr>
+        <w:t>schema</w:t>
+      </w:r>
+      <w:r>
+        <w:rPr>
+          <w:b w:val="0"/>
+        </w:rPr>
+        <w:t>s. Record the answer once; the lesson and workbook refer to the same attempt.</w:t>
+      </w:r>
+    </w:p>
+    <w:tbl>
+      <w:tblPr>
+        <w:tblStyle w:val="LightShading-Accent1"/>
+        <w:tblW w:type="auto" w:w="0"/>
+        <w:tblLook w:firstColumn="1" w:firstRow="1" w:lastColumn="0" w:lastRow="0" w:noHBand="0" w:noVBand="1" w:val="04A0"/>
+      </w:tblPr>
+      <w:tblGrid>
+        <w:gridCol w:w="2556"/>
+        <w:gridCol w:w="2556"/>
+        <w:gridCol w:w="2556"/>
+        <w:gridCol w:w="2556"/>
+      </w:tblGrid>
+      <w:tr>
+        <w:trPr>
+          <w:tblHeader/>
+        </w:trPr>
+        <w:tc>
+          <w:tcPr>
+            <w:tcW w:type="dxa" w:w="2556"/>
+          </w:tcPr>
+          <w:p>
+            <w:r>
+              <w:t>Given inputs</w:t>
+            </w:r>
+          </w:p>
+        </w:tc>
+        <w:tc>
+          <w:tcPr>
+            <w:tcW w:type="dxa" w:w="2556"/>
+          </w:tcPr>
+          <w:p>
+            <w:r>
+              <w:t>Procedure I chose</w:t>
+            </w:r>
+          </w:p>
+        </w:tc>
+        <w:tc>
+          <w:tcPr>
+            <w:tcW w:type="dxa" w:w="2556"/>
+          </w:tcPr>
+          <w:p>
+            <w:r>
+              <w:t>Middle steps</w:t>
+            </w:r>
+          </w:p>
+        </w:tc>
+        <w:tc>
+          <w:tcPr>
+            <w:tcW w:type="dxa" w:w="2556"/>
+          </w:tcPr>
+          <w:p>
+            <w:r>
+              <w:t>Result and check</w:t>
+            </w:r>
+          </w:p>
+        </w:tc>
+      </w:tr>
+      <w:tr>
+        <w:tc>
+          <w:tcPr>
+            <w:tcW w:type="dxa" w:w="2556"/>
+          </w:tcPr>
+          <w:p>
+            <w:r/>
+          </w:p>
+        </w:tc>
+        <w:tc>
+          <w:tcPr>
+            <w:tcW w:type="dxa" w:w="2556"/>
+          </w:tcPr>
+          <w:p>
+            <w:r/>
+          </w:p>
+        </w:tc>
+        <w:tc>
+          <w:tcPr>
+            <w:tcW w:type="dxa" w:w="2556"/>
+          </w:tcPr>
+          <w:p>
+            <w:r/>
+          </w:p>
+        </w:tc>
+        <w:tc>
+          <w:tcPr>
+            <w:tcW w:type="dxa" w:w="2556"/>
+          </w:tcPr>
+          <w:p>
+            <w:r/>
+          </w:p>
+        </w:tc>
+      </w:tr>
+    </w:tbl>
+    <w:p>
+      <w:pPr>
+        <w:pStyle w:val="Heading3"/>
+      </w:pPr>
+      <w:r>
+        <w:t>The step I completed without help, and the hint I needed</w:t>
+      </w:r>
+    </w:p>
+    <w:p>
+      <w:r>
+        <w:t>________________________________________________________________</w:t>
+      </w:r>
+    </w:p>
+    <w:p>
+      <w:r>
+        <w:t>________________________________________________________________</w:t>
+      </w:r>
+    </w:p>
+    <w:p>
+      <w:r>
+        <w:t>________________________________________________________________</w:t>
+      </w:r>
+    </w:p>
+    <w:p>
+      <w:pPr>
+        <w:pStyle w:val="Heading1"/>
+      </w:pPr>
+      <w:r>
+        <w:t>03. Extra practice · Repair the explanation</w:t>
+      </w:r>
+    </w:p>
+    <w:p>
+      <w:r>
+        <w:t>Explain the deciding fact before discussing the answer.</w:t>
+      </w:r>
+    </w:p>
+    <w:p>
+      <w:pPr>
+        <w:pStyle w:val="Heading2"/>
+      </w:pPr>
+      <w:r>
+        <w:t>Use this when helpful</w:t>
+      </w:r>
+    </w:p>
+    <w:p>
+      <w:pPr>
+        <w:spacing w:line="336" w:lineRule="auto" w:after="180"/>
+      </w:pPr>
+      <w:r>
+        <w:rPr>
+          <w:b w:val="0"/>
+        </w:rPr>
+        <w:t xml:space="preserve">Use the worked case for Rows </w:t>
+      </w:r>
+      <w:r>
+        <w:rPr>
+          <w:b/>
+        </w:rPr>
+        <w:t>column</w:t>
+      </w:r>
+      <w:r>
+        <w:rPr>
+          <w:b w:val="0"/>
+        </w:rPr>
+        <w:t xml:space="preserve">s and </w:t>
+      </w:r>
+      <w:r>
+        <w:rPr>
+          <w:b/>
+        </w:rPr>
+        <w:t>schema</w:t>
+      </w:r>
+      <w:r>
+        <w:rPr>
+          <w:b w:val="0"/>
+        </w:rPr>
+        <w:t>s. Proposed explanation: “A successful run proves the conclusion”. Decide whether this explanation is supported.</w:t>
+      </w:r>
+    </w:p>
+    <w:p>
+      <w:pPr>
+        <w:spacing w:line="336" w:lineRule="auto" w:after="180"/>
+      </w:pPr>
+      <w:r>
+        <w:rPr>
+          <w:b w:val="0"/>
+        </w:rPr>
+        <w:t>Point to the step or supplied fact that decides; explain your repair if needed.</w:t>
+      </w:r>
+    </w:p>
+    <w:p>
+      <w:pPr>
+        <w:pStyle w:val="Heading3"/>
+      </w:pPr>
+      <w:r>
+        <w:t>My explanation before partner discussion</w:t>
+      </w:r>
+    </w:p>
+    <w:p>
+      <w:r>
+        <w:t>________________________________________________________________</w:t>
+      </w:r>
+    </w:p>
+    <w:p>
+      <w:r>
+        <w:t>________________________________________________________________</w:t>
+      </w:r>
+    </w:p>
+    <w:p>
+      <w:r>
+        <w:t>________________________________________________________________</w:t>
+      </w:r>
+    </w:p>
+    <w:p>
+      <w:r>
+        <w:t>________________________________________________________________</w:t>
+      </w:r>
+    </w:p>
+    <w:p>
+      <w:pPr>
+        <w:pStyle w:val="Heading1"/>
+      </w:pPr>
+      <w:r>
+        <w:t>05. Reference · Original learning target</w:t>
+      </w:r>
+    </w:p>
+    <w:p>
+      <w:r>
+        <w:t>Use this target to inspect an explanation.</w:t>
+      </w:r>
+    </w:p>
+    <w:p>
+      <w:pPr>
+        <w:pStyle w:val="Heading2"/>
+      </w:pPr>
+      <w:r>
+        <w:t>Use this when helpful</w:t>
+      </w:r>
+    </w:p>
+    <w:p>
+      <w:pPr>
+        <w:spacing w:line="336" w:lineRule="auto" w:after="180"/>
+      </w:pPr>
+      <w:r>
+        <w:rPr>
+          <w:b w:val="0"/>
+        </w:rPr>
+        <w:t>A row contains title='Sky', pages='120', available='false'. Explain why treating nonempty text as true can misread availability. Propose explicit conversions and a rejected-</w:t>
+      </w:r>
+      <w:r>
+        <w:rPr>
+          <w:b/>
+        </w:rPr>
+        <w:t>input</w:t>
+      </w:r>
+      <w:r>
+        <w:rPr>
+          <w:b w:val="0"/>
+        </w:rPr>
+        <w:t xml:space="preserve"> case.</w:t>
+      </w:r>
+    </w:p>
+    <w:p>
+      <w:pPr>
+        <w:pStyle w:val="Heading1"/>
+      </w:pPr>
+      <w:r>
+        <w:t>06. Extra practice · A complete case</w:t>
+      </w:r>
+    </w:p>
+    <w:p>
+      <w:r>
+        <w:t>Try the question before checking the worked explanation.</w:t>
+      </w:r>
+    </w:p>
+    <w:p>
+      <w:pPr>
+        <w:pStyle w:val="Heading2"/>
+      </w:pPr>
+      <w:r>
+        <w:t>Use this when helpful</w:t>
+      </w:r>
+    </w:p>
+    <w:p>
+      <w:pPr>
+        <w:spacing w:line="336" w:lineRule="auto" w:after="180"/>
+      </w:pPr>
+      <w:r>
+        <w:rPr>
+          <w:b w:val="0"/>
+        </w:rPr>
+        <w:t>Fields are Title, Pages and Borrowed; a row contains River, ninety and yes.</w:t>
+      </w:r>
+    </w:p>
+    <w:p>
+      <w:pPr>
+        <w:spacing w:line="336" w:lineRule="auto" w:after="180"/>
+      </w:pPr>
+      <w:r>
+        <w:rPr>
+          <w:b w:val="0"/>
+        </w:rPr>
+        <w:t xml:space="preserve">Assign intended </w:t>
+      </w:r>
+      <w:r>
+        <w:rPr>
+          <w:b/>
+        </w:rPr>
+        <w:t>type</w:t>
+      </w:r>
+      <w:r>
+        <w:rPr>
+          <w:b w:val="0"/>
+        </w:rPr>
+        <w:t>s and a repair.</w:t>
+      </w:r>
+    </w:p>
+    <w:p>
+      <w:pPr>
+        <w:spacing w:line="336" w:lineRule="auto" w:after="180"/>
+      </w:pPr>
+      <w:r>
+        <w:rPr>
+          <w:b w:val="0"/>
+        </w:rPr>
+        <w:t xml:space="preserve">Show your trace, calculation or </w:t>
+      </w:r>
+      <w:r>
+        <w:rPr>
+          <w:b/>
+        </w:rPr>
+        <w:t>evidence</w:t>
+      </w:r>
+    </w:p>
+    <w:p>
+      <w:pPr>
+        <w:pStyle w:val="Heading3"/>
+      </w:pPr>
+      <w:r>
+        <w:t>Write or draw your reasoning and evidence.</w:t>
+      </w:r>
+    </w:p>
+    <w:p>
+      <w:r>
+        <w:t>________________________________________________________________</w:t>
+      </w:r>
+    </w:p>
+    <w:p>
+      <w:r>
+        <w:t>________________________________________________________________</w:t>
+      </w:r>
+    </w:p>
+    <w:p>
+      <w:r>
+        <w:t>________________________________________________________________</w:t>
+      </w:r>
+    </w:p>
+    <w:p>
+      <w:r>
+        <w:t>________________________________________________________________</w:t>
+      </w:r>
+    </w:p>
+    <w:p>
+      <w:r>
+        <w:t>________________________________________________________________</w:t>
+      </w:r>
+    </w:p>
+    <w:p>
+      <w:pPr>
+        <w:pStyle w:val="Heading1"/>
+      </w:pPr>
+      <w:r>
+        <w:t>07. Extra practice · A changed case</w:t>
+      </w:r>
+    </w:p>
+    <w:p>
+      <w:r>
+        <w:t>Keep this practice separate from the reserved independent attempt.</w:t>
+      </w:r>
+    </w:p>
+    <w:p>
+      <w:pPr>
+        <w:pStyle w:val="Heading2"/>
+      </w:pPr>
+      <w:r>
+        <w:t>Use this when helpful</w:t>
+      </w:r>
+    </w:p>
+    <w:p>
+      <w:pPr>
+        <w:spacing w:line="336" w:lineRule="auto" w:after="180"/>
+      </w:pPr>
+      <w:r>
+        <w:rPr>
+          <w:b w:val="0"/>
+        </w:rPr>
+        <w:t xml:space="preserve">A table row is book_id B7, pages 84, available true. Name the </w:t>
+      </w:r>
+      <w:r>
+        <w:rPr>
+          <w:b/>
+        </w:rPr>
+        <w:t>type</w:t>
+      </w:r>
+      <w:r>
+        <w:rPr>
+          <w:b w:val="0"/>
+        </w:rPr>
+        <w:t xml:space="preserve"> of each field and explain why pages stored as eighty-four complicates calculation.</w:t>
+      </w:r>
+    </w:p>
+    <w:p>
+      <w:pPr>
+        <w:spacing w:line="336" w:lineRule="auto" w:after="180"/>
+      </w:pPr>
+      <w:r>
+        <w:rPr>
+          <w:b w:val="0"/>
+        </w:rPr>
+        <w:t>My practice answer and reason</w:t>
+      </w:r>
+    </w:p>
+    <w:p>
+      <w:pPr>
+        <w:pStyle w:val="Heading3"/>
+      </w:pPr>
+      <w:r>
+        <w:t>Write or draw your reasoning and evidence.</w:t>
+      </w:r>
+    </w:p>
+    <w:p>
+      <w:r>
+        <w:t>________________________________________________________________</w:t>
+      </w:r>
+    </w:p>
+    <w:p>
+      <w:r>
+        <w:t>________________________________________________________________</w:t>
+      </w:r>
+    </w:p>
+    <w:p>
+      <w:r>
+        <w:t>________________________________________________________________</w:t>
+      </w:r>
+    </w:p>
+    <w:p>
+      <w:r>
+        <w:t>________________________________________________________________</w:t>
+      </w:r>
+    </w:p>
+    <w:p>
+      <w:r>
+        <w:t>________________________________________________________________</w:t>
+      </w:r>
+    </w:p>
+    <w:p>
+      <w:pPr>
+        <w:pStyle w:val="Heading3"/>
+      </w:pPr>
+      <w:r>
+        <w:t>Week 7 Test and reflect</w:t>
+      </w:r>
+    </w:p>
+    <w:p>
+      <w:pPr>
+        <w:pStyle w:val="Heading1"/>
+      </w:pPr>
+      <w:r>
+        <w:t>08. Extra practice · Design a revealing test</w:t>
+      </w:r>
+    </w:p>
+    <w:p>
+      <w:r>
+        <w:t>Predict before tracing or testing.</w:t>
+      </w:r>
+    </w:p>
+    <w:p>
+      <w:pPr>
+        <w:pStyle w:val="Heading2"/>
+      </w:pPr>
+      <w:r>
+        <w:t>Use this when helpful</w:t>
+      </w:r>
+    </w:p>
+    <w:p>
+      <w:pPr>
+        <w:spacing w:line="336" w:lineRule="auto" w:after="180"/>
+      </w:pPr>
+      <w:r>
+        <w:rPr>
+          <w:b w:val="0"/>
+        </w:rPr>
+        <w:t xml:space="preserve">Create a changed </w:t>
+      </w:r>
+      <w:r>
+        <w:rPr>
+          <w:b/>
+        </w:rPr>
+        <w:t>input</w:t>
+      </w:r>
+      <w:r>
+        <w:rPr>
+          <w:b w:val="0"/>
+        </w:rPr>
+        <w:t>, boundary case or missing-information case. Write the expected answer or safe response before testing.</w:t>
+      </w:r>
+    </w:p>
+    <w:tbl>
+      <w:tblPr>
+        <w:tblStyle w:val="LightShading-Accent1"/>
+        <w:tblW w:type="auto" w:w="0"/>
+        <w:tblLook w:firstColumn="1" w:firstRow="1" w:lastColumn="0" w:lastRow="0" w:noHBand="0" w:noVBand="1" w:val="04A0"/>
+      </w:tblPr>
+      <w:tblGrid>
+        <w:gridCol w:w="5112"/>
+        <w:gridCol w:w="5112"/>
+      </w:tblGrid>
+      <w:tr>
+        <w:trPr>
+          <w:tblHeader/>
+        </w:trPr>
+        <w:tc>
+          <w:tcPr>
+            <w:tcW w:type="dxa" w:w="5112"/>
+          </w:tcPr>
+          <w:p>
+            <w:r>
+              <w:t>Test record</w:t>
+            </w:r>
+          </w:p>
+        </w:tc>
+        <w:tc>
+          <w:tcPr>
+            <w:tcW w:type="dxa" w:w="5112"/>
+          </w:tcPr>
+          <w:p>
+            <w:r>
+              <w:t>My evidence</w:t>
+            </w:r>
+          </w:p>
+        </w:tc>
+      </w:tr>
+      <w:tr>
+        <w:tc>
+          <w:tcPr>
+            <w:tcW w:type="dxa" w:w="5112"/>
+          </w:tcPr>
+          <w:p>
+            <w:r>
+              <w:t>Changed input or condition</w:t>
+            </w:r>
+          </w:p>
+        </w:tc>
+        <w:tc>
+          <w:tcPr>
+            <w:tcW w:type="dxa" w:w="5112"/>
+          </w:tcPr>
+          <w:p>
+            <w:r/>
+          </w:p>
+        </w:tc>
+      </w:tr>
+      <w:tr>
+        <w:tc>
+          <w:tcPr>
+            <w:tcW w:type="dxa" w:w="5112"/>
+          </w:tcPr>
+          <w:p>
+            <w:r>
+              <w:t>Expected answer or fallback</w:t>
+            </w:r>
+          </w:p>
+        </w:tc>
+        <w:tc>
+          <w:tcPr>
+            <w:tcW w:type="dxa" w:w="5112"/>
+          </w:tcPr>
+          <w:p>
+            <w:r/>
+          </w:p>
+        </w:tc>
+      </w:tr>
+      <w:tr>
+        <w:tc>
+          <w:tcPr>
+            <w:tcW w:type="dxa" w:w="5112"/>
+          </w:tcPr>
+          <w:p>
+            <w:r>
+              <w:t>Observed result</w:t>
+            </w:r>
+          </w:p>
+        </w:tc>
+        <w:tc>
+          <w:tcPr>
+            <w:tcW w:type="dxa" w:w="5112"/>
+          </w:tcPr>
+          <w:p>
+            <w:r/>
+          </w:p>
+        </w:tc>
+      </w:tr>
+      <w:tr>
+        <w:tc>
+          <w:tcPr>
+            <w:tcW w:type="dxa" w:w="5112"/>
+          </w:tcPr>
+          <w:p>
+            <w:r>
+              <w:t>Why the result occurred</w:t>
+            </w:r>
+          </w:p>
+        </w:tc>
+        <w:tc>
+          <w:tcPr>
+            <w:tcW w:type="dxa" w:w="5112"/>
+          </w:tcPr>
+          <w:p>
+            <w:r/>
+          </w:p>
+        </w:tc>
+      </w:tr>
+    </w:tbl>
+    <w:p>
+      <w:pPr>
+        <w:pStyle w:val="Heading1"/>
+      </w:pPr>
+      <w:r>
+        <w:t>11. Reference · Original target response space</w:t>
+      </w:r>
+    </w:p>
+    <w:p>
+      <w:r>
+        <w:t>This teaching case is practice rather than a fresh assessment.</w:t>
+      </w:r>
+    </w:p>
+    <w:p>
+      <w:pPr>
+        <w:pStyle w:val="Heading2"/>
+      </w:pPr>
+      <w:r>
+        <w:t>Use this when helpful</w:t>
+      </w:r>
+    </w:p>
+    <w:p>
+      <w:pPr>
+        <w:spacing w:line="336" w:lineRule="auto" w:after="180"/>
+      </w:pPr>
+      <w:r>
+        <w:rPr>
+          <w:b w:val="0"/>
+        </w:rPr>
+        <w:t>A row contains title='Sky', pages='120', available='false'. Explain why treating nonempty text as true can misread availability. Propose explicit conversions and a rejected-</w:t>
+      </w:r>
+      <w:r>
+        <w:rPr>
+          <w:b/>
+        </w:rPr>
+        <w:t>input</w:t>
+      </w:r>
+      <w:r>
+        <w:rPr>
+          <w:b w:val="0"/>
+        </w:rPr>
+        <w:t xml:space="preserve"> case.</w:t>
+      </w:r>
+    </w:p>
+    <w:p>
+      <w:pPr>
+        <w:pStyle w:val="Heading3"/>
+      </w:pPr>
+      <w:r>
+        <w:t>My explanation after practice</w:t>
+      </w:r>
+    </w:p>
+    <w:p>
+      <w:r>
+        <w:t>________________________________________________________________</w:t>
+      </w:r>
+    </w:p>
+    <w:p>
+      <w:r>
+        <w:t>________________________________________________________________</w:t>
+      </w:r>
+    </w:p>
+    <w:p>
+      <w:r>
+        <w:t>________________________________________________________________</w:t>
+      </w:r>
+    </w:p>
+    <w:p>
+      <w:r>
+        <w:t>________________________________________________________________</w:t>
+      </w:r>
+    </w:p>
+    <w:p>
+      <w:r>
+        <w:t>________________________________________________________________</w:t>
+      </w:r>
+    </w:p>
+    <w:p>
+      <w:r>
+        <w:t>________________________________________________________________</w:t>
+      </w:r>
+    </w:p>
+    <w:p>
+      <w:r>
+        <w:t>________________________________________________________________</w:t>
+      </w:r>
+    </w:p>
+    <w:p>
+      <w:pPr>
+        <w:spacing w:line="336" w:lineRule="auto" w:after="180"/>
+      </w:pPr>
+      <w:r>
+        <w:rPr>
+          <w:b w:val="0"/>
+        </w:rPr>
+        <w:t>Record support used: none, hint or teacher explanation.</w:t>
+      </w:r>
+    </w:p>
+    <w:p>
+      <w:pPr>
+        <w:pStyle w:val="Heading1"/>
+      </w:pPr>
+      <w:r>
+        <w:t>15. Reference · Independent-case response copy</w:t>
+      </w:r>
+    </w:p>
+    <w:p>
+      <w:r>
+        <w:t>This duplicates W4. Reuse the same first-attempt record.</w:t>
+      </w:r>
+    </w:p>
+    <w:p>
+      <w:pPr>
+        <w:pStyle w:val="Heading2"/>
+      </w:pPr>
+      <w:r>
+        <w:t>Use this when helpful</w:t>
+      </w:r>
+    </w:p>
+    <w:p>
+      <w:pPr>
+        <w:spacing w:line="336" w:lineRule="auto" w:after="180"/>
+      </w:pPr>
+      <w:r>
+        <w:rPr>
+          <w:b w:val="0"/>
+        </w:rPr>
+        <w:t>For a fictional shelf audit, define label and book_count fields. Require a nonempty text label and an integer count from 0 to 40. Give two valid and two invalid records with reasons.</w:t>
+      </w:r>
+    </w:p>
+    <w:p>
+      <w:pPr>
+        <w:pStyle w:val="Heading3"/>
+      </w:pPr>
+      <w:r>
+        <w:t>My reasoning and evidence</w:t>
+      </w:r>
+    </w:p>
+    <w:p>
+      <w:r>
+        <w:t>________________________________________________________________</w:t>
+      </w:r>
+    </w:p>
+    <w:p>
+      <w:r>
+        <w:t>________________________________________________________________</w:t>
+      </w:r>
+    </w:p>
+    <w:p>
+      <w:r>
+        <w:t>________________________________________________________________</w:t>
+      </w:r>
+    </w:p>
+    <w:p>
+      <w:r>
+        <w:t>________________________________________________________________</w:t>
+      </w:r>
+    </w:p>
+    <w:p>
+      <w:r>
+        <w:t>________________________________________________________________</w:t>
+      </w:r>
+    </w:p>
+    <w:p>
+      <w:r>
+        <w:t>________________________________________________________________</w:t>
+      </w:r>
+    </w:p>
+    <w:p>
+      <w:r>
+        <w:t>________________________________________________________________</w:t>
+      </w:r>
+    </w:p>
+    <w:p>
+      <w:r>
+        <w:t>________________________________________________________________</w:t>
+      </w:r>
+    </w:p>
+    <w:p>
+      <w:pPr>
+        <w:pStyle w:val="Heading1"/>
+      </w:pPr>
+      <w:r>
+        <w:t>18. Extra practice · Use the worked picture</w:t>
+      </w:r>
+    </w:p>
+    <w:p>
+      <w:r>
+        <w:t>Keep the explanation and the support you used.</w:t>
+      </w:r>
+    </w:p>
+    <w:p>
+      <w:pPr>
+        <w:pStyle w:val="Heading2"/>
+      </w:pPr>
+      <w:r>
+        <w:t>Use this when helpful</w:t>
       </w:r>
     </w:p>
     <w:p>
@@ -1718,7 +1883,6 @@
     <w:p>
       <w:pPr>
         <w:spacing w:line="336" w:lineRule="auto" w:after="180"/>
-        <w:shd w:fill="F5F1FB"/>
       </w:pPr>
       <w:r>
         <w:rPr>
@@ -1767,16 +1931,7 @@
     </w:p>
     <w:p>
       <w:pPr>
-        <w:pStyle w:val="Heading3"/>
-      </w:pPr>
-      <w:r>
-        <w:t>Record the help used</w:t>
-      </w:r>
-    </w:p>
-    <w:p>
-      <w:pPr>
         <w:spacing w:line="336" w:lineRule="auto" w:after="180"/>
-        <w:shd w:fill="F1F6F8"/>
       </w:pPr>
       <w:r>
         <w:rPr>
@@ -1825,12 +1980,20 @@
         <w:pStyle w:val="Heading1"/>
       </w:pPr>
       <w:r>
-        <w:t>19. Project portfolio milestone</w:t>
-      </w:r>
-    </w:p>
-    <w:p>
-      <w:r>
-        <w:t>Keep this week’s input, deciding step, result and limit together in the Transparent Book Recommender record.</w:t>
+        <w:t>19. Reference · Project portfolio record</w:t>
+      </w:r>
+    </w:p>
+    <w:p>
+      <w:r>
+        <w:t>Extend your main project response when helpful.</w:t>
+      </w:r>
+    </w:p>
+    <w:p>
+      <w:pPr>
+        <w:pStyle w:val="Heading2"/>
+      </w:pPr>
+      <w:r>
+        <w:t>Use this when helpful</w:t>
       </w:r>
     </w:p>
     <w:p>
@@ -2056,12 +2219,557 @@
         <w:pStyle w:val="Heading1"/>
       </w:pPr>
       <w:r>
-        <w:t>20. Supported practice and learning evidence</w:t>
-      </w:r>
-    </w:p>
-    <w:p>
-      <w:r>
-        <w:t>Try the supported questions before comparing with hints and feedback. Record what you repaired and the evidence you retained.</w:t>
+        <w:t>20. Extra practice: pictures, repair and feedback</w:t>
+      </w:r>
+    </w:p>
+    <w:p>
+      <w:r>
+        <w:t>Attempt each question before opening its explanation. Use one browser or paper copy.</w:t>
+      </w:r>
+    </w:p>
+    <w:p>
+      <w:pPr>
+        <w:pStyle w:val="Heading2"/>
+      </w:pPr>
+      <w:r>
+        <w:t>First supported question</w:t>
+      </w:r>
+    </w:p>
+    <w:p>
+      <w:pPr>
+        <w:pStyle w:val="ListBullet"/>
+      </w:pPr>
+      <w:r>
+        <w:t>A fictional approved book catalogue has three fields per row.</w:t>
+      </w:r>
+    </w:p>
+    <w:p>
+      <w:pPr>
+        <w:pStyle w:val="Heading3"/>
+      </w:pPr>
+      <w:r>
+        <w:t>Practice 1: explain the deciding evidence</w:t>
+      </w:r>
+    </w:p>
+    <w:p>
+      <w:pPr>
+        <w:pStyle w:val="ListBullet"/>
+      </w:pPr>
+      <w:r>
+        <w:t>Which labelled step matches this detail? Empty id fails even though its other two values have allowed types.</w:t>
+      </w:r>
+    </w:p>
+    <w:p>
+      <w:pPr>
+        <w:pStyle w:val="ListBullet"/>
+      </w:pPr>
+      <w:r>
+        <w:t>1. Column contract</w:t>
+      </w:r>
+    </w:p>
+    <w:p>
+      <w:pPr>
+        <w:pStyle w:val="ListBullet"/>
+      </w:pPr>
+      <w:r>
+        <w:t>2. Validate C</w:t>
+      </w:r>
+    </w:p>
+    <w:p>
+      <w:pPr>
+        <w:pStyle w:val="ListBullet"/>
+      </w:pPr>
+      <w:r>
+        <w:t>3. Validate B</w:t>
+      </w:r>
+    </w:p>
+    <w:p>
+      <w:pPr>
+        <w:pStyle w:val="ListBullet"/>
+      </w:pPr>
+      <w:r>
+        <w:t>4. Validate A</w:t>
+      </w:r>
+    </w:p>
+    <w:p>
+      <w:pPr>
+        <w:pStyle w:val="Heading3"/>
+      </w:pPr>
+      <w:r>
+        <w:t>My selected conclusion, deciding fact and explanation</w:t>
+      </w:r>
+    </w:p>
+    <w:p>
+      <w:r>
+        <w:t>________________________________________________________________</w:t>
+      </w:r>
+    </w:p>
+    <w:p>
+      <w:r>
+        <w:t>________________________________________________________________</w:t>
+      </w:r>
+    </w:p>
+    <w:p>
+      <w:r>
+        <w:t>________________________________________________________________</w:t>
+      </w:r>
+    </w:p>
+    <w:p>
+      <w:r>
+        <w:t>________________________________________________________________</w:t>
+      </w:r>
+    </w:p>
+    <w:p>
+      <w:r>
+        <w:t>________________________________________________________________</w:t>
+      </w:r>
+    </w:p>
+    <w:p>
+      <w:pPr>
+        <w:pStyle w:val="ListBullet"/>
+      </w:pPr>
+      <w:r>
+        <w:t>Hint if needed: Read the steps in the pictorial case. Match the supplied detail to the stage that performs or records it.</w:t>
+      </w:r>
+    </w:p>
+    <w:p>
+      <w:pPr>
+        <w:pStyle w:val="Heading2"/>
+      </w:pPr>
+      <w:r>
+        <w:t>Check the first explanation · reference / check after trying</w:t>
+      </w:r>
+    </w:p>
+    <w:p>
+      <w:pPr>
+        <w:spacing w:line="336" w:lineRule="auto" w:after="180"/>
+      </w:pPr>
+      <w:r>
+        <w:rPr>
+          <w:b w:val="0"/>
+        </w:rPr>
+        <w:t xml:space="preserve">After your attempt, compare with the supported explanation: Validate C Empty id fails even though its other two values have allowed </w:t>
+      </w:r>
+      <w:r>
+        <w:rPr>
+          <w:b/>
+        </w:rPr>
+        <w:t>type</w:t>
+      </w:r>
+      <w:r>
+        <w:rPr>
+          <w:b w:val="0"/>
+        </w:rPr>
+        <w:t xml:space="preserve">s. A </w:t>
+      </w:r>
+      <w:r>
+        <w:rPr>
+          <w:b/>
+        </w:rPr>
+        <w:t>schema</w:t>
+      </w:r>
+      <w:r>
+        <w:rPr>
+          <w:b w:val="0"/>
+        </w:rPr>
+        <w:t xml:space="preserve"> makes row meanings and expected </w:t>
+      </w:r>
+      <w:r>
+        <w:rPr>
+          <w:b/>
+        </w:rPr>
+        <w:t>type</w:t>
+      </w:r>
+      <w:r>
+        <w:rPr>
+          <w:b w:val="0"/>
+        </w:rPr>
+        <w:t>s explicit.</w:t>
+      </w:r>
+    </w:p>
+    <w:p>
+      <w:pPr>
+        <w:spacing w:line="336" w:lineRule="auto" w:after="180"/>
+      </w:pPr>
+      <w:r>
+        <w:rPr>
+          <w:b w:val="0"/>
+        </w:rPr>
+        <w:t xml:space="preserve">The string "90" looks like a number when printed but does not meet this strict integer </w:t>
+      </w:r>
+      <w:r>
+        <w:rPr>
+          <w:b/>
+        </w:rPr>
+        <w:t>schema</w:t>
+      </w:r>
+      <w:r>
+        <w:rPr>
+          <w:b w:val="0"/>
+        </w:rPr>
+        <w:t>. A repair can be authorised later, but must not be assumed silently.</w:t>
+      </w:r>
+    </w:p>
+    <w:p>
+      <w:pPr>
+        <w:spacing w:line="336" w:lineRule="auto" w:after="180"/>
+      </w:pPr>
+      <w:r>
+        <w:rPr>
+          <w:b w:val="0"/>
+        </w:rPr>
+        <w:t>Missing or empty identifiers also prevent tracing an item back to its source.</w:t>
+      </w:r>
+    </w:p>
+    <w:p>
+      <w:pPr>
+        <w:pStyle w:val="Heading2"/>
+      </w:pPr>
+      <w:r>
+        <w:t>Changed-case question</w:t>
+      </w:r>
+    </w:p>
+    <w:p>
+      <w:pPr>
+        <w:pStyle w:val="Heading3"/>
+      </w:pPr>
+      <w:r>
+        <w:t>Practice 2: explain the deciding evidence</w:t>
+      </w:r>
+    </w:p>
+    <w:p>
+      <w:pPr>
+        <w:pStyle w:val="ListBullet"/>
+      </w:pPr>
+      <w:r>
+        <w:t>Changed-case practice: Change B’s pages from "90" to integer 90 using an approved repair. Which conclusion is supported by the supplied facts?</w:t>
+      </w:r>
+    </w:p>
+    <w:p>
+      <w:pPr>
+        <w:pStyle w:val="ListBullet"/>
+      </w:pPr>
+      <w:r>
+        <w:t>1. B now satisfies the declared schema.</w:t>
+      </w:r>
+    </w:p>
+    <w:p>
+      <w:pPr>
+        <w:pStyle w:val="ListBullet"/>
+      </w:pPr>
+      <w:r>
+        <w:t>2. We can decide the result without examining the changed input or the procedure.</w:t>
+      </w:r>
+    </w:p>
+    <w:p>
+      <w:pPr>
+        <w:pStyle w:val="ListBullet"/>
+      </w:pPr>
+      <w:r>
+        <w:t>3. This one example guarantees correct results for every future input.</w:t>
+      </w:r>
+    </w:p>
+    <w:p>
+      <w:pPr>
+        <w:pStyle w:val="Heading3"/>
+      </w:pPr>
+      <w:r>
+        <w:t>My selected conclusion, deciding fact and explanation</w:t>
+      </w:r>
+    </w:p>
+    <w:p>
+      <w:r>
+        <w:t>________________________________________________________________</w:t>
+      </w:r>
+    </w:p>
+    <w:p>
+      <w:r>
+        <w:t>________________________________________________________________</w:t>
+      </w:r>
+    </w:p>
+    <w:p>
+      <w:r>
+        <w:t>________________________________________________________________</w:t>
+      </w:r>
+    </w:p>
+    <w:p>
+      <w:r>
+        <w:t>________________________________________________________________</w:t>
+      </w:r>
+    </w:p>
+    <w:p>
+      <w:r>
+        <w:t>________________________________________________________________</w:t>
+      </w:r>
+    </w:p>
+    <w:p>
+      <w:pPr>
+        <w:pStyle w:val="ListBullet"/>
+      </w:pPr>
+      <w:r>
+        <w:t>Hint if needed: Use the changed condition and the deciding step in the pictorial trace. The answer must say what follows from those facts.</w:t>
+      </w:r>
+    </w:p>
+    <w:p>
+      <w:pPr>
+        <w:pStyle w:val="Heading2"/>
+      </w:pPr>
+      <w:r>
+        <w:t>Check the changed case · reference / check after trying</w:t>
+      </w:r>
+    </w:p>
+    <w:p>
+      <w:pPr>
+        <w:spacing w:line="336" w:lineRule="auto" w:after="180"/>
+      </w:pPr>
+      <w:r>
+        <w:rPr>
+          <w:b w:val="0"/>
+        </w:rPr>
+        <w:t xml:space="preserve">After your attempt, compare with the supported explanation: B now satisfies the declared </w:t>
+      </w:r>
+      <w:r>
+        <w:rPr>
+          <w:b/>
+        </w:rPr>
+        <w:t>schema</w:t>
+      </w:r>
+      <w:r>
+        <w:rPr>
+          <w:b w:val="0"/>
+        </w:rPr>
+        <w:t>. Its id is nonempty and illustrated is Boolean; the page-</w:t>
+      </w:r>
+      <w:r>
+        <w:rPr>
+          <w:b/>
+        </w:rPr>
+        <w:t>type</w:t>
+      </w:r>
+      <w:r>
+        <w:rPr>
+          <w:b w:val="0"/>
+        </w:rPr>
+        <w:t xml:space="preserve"> defect is removed.</w:t>
+      </w:r>
+    </w:p>
+    <w:p>
+      <w:pPr>
+        <w:pStyle w:val="Heading2"/>
+      </w:pPr>
+      <w:r>
+        <w:t>Repair and save your work</w:t>
+      </w:r>
+    </w:p>
+    <w:p>
+      <w:pPr>
+        <w:spacing w:line="336" w:lineRule="auto" w:after="180"/>
+      </w:pPr>
+      <w:r>
+        <w:rPr>
+          <w:b w:val="0"/>
+        </w:rPr>
+        <w:t>Review Debugging Strategies (ai-2/6). Goal: Design revealing tests for a function. Short practice: Which test most directly isolates the handling of loose books, and what should it produce?.</w:t>
+      </w:r>
+    </w:p>
+    <w:p>
+      <w:pPr>
+        <w:spacing w:line="336" w:lineRule="auto" w:after="180"/>
+      </w:pPr>
+      <w:r>
+        <w:rPr>
+          <w:b w:val="0"/>
+        </w:rPr>
+        <w:t>Return to this week and explain what you changed.</w:t>
+      </w:r>
+    </w:p>
+    <w:p>
+      <w:pPr>
+        <w:spacing w:line="336" w:lineRule="auto" w:after="180"/>
+      </w:pPr>
+      <w:r>
+        <w:rPr>
+          <w:b w:val="0"/>
+        </w:rPr>
+        <w:t>Review Trace Tables (ai-2/4). Goal: Trace variable values before and after each loop iteration. Short practice: Move print inside the original loop. What sequence is displayed?.</w:t>
+      </w:r>
+    </w:p>
+    <w:p>
+      <w:pPr>
+        <w:spacing w:line="336" w:lineRule="auto" w:after="180"/>
+      </w:pPr>
+      <w:r>
+        <w:rPr>
+          <w:b w:val="0"/>
+        </w:rPr>
+        <w:t>Return to this week and explain what you changed.</w:t>
+      </w:r>
+    </w:p>
+    <w:p>
+      <w:pPr>
+        <w:spacing w:line="336" w:lineRule="auto" w:after="180"/>
+      </w:pPr>
+      <w:r>
+        <w:rPr>
+          <w:b w:val="0"/>
+        </w:rPr>
+        <w:t xml:space="preserve">Review Precision in Algorithms (ai-2/1). Goal: Translate a short paper calculation into a Python script. Short practice: If print(total) moves before total=total+2, what gets printed for the original </w:t>
+      </w:r>
+      <w:r>
+        <w:rPr>
+          <w:b/>
+        </w:rPr>
+        <w:t>input</w:t>
+      </w:r>
+      <w:r>
+        <w:rPr>
+          <w:b w:val="0"/>
+        </w:rPr>
+        <w:t>?.</w:t>
+      </w:r>
+    </w:p>
+    <w:p>
+      <w:pPr>
+        <w:spacing w:line="336" w:lineRule="auto" w:after="180"/>
+      </w:pPr>
+      <w:r>
+        <w:rPr>
+          <w:b w:val="0"/>
+        </w:rPr>
+        <w:t>Return to this week and explain what you changed.</w:t>
+      </w:r>
+    </w:p>
+    <w:p>
+      <w:pPr>
+        <w:spacing w:line="336" w:lineRule="auto" w:after="180"/>
+      </w:pPr>
+      <w:r>
+        <w:rPr>
+          <w:b w:val="0"/>
+        </w:rPr>
+        <w:t xml:space="preserve">The browser lab lets you edit the supported Python examples already included in this lesson. Predict first, run, inspect the actual </w:t>
+      </w:r>
+      <w:r>
+        <w:rPr>
+          <w:b/>
+        </w:rPr>
+        <w:t>output</w:t>
+      </w:r>
+      <w:r>
+        <w:rPr>
+          <w:b w:val="0"/>
+        </w:rPr>
+        <w:t xml:space="preserve"> or error, change one </w:t>
+      </w:r>
+      <w:r>
+        <w:rPr>
+          <w:b/>
+        </w:rPr>
+        <w:t>input</w:t>
+      </w:r>
+      <w:r>
+        <w:rPr>
+          <w:b w:val="0"/>
+        </w:rPr>
+        <w:t>, then run again.</w:t>
+      </w:r>
+    </w:p>
+    <w:p>
+      <w:pPr>
+        <w:spacing w:line="336" w:lineRule="auto" w:after="180"/>
+      </w:pPr>
+      <w:r>
+        <w:rPr>
+          <w:b w:val="0"/>
+        </w:rPr>
+        <w:t xml:space="preserve">Keep code, </w:t>
+      </w:r>
+      <w:r>
+        <w:rPr>
+          <w:b/>
+        </w:rPr>
+        <w:t>prediction</w:t>
+      </w:r>
+      <w:r>
+        <w:rPr>
+          <w:b w:val="0"/>
+        </w:rPr>
+        <w:t>s, actual results and a reasoned revision together. On paper, label your result as a trace rather than an execution.</w:t>
+      </w:r>
+    </w:p>
+    <w:p>
+      <w:pPr>
+        <w:spacing w:line="336" w:lineRule="auto" w:after="180"/>
+      </w:pPr>
+      <w:r>
+        <w:rPr>
+          <w:b w:val="0"/>
+        </w:rPr>
+        <w:t xml:space="preserve">Use Download completed work in the hosted lesson to export your answers, reflections, practice feedback and code-run </w:t>
+      </w:r>
+      <w:r>
+        <w:rPr>
+          <w:b/>
+        </w:rPr>
+        <w:t>evidence</w:t>
+      </w:r>
+      <w:r>
+        <w:rPr>
+          <w:b w:val="0"/>
+        </w:rPr>
+        <w:t>. Open the HTML copy to read or print it.</w:t>
+      </w:r>
+    </w:p>
+    <w:p>
+      <w:pPr>
+        <w:spacing w:line="336" w:lineRule="auto" w:after="180"/>
+      </w:pPr>
+      <w:r>
+        <w:rPr>
+          <w:b w:val="0"/>
+        </w:rPr>
+        <w:t>Drafts stay in this browser when storage is available; clear drafts on a shared device.</w:t>
+      </w:r>
+    </w:p>
+    <w:p>
+      <w:pPr>
+        <w:pStyle w:val="Heading3"/>
+      </w:pPr>
+      <w:r>
+        <w:t>What I repaired, the evidence I kept and the next test</w:t>
+      </w:r>
+    </w:p>
+    <w:p>
+      <w:r>
+        <w:t>________________________________________________________________</w:t>
+      </w:r>
+    </w:p>
+    <w:p>
+      <w:r>
+        <w:t>________________________________________________________________</w:t>
+      </w:r>
+    </w:p>
+    <w:p>
+      <w:r>
+        <w:t>________________________________________________________________</w:t>
+      </w:r>
+    </w:p>
+    <w:p>
+      <w:r>
+        <w:t>________________________________________________________________</w:t>
+      </w:r>
+    </w:p>
+    <w:p>
+      <w:r>
+        <w:t>________________________________________________________________</w:t>
+      </w:r>
+    </w:p>
+    <w:p>
+      <w:pPr>
+        <w:pStyle w:val="Heading2"/>
+      </w:pPr>
+      <w:r>
+        <w:t>Earlier wording, alternatives and picture transcripts · reference / check after trying</w:t>
       </w:r>
     </w:p>
     <w:p>
@@ -2077,104 +2785,10 @@
     </w:p>
     <w:p>
       <w:pPr>
-        <w:spacing w:line="336" w:lineRule="auto" w:after="180"/>
-      </w:pPr>
-      <w:r>
-        <w:rPr>
-          <w:b w:val="0"/>
-        </w:rPr>
-        <w:t>A fictional approved book catalogue has three fields per row.</w:t>
-      </w:r>
-    </w:p>
-    <w:p>
-      <w:pPr>
         <w:pStyle w:val="Heading3"/>
       </w:pPr>
       <w:r>
-        <w:t>Practice 1: explain the deciding evidence</w:t>
-      </w:r>
-    </w:p>
-    <w:p>
-      <w:pPr>
-        <w:spacing w:line="336" w:lineRule="auto" w:after="180"/>
-      </w:pPr>
-      <w:r>
-        <w:rPr>
-          <w:b w:val="0"/>
-        </w:rPr>
-        <w:t xml:space="preserve">Which labelled step matches this detail? Empty id fails even though its other two values have allowed </w:t>
-      </w:r>
-      <w:r>
-        <w:rPr>
-          <w:b/>
-        </w:rPr>
-        <w:t>type</w:t>
-      </w:r>
-      <w:r>
-        <w:rPr>
-          <w:b w:val="0"/>
-        </w:rPr>
-        <w:t>s.</w:t>
-      </w:r>
-    </w:p>
-    <w:p>
-      <w:pPr>
-        <w:spacing w:line="336" w:lineRule="auto" w:after="180"/>
-        <w:shd w:fill="F4F9FC"/>
-      </w:pPr>
-      <w:r>
-        <w:rPr>
-          <w:b w:val="0"/>
-        </w:rPr>
-        <w:t xml:space="preserve">1. </w:t>
-      </w:r>
-      <w:r>
-        <w:rPr>
-          <w:b/>
-        </w:rPr>
-        <w:t>Column</w:t>
-      </w:r>
-      <w:r>
-        <w:rPr>
-          <w:b w:val="0"/>
-        </w:rPr>
-        <w:t xml:space="preserve"> contract</w:t>
-      </w:r>
-    </w:p>
-    <w:p>
-      <w:pPr>
-        <w:spacing w:line="336" w:lineRule="auto" w:after="180"/>
-        <w:shd w:fill="F4F9FC"/>
-      </w:pPr>
-      <w:r>
-        <w:rPr>
-          <w:b w:val="0"/>
-        </w:rPr>
-        <w:t>2. Validate C</w:t>
-      </w:r>
-    </w:p>
-    <w:p>
-      <w:pPr>
-        <w:spacing w:line="336" w:lineRule="auto" w:after="180"/>
-        <w:shd w:fill="F4F9FC"/>
-      </w:pPr>
-      <w:r>
-        <w:rPr>
-          <w:b w:val="0"/>
-        </w:rPr>
-        <w:t>3. Validate B</w:t>
-      </w:r>
-    </w:p>
-    <w:p>
-      <w:pPr>
-        <w:spacing w:line="336" w:lineRule="auto" w:after="180"/>
-        <w:shd w:fill="F4F9FC"/>
-      </w:pPr>
-      <w:r>
-        <w:rPr>
-          <w:b w:val="0"/>
-        </w:rPr>
-        <w:t>4. Validate A</w:t>
+        <w:t>Repair a missing building block</w:t>
       </w:r>
     </w:p>
     <w:p>
@@ -2182,32 +2796,7 @@
         <w:pStyle w:val="Heading3"/>
       </w:pPr>
       <w:r>
-        <w:t>My selected conclusion, deciding fact and explanation</w:t>
-      </w:r>
-    </w:p>
-    <w:p>
-      <w:r>
-        <w:t>________________________________________________________________</w:t>
-      </w:r>
-    </w:p>
-    <w:p>
-      <w:r>
-        <w:t>________________________________________________________________</w:t>
-      </w:r>
-    </w:p>
-    <w:p>
-      <w:r>
-        <w:t>________________________________________________________________</w:t>
-      </w:r>
-    </w:p>
-    <w:p>
-      <w:r>
-        <w:t>________________________________________________________________</w:t>
-      </w:r>
-    </w:p>
-    <w:p>
-      <w:r>
-        <w:t>________________________________________________________________</w:t>
+        <w:t>Predict, run and debug</w:t>
       </w:r>
     </w:p>
     <w:p>
@@ -2215,553 +2804,25 @@
         <w:pStyle w:val="Heading3"/>
       </w:pPr>
       <w:r>
-        <w:t>Hint · try first</w:t>
-      </w:r>
-    </w:p>
-    <w:p>
-      <w:pPr>
-        <w:spacing w:line="336" w:lineRule="auto" w:after="180"/>
-        <w:shd w:fill="F1F6F8"/>
-      </w:pPr>
-      <w:r>
-        <w:rPr>
-          <w:b w:val="0"/>
-        </w:rPr>
-        <w:t>Hint if needed: Read the steps in the pictorial case. Match the supplied detail to the stage that performs or records it.</w:t>
-      </w:r>
-    </w:p>
-    <w:p>
-      <w:pPr>
-        <w:pStyle w:val="Heading3"/>
-      </w:pPr>
-      <w:r>
-        <w:t>Feedback · compare after trying</w:t>
-      </w:r>
-    </w:p>
-    <w:p>
-      <w:pPr>
-        <w:spacing w:line="336" w:lineRule="auto" w:after="180"/>
-        <w:shd w:fill="F1F6FC"/>
-      </w:pPr>
-      <w:r>
-        <w:rPr>
-          <w:b w:val="0"/>
-        </w:rPr>
-        <w:t xml:space="preserve">After your attempt, compare with the supported explanation: Validate C Empty id fails even though its other two values have allowed </w:t>
-      </w:r>
-      <w:r>
-        <w:rPr>
-          <w:b/>
-        </w:rPr>
-        <w:t>type</w:t>
-      </w:r>
-      <w:r>
-        <w:rPr>
-          <w:b w:val="0"/>
-        </w:rPr>
-        <w:t xml:space="preserve">s. A </w:t>
-      </w:r>
-      <w:r>
-        <w:rPr>
-          <w:b/>
-        </w:rPr>
-        <w:t>schema</w:t>
-      </w:r>
-      <w:r>
-        <w:rPr>
-          <w:b w:val="0"/>
-        </w:rPr>
-        <w:t xml:space="preserve"> makes row meanings and expected </w:t>
-      </w:r>
-      <w:r>
-        <w:rPr>
-          <w:b/>
-        </w:rPr>
-        <w:t>type</w:t>
-      </w:r>
-      <w:r>
-        <w:rPr>
-          <w:b w:val="0"/>
-        </w:rPr>
-        <w:t>s explicit.</w:t>
-      </w:r>
-    </w:p>
-    <w:p>
-      <w:pPr>
-        <w:spacing w:line="336" w:lineRule="auto" w:after="180"/>
-        <w:shd w:fill="F1F6FC"/>
-      </w:pPr>
-      <w:r>
-        <w:rPr>
-          <w:b w:val="0"/>
-        </w:rPr>
-        <w:t xml:space="preserve">The string "90" looks like a number when printed but does not meet this strict integer </w:t>
-      </w:r>
-      <w:r>
-        <w:rPr>
-          <w:b/>
-        </w:rPr>
-        <w:t>schema</w:t>
-      </w:r>
-      <w:r>
-        <w:rPr>
-          <w:b w:val="0"/>
-        </w:rPr>
-        <w:t>. A repair can be authorised later, but must not be assumed silently.</w:t>
-      </w:r>
-    </w:p>
-    <w:p>
-      <w:pPr>
-        <w:spacing w:line="336" w:lineRule="auto" w:after="180"/>
-        <w:shd w:fill="F1F6FC"/>
-      </w:pPr>
-      <w:r>
-        <w:rPr>
-          <w:b w:val="0"/>
-        </w:rPr>
-        <w:t>Missing or empty identifiers also prevent tracing an item back to its source.</w:t>
-      </w:r>
-    </w:p>
-    <w:p>
-      <w:pPr>
-        <w:pStyle w:val="Heading3"/>
-      </w:pPr>
-      <w:r>
-        <w:t>Practice 2: explain the deciding evidence</w:t>
-      </w:r>
-    </w:p>
-    <w:p>
-      <w:pPr>
-        <w:pStyle w:val="Heading3"/>
-      </w:pPr>
-      <w:r>
-        <w:t>Changed case · predict first</w:t>
-      </w:r>
-    </w:p>
-    <w:p>
-      <w:pPr>
-        <w:spacing w:line="336" w:lineRule="auto" w:after="180"/>
-        <w:shd w:fill="F5F1FB"/>
-      </w:pPr>
-      <w:r>
-        <w:rPr>
-          <w:b w:val="0"/>
-        </w:rPr>
-        <w:t>Changed-case practice: Change B’s pages from "90" to integer 90 using an approved repair. Which conclusion is supported by the supplied facts?</w:t>
-      </w:r>
-    </w:p>
-    <w:p>
-      <w:pPr>
-        <w:spacing w:line="336" w:lineRule="auto" w:after="180"/>
-        <w:shd w:fill="F4F9FC"/>
-      </w:pPr>
-      <w:r>
-        <w:rPr>
-          <w:b w:val="0"/>
-        </w:rPr>
-        <w:t xml:space="preserve">1. B now satisfies the declared </w:t>
-      </w:r>
-      <w:r>
-        <w:rPr>
-          <w:b/>
-        </w:rPr>
-        <w:t>schema</w:t>
-      </w:r>
-      <w:r>
-        <w:rPr>
-          <w:b w:val="0"/>
-        </w:rPr>
-        <w:t>.</w:t>
-      </w:r>
-    </w:p>
-    <w:p>
-      <w:pPr>
-        <w:spacing w:line="336" w:lineRule="auto" w:after="180"/>
-        <w:shd w:fill="F4F9FC"/>
-      </w:pPr>
-      <w:r>
-        <w:rPr>
-          <w:b w:val="0"/>
-        </w:rPr>
-        <w:t xml:space="preserve">2. We can decide the result without examining the changed </w:t>
-      </w:r>
-      <w:r>
-        <w:rPr>
-          <w:b/>
-        </w:rPr>
-        <w:t>input</w:t>
-      </w:r>
-      <w:r>
-        <w:rPr>
-          <w:b w:val="0"/>
-        </w:rPr>
-        <w:t xml:space="preserve"> or the procedure.</w:t>
-      </w:r>
-    </w:p>
-    <w:p>
-      <w:pPr>
-        <w:spacing w:line="336" w:lineRule="auto" w:after="180"/>
-        <w:shd w:fill="F4F9FC"/>
-      </w:pPr>
-      <w:r>
-        <w:rPr>
-          <w:b w:val="0"/>
-        </w:rPr>
-        <w:t xml:space="preserve">3. This one example guarantees correct results for every future </w:t>
-      </w:r>
-      <w:r>
-        <w:rPr>
-          <w:b/>
-        </w:rPr>
-        <w:t>input</w:t>
-      </w:r>
-      <w:r>
-        <w:rPr>
-          <w:b w:val="0"/>
-        </w:rPr>
-        <w:t>.</w:t>
-      </w:r>
-    </w:p>
-    <w:p>
-      <w:pPr>
-        <w:pStyle w:val="Heading3"/>
-      </w:pPr>
-      <w:r>
-        <w:t>My selected conclusion, deciding fact and explanation</w:t>
-      </w:r>
-    </w:p>
-    <w:p>
-      <w:r>
-        <w:t>________________________________________________________________</w:t>
-      </w:r>
-    </w:p>
-    <w:p>
-      <w:r>
-        <w:t>________________________________________________________________</w:t>
-      </w:r>
-    </w:p>
-    <w:p>
-      <w:r>
-        <w:t>________________________________________________________________</w:t>
-      </w:r>
-    </w:p>
-    <w:p>
-      <w:r>
-        <w:t>________________________________________________________________</w:t>
-      </w:r>
-    </w:p>
-    <w:p>
-      <w:r>
-        <w:t>________________________________________________________________</w:t>
-      </w:r>
-    </w:p>
-    <w:p>
-      <w:pPr>
-        <w:pStyle w:val="Heading3"/>
-      </w:pPr>
-      <w:r>
-        <w:t>Hint · try first</w:t>
-      </w:r>
-    </w:p>
-    <w:p>
-      <w:pPr>
-        <w:spacing w:line="336" w:lineRule="auto" w:after="180"/>
-        <w:shd w:fill="F1F6F8"/>
-      </w:pPr>
-      <w:r>
-        <w:rPr>
-          <w:b w:val="0"/>
-        </w:rPr>
-        <w:t>Hint if needed: Use the changed condition and the deciding step in the pictorial trace. The answer must say what follows from those facts.</w:t>
-      </w:r>
-    </w:p>
-    <w:p>
-      <w:pPr>
-        <w:pStyle w:val="Heading3"/>
-      </w:pPr>
-      <w:r>
-        <w:t>Feedback · compare after trying</w:t>
-      </w:r>
-    </w:p>
-    <w:p>
-      <w:pPr>
-        <w:spacing w:line="336" w:lineRule="auto" w:after="180"/>
-        <w:shd w:fill="F1F6FC"/>
-      </w:pPr>
-      <w:r>
-        <w:rPr>
-          <w:b w:val="0"/>
-        </w:rPr>
-        <w:t xml:space="preserve">After your attempt, compare with the supported explanation: B now satisfies the declared </w:t>
-      </w:r>
-      <w:r>
-        <w:rPr>
-          <w:b/>
-        </w:rPr>
-        <w:t>schema</w:t>
-      </w:r>
-      <w:r>
-        <w:rPr>
-          <w:b w:val="0"/>
-        </w:rPr>
-        <w:t>. Its id is nonempty and illustrated is Boolean; the page-</w:t>
-      </w:r>
-      <w:r>
-        <w:rPr>
-          <w:b/>
-        </w:rPr>
-        <w:t>type</w:t>
-      </w:r>
-      <w:r>
-        <w:rPr>
-          <w:b w:val="0"/>
-        </w:rPr>
-        <w:t xml:space="preserve"> defect is removed.</w:t>
-      </w:r>
-    </w:p>
-    <w:p>
-      <w:pPr>
-        <w:pStyle w:val="Heading3"/>
-      </w:pPr>
-      <w:r>
-        <w:t>Repair a missing building block</w:t>
-      </w:r>
-    </w:p>
-    <w:p>
-      <w:pPr>
-        <w:spacing w:line="336" w:lineRule="auto" w:after="180"/>
-      </w:pPr>
-      <w:r>
-        <w:rPr>
-          <w:b w:val="0"/>
-        </w:rPr>
-        <w:t>Review Debugging Strategies (ai-2/6). Goal: Design revealing tests for a function. Short practice: Which test most directly isolates the handling of loose books, and what should it produce?.</w:t>
-      </w:r>
-    </w:p>
-    <w:p>
-      <w:pPr>
-        <w:spacing w:line="336" w:lineRule="auto" w:after="180"/>
-      </w:pPr>
-      <w:r>
-        <w:rPr>
-          <w:b w:val="0"/>
-        </w:rPr>
-        <w:t>Return to this week and explain what you changed.</w:t>
-      </w:r>
-    </w:p>
-    <w:p>
-      <w:pPr>
-        <w:spacing w:line="336" w:lineRule="auto" w:after="180"/>
-      </w:pPr>
-      <w:r>
-        <w:rPr>
-          <w:b w:val="0"/>
-        </w:rPr>
-        <w:t>Review Trace Tables (ai-2/4). Goal: Trace variable values before and after each loop iteration. Short practice: Move print inside the original loop. What sequence is displayed?.</w:t>
-      </w:r>
-    </w:p>
-    <w:p>
-      <w:pPr>
-        <w:spacing w:line="336" w:lineRule="auto" w:after="180"/>
-      </w:pPr>
-      <w:r>
-        <w:rPr>
-          <w:b w:val="0"/>
-        </w:rPr>
-        <w:t>Return to this week and explain what you changed.</w:t>
-      </w:r>
-    </w:p>
-    <w:p>
-      <w:pPr>
-        <w:spacing w:line="336" w:lineRule="auto" w:after="180"/>
-      </w:pPr>
-      <w:r>
-        <w:rPr>
-          <w:b w:val="0"/>
-        </w:rPr>
-        <w:t xml:space="preserve">Review Precision in Algorithms (ai-2/1). Goal: Translate a short paper calculation into a Python script. Short practice: If print(total) moves before total=total+2, what gets printed for the original </w:t>
-      </w:r>
-      <w:r>
-        <w:rPr>
-          <w:b/>
-        </w:rPr>
-        <w:t>input</w:t>
-      </w:r>
-      <w:r>
-        <w:rPr>
-          <w:b w:val="0"/>
-        </w:rPr>
-        <w:t>?.</w:t>
-      </w:r>
-    </w:p>
-    <w:p>
-      <w:pPr>
-        <w:spacing w:line="336" w:lineRule="auto" w:after="180"/>
-      </w:pPr>
-      <w:r>
-        <w:rPr>
-          <w:b w:val="0"/>
-        </w:rPr>
-        <w:t>Return to this week and explain what you changed.</w:t>
-      </w:r>
-    </w:p>
-    <w:p>
-      <w:pPr>
-        <w:pStyle w:val="Heading3"/>
-      </w:pPr>
-      <w:r>
-        <w:t>Predict, run and debug</w:t>
-      </w:r>
-    </w:p>
-    <w:p>
-      <w:pPr>
-        <w:spacing w:line="336" w:lineRule="auto" w:after="180"/>
-      </w:pPr>
-      <w:r>
-        <w:rPr>
-          <w:b w:val="0"/>
-        </w:rPr>
-        <w:t xml:space="preserve">The browser lab lets you edit the supported Python examples already included in this lesson. Predict first, run, inspect the actual </w:t>
-      </w:r>
-      <w:r>
-        <w:rPr>
-          <w:b/>
-        </w:rPr>
-        <w:t>output</w:t>
-      </w:r>
-      <w:r>
-        <w:rPr>
-          <w:b w:val="0"/>
-        </w:rPr>
-        <w:t xml:space="preserve"> or error, change one </w:t>
-      </w:r>
-      <w:r>
-        <w:rPr>
-          <w:b/>
-        </w:rPr>
-        <w:t>input</w:t>
-      </w:r>
-      <w:r>
-        <w:rPr>
-          <w:b w:val="0"/>
-        </w:rPr>
-        <w:t>, then run again.</w:t>
-      </w:r>
-    </w:p>
-    <w:p>
-      <w:pPr>
-        <w:spacing w:line="336" w:lineRule="auto" w:after="180"/>
-      </w:pPr>
-      <w:r>
-        <w:rPr>
-          <w:b w:val="0"/>
-        </w:rPr>
-        <w:t xml:space="preserve">Keep code, </w:t>
-      </w:r>
-      <w:r>
-        <w:rPr>
-          <w:b/>
-        </w:rPr>
-        <w:t>prediction</w:t>
-      </w:r>
-      <w:r>
-        <w:rPr>
-          <w:b w:val="0"/>
-        </w:rPr>
-        <w:t>s, actual results and a reasoned revision together. On paper, label your result as a trace rather than an execution.</w:t>
-      </w:r>
-    </w:p>
-    <w:p>
-      <w:pPr>
-        <w:pStyle w:val="Heading3"/>
-      </w:pPr>
-      <w:r>
         <w:t>Keep your completed work</w:t>
       </w:r>
     </w:p>
     <w:p>
       <w:pPr>
-        <w:spacing w:line="336" w:lineRule="auto" w:after="180"/>
-      </w:pPr>
-      <w:r>
-        <w:rPr>
-          <w:b w:val="0"/>
-        </w:rPr>
-        <w:t xml:space="preserve">Use Download completed work in the hosted lesson to export your answers, reflections, practice feedback and code-run </w:t>
-      </w:r>
-      <w:r>
-        <w:rPr>
-          <w:b/>
-        </w:rPr>
-        <w:t>evidence</w:t>
-      </w:r>
-      <w:r>
-        <w:rPr>
-          <w:b w:val="0"/>
-        </w:rPr>
-        <w:t>. Open the HTML copy to read or print it.</w:t>
-      </w:r>
-    </w:p>
-    <w:p>
-      <w:pPr>
-        <w:spacing w:line="336" w:lineRule="auto" w:after="180"/>
-      </w:pPr>
-      <w:r>
-        <w:rPr>
-          <w:b w:val="0"/>
-        </w:rPr>
-        <w:t>Drafts stay in this browser when storage is available; clear drafts on a shared device.</w:t>
-      </w:r>
-    </w:p>
-    <w:p>
-      <w:pPr>
-        <w:pStyle w:val="Heading3"/>
-      </w:pPr>
-      <w:r>
-        <w:t>What I repaired, the evidence I kept and the next test</w:t>
-      </w:r>
-    </w:p>
-    <w:p>
-      <w:r>
-        <w:t>________________________________________________________________</w:t>
-      </w:r>
-    </w:p>
-    <w:p>
-      <w:r>
-        <w:t>________________________________________________________________</w:t>
-      </w:r>
-    </w:p>
-    <w:p>
-      <w:r>
-        <w:t>________________________________________________________________</w:t>
-      </w:r>
-    </w:p>
-    <w:p>
-      <w:r>
-        <w:t>________________________________________________________________</w:t>
-      </w:r>
-    </w:p>
-    <w:p>
-      <w:r>
-        <w:t>________________________________________________________________</w:t>
-      </w:r>
-    </w:p>
-    <w:p>
-      <w:pPr>
         <w:pStyle w:val="Heading1"/>
       </w:pPr>
       <w:r>
-        <w:t>21. Visual concept journey</w:t>
-      </w:r>
-    </w:p>
-    <w:p>
-      <w:r>
-        <w:t>Explain each Rows Columns and Data Types picture from its labels, then record a relevant limit.</w:t>
-      </w:r>
-    </w:p>
-    <w:p>
-      <w:pPr>
-        <w:pStyle w:val="Heading3"/>
+        <w:t>21. Reference · Six-picture response sheets</w:t>
+      </w:r>
+    </w:p>
+    <w:p>
+      <w:r>
+        <w:t>Choose the image that helps rather than repeating all six.</w:t>
+      </w:r>
+    </w:p>
+    <w:p>
+      <w:pPr>
+        <w:pStyle w:val="Heading2"/>
       </w:pPr>
       <w:r>
         <w:t>01. Rows Columns and Data Types: the case</w:t>
@@ -2840,7 +2901,6 @@
     <w:p>
       <w:pPr>
         <w:spacing w:line="336" w:lineRule="auto" w:after="180"/>
-        <w:shd w:fill="F5F1FB"/>
       </w:pPr>
       <w:r>
         <w:rPr>
@@ -2879,7 +2939,7 @@
     </w:p>
     <w:p>
       <w:pPr>
-        <w:pStyle w:val="Heading3"/>
+        <w:pStyle w:val="Heading2"/>
       </w:pPr>
       <w:r>
         <w:t>02. Follow the deciding steps</w:t>
@@ -2953,7 +3013,6 @@
     <w:p>
       <w:pPr>
         <w:spacing w:line="336" w:lineRule="auto" w:after="180"/>
-        <w:shd w:fill="F5F1FB"/>
       </w:pPr>
       <w:r>
         <w:rPr>
@@ -3004,7 +3063,7 @@
     </w:p>
     <w:p>
       <w:pPr>
-        <w:pStyle w:val="Heading3"/>
+        <w:pStyle w:val="Heading2"/>
       </w:pPr>
       <w:r>
         <w:t>03. Follow the evidence</w:t>
@@ -3072,7 +3131,6 @@
     <w:p>
       <w:pPr>
         <w:spacing w:line="336" w:lineRule="auto" w:after="180"/>
-        <w:shd w:fill="F5F1FB"/>
       </w:pPr>
       <w:r>
         <w:rPr>
@@ -3111,7 +3169,7 @@
     </w:p>
     <w:p>
       <w:pPr>
-        <w:pStyle w:val="Heading3"/>
+        <w:pStyle w:val="Heading2"/>
       </w:pPr>
       <w:r>
         <w:t>04. Change one thing. Trace what follows.</w:t>
@@ -3214,7 +3272,6 @@
     <w:p>
       <w:pPr>
         <w:spacing w:line="336" w:lineRule="auto" w:after="180"/>
-        <w:shd w:fill="F5F1FB"/>
       </w:pPr>
       <w:r>
         <w:rPr>
@@ -3253,7 +3310,7 @@
     </w:p>
     <w:p>
       <w:pPr>
-        <w:pStyle w:val="Heading3"/>
+        <w:pStyle w:val="Heading2"/>
       </w:pPr>
       <w:r>
         <w:t>05. Connect the explanation to its limit</w:t>
@@ -3368,7 +3425,6 @@
     <w:p>
       <w:pPr>
         <w:spacing w:line="336" w:lineRule="auto" w:after="180"/>
-        <w:shd w:fill="F5F1FB"/>
       </w:pPr>
       <w:r>
         <w:rPr>
@@ -3407,7 +3463,7 @@
     </w:p>
     <w:p>
       <w:pPr>
-        <w:pStyle w:val="Heading3"/>
+        <w:pStyle w:val="Heading2"/>
       </w:pPr>
       <w:r>
         <w:t>06. Make the idea visible in your project</w:t>
@@ -3452,7 +3508,6 @@
     <w:p>
       <w:pPr>
         <w:spacing w:line="336" w:lineRule="auto" w:after="180"/>
-        <w:shd w:fill="F5F1FB"/>
       </w:pPr>
       <w:r>
         <w:rPr>
@@ -3488,7 +3543,6 @@
     <w:p>
       <w:pPr>
         <w:spacing w:line="336" w:lineRule="auto" w:after="180"/>
-        <w:shd w:fill="F5F1FB"/>
       </w:pPr>
       <w:r>
         <w:rPr>
@@ -3500,7 +3554,6 @@
     <w:p>
       <w:pPr>
         <w:spacing w:line="336" w:lineRule="auto" w:after="180"/>
-        <w:shd w:fill="F5F1FB"/>
       </w:pPr>
       <w:r>
         <w:rPr>
@@ -3547,6 +3600,62 @@
     <w:p>
       <w:r>
         <w:t>________________________________________________________________</w:t>
+      </w:r>
+    </w:p>
+    <w:p>
+      <w:pPr>
+        <w:pStyle w:val="Heading2"/>
+      </w:pPr>
+      <w:r>
+        <w:t>Earlier wording, alternatives and picture transcripts · reference / check after trying</w:t>
+      </w:r>
+    </w:p>
+    <w:p>
+      <w:pPr>
+        <w:pStyle w:val="Heading3"/>
+      </w:pPr>
+      <w:r>
+        <w:t>01. Rows Columns and Data Types: the case</w:t>
+      </w:r>
+    </w:p>
+    <w:p>
+      <w:pPr>
+        <w:pStyle w:val="Heading3"/>
+      </w:pPr>
+      <w:r>
+        <w:t>02. Follow the deciding steps</w:t>
+      </w:r>
+    </w:p>
+    <w:p>
+      <w:pPr>
+        <w:pStyle w:val="Heading3"/>
+      </w:pPr>
+      <w:r>
+        <w:t>03. Follow the evidence</w:t>
+      </w:r>
+    </w:p>
+    <w:p>
+      <w:pPr>
+        <w:pStyle w:val="Heading3"/>
+      </w:pPr>
+      <w:r>
+        <w:t>04. Change one thing. Trace what follows.</w:t>
+      </w:r>
+    </w:p>
+    <w:p>
+      <w:pPr>
+        <w:pStyle w:val="Heading3"/>
+      </w:pPr>
+      <w:r>
+        <w:t>05. Connect the explanation to its limit</w:t>
+      </w:r>
+    </w:p>
+    <w:p>
+      <w:pPr>
+        <w:pStyle w:val="Heading3"/>
+      </w:pPr>
+      <w:r>
+        <w:t>06. Make the idea visible in your project</w:t>
       </w:r>
     </w:p>
     <w:sectPr>
